--- a/pr-preview/pr-91/estimation-handout-tracked-changes.docx
+++ b/pr-preview/pr-91/estimation-handout-tracked-changes.docx
@@ -16,7 +16,7 @@
       </w:pPr>
       <w:del w:id="1" w:author="PR Preview" w:date="2026-01-01T00:00:00Z">
         <w:r>
-          <w:delText xml:space="preserve">Last modified: 2026-10-09 00:28:12 (UTC)</w:delText>
+          <w:delText xml:space="preserve">Last modified: 2026-10-08 18:31:00 (PDT)</w:delText>
         </w:r>
       </w:del>
     </w:p>
@@ -26,7 +26,7 @@
       </w:pPr>
       <w:ins w:id="2" w:author="PR Preview" w:date="2026-01-01T00:00:00Z">
         <w:r>
-          <w:t xml:space="preserve">Last modified: 2026-10-08 17:44:04 (PDT)</w:t>
+          <w:t xml:space="preserve">Last modified: 2026-10-08 19:32:20 (PDT)</w:t>
         </w:r>
       </w:ins>
     </w:p>

--- a/pr-preview/pr-91/estimation-handout-tracked-changes.docx
+++ b/pr-preview/pr-91/estimation-handout-tracked-changes.docx
@@ -26,7 +26,7 @@
       </w:pPr>
       <w:ins w:id="2" w:author="PR Preview" w:date="2026-01-01T00:00:00Z">
         <w:r>
-          <w:t xml:space="preserve">Last modified: 2026-10-08 19:32:20 (PDT)</w:t>
+          <w:t xml:space="preserve">Last modified: 2026-10-08 19:43:37 (PDT)</w:t>
         </w:r>
       </w:ins>
     </w:p>

--- a/pr-preview/pr-91/estimation-handout-tracked-changes.docx
+++ b/pr-preview/pr-91/estimation-handout-tracked-changes.docx
@@ -16,7 +16,7 @@
       </w:pPr>
       <w:del w:id="1" w:author="PR Preview" w:date="2026-01-01T00:00:00Z">
         <w:r>
-          <w:delText xml:space="preserve">Last modified: 2026-10-08 18:31:00 (PDT)</w:delText>
+          <w:delText xml:space="preserve">Last modified: 2026-10-09 02:03:36 (PDT)</w:delText>
         </w:r>
       </w:del>
     </w:p>
@@ -26,7 +26,7 @@
       </w:pPr>
       <w:ins w:id="2" w:author="PR Preview" w:date="2026-01-01T00:00:00Z">
         <w:r>
-          <w:t xml:space="preserve">Last modified: 2026-10-08 19:43:37 (PDT)</w:t>
+          <w:t xml:space="preserve">Last modified: 2026-10-09 02:07:19 (PDT)</w:t>
         </w:r>
       </w:ins>
     </w:p>
@@ -3031,7 +3031,7 @@
     </w:p>
     <w:bookmarkEnd w:id="33"/>
     <w:bookmarkEnd w:id="34"/>
-    <w:bookmarkStart w:id="109" w:name="sec-est-accuracy"/>
+    <w:bookmarkStart w:id="114" w:name="sec-est-accuracy"/>
     <w:p>
       <w:pPr>
         <w:pStyle w:val="Heading2"/>
@@ -3593,7 +3593,7 @@
       </w:r>
     </w:p>
     <w:bookmarkEnd w:id="38"/>
-    <w:bookmarkStart w:id="58" w:name="residuals"/>
+    <w:bookmarkStart w:id="61" w:name="residuals"/>
     <w:p>
       <w:pPr>
         <w:pStyle w:val="Heading3"/>
@@ -5473,7 +5473,1626 @@
         <w:t xml:space="preserve">.</w:t>
       </w:r>
     </w:p>
-    <w:bookmarkStart w:id="47" w:name="rem-prediction-error"/>
+    <w:bookmarkStart w:id="47" w:name="cor-residual-prediction-error"/>
+    <w:p>
+      <w:pPr>
+        <w:pStyle w:val="BodyText"/>
+      </w:pPr>
+      <w:r>
+        <w:rPr>
+          <w:b/>
+          <w:bCs/>
+        </w:rPr>
+        <w:t xml:space="preserve">Corollary 1 (The residual is the negative of the prediction error)</w:t>
+      </w:r>
+      <w:r>
+        <w:t xml:space="preserve"> </w:t>
+      </w:r>
+      <w:r>
+        <w:t xml:space="preserve">For an observation</w:t>
+      </w:r>
+      <w:r>
+        <w:t xml:space="preserve"> </w:t>
+      </w:r>
+      <m:oMath>
+        <m:r>
+          <m:t>i</m:t>
+        </m:r>
+      </m:oMath>
+      <w:r>
+        <w:t xml:space="preserve"> </w:t>
+      </w:r>
+      <w:r>
+        <w:t xml:space="preserve">that was used to fit the model,</w:t>
+      </w:r>
+      <w:r>
+        <w:t xml:space="preserve"> </w:t>
+      </w:r>
+      <w:r>
+        <w:t xml:space="preserve">its</w:t>
+      </w:r>
+      <w:r>
+        <w:t xml:space="preserve"> </w:t>
+      </w:r>
+      <w:hyperlink w:anchor="def-residual">
+        <w:r>
+          <w:rPr>
+            <w:rStyle w:val="Hyperlink"/>
+          </w:rPr>
+          <w:t xml:space="preserve">residual</w:t>
+        </w:r>
+      </w:hyperlink>
+      <w:r>
+        <w:t xml:space="preserve"> </w:t>
+      </w:r>
+      <w:r>
+        <w:t xml:space="preserve">is the negative of</w:t>
+      </w:r>
+      <w:r>
+        <w:t xml:space="preserve"> </w:t>
+      </w:r>
+      <w:r>
+        <w:t xml:space="preserve">the</w:t>
+      </w:r>
+      <w:r>
+        <w:t xml:space="preserve"> </w:t>
+      </w:r>
+      <w:hyperlink w:anchor="def-prediction-error">
+        <w:r>
+          <w:rPr>
+            <w:rStyle w:val="Hyperlink"/>
+          </w:rPr>
+          <w:t xml:space="preserve">prediction error</w:t>
+        </w:r>
+      </w:hyperlink>
+      <w:r>
+        <w:t xml:space="preserve"> </w:t>
+      </w:r>
+      <w:r>
+        <w:t xml:space="preserve">of its</w:t>
+      </w:r>
+      <w:r>
+        <w:t xml:space="preserve"> </w:t>
+      </w:r>
+      <w:hyperlink w:anchor="def-fitted-value">
+        <w:r>
+          <w:rPr>
+            <w:rStyle w:val="Hyperlink"/>
+          </w:rPr>
+          <w:t xml:space="preserve">fitted value</w:t>
+        </w:r>
+      </w:hyperlink>
+      <w:r>
+        <w:t xml:space="preserve">:</w:t>
+      </w:r>
+    </w:p>
+    <w:p>
+      <w:pPr>
+        <w:pStyle w:val="BodyText"/>
+      </w:pPr>
+      <m:oMathPara>
+        <m:oMathParaPr>
+          <m:jc m:val="center"/>
+        </m:oMathParaPr>
+        <m:oMath>
+          <m:sSub>
+            <m:e>
+              <m:r>
+                <m:t>r</m:t>
+              </m:r>
+            </m:e>
+            <m:sub>
+              <m:r>
+                <m:t>i</m:t>
+              </m:r>
+            </m:sub>
+          </m:sSub>
+          <m:r>
+            <m:rPr>
+              <m:sty m:val="p"/>
+            </m:rPr>
+            <m:t>=</m:t>
+          </m:r>
+          <m:r>
+            <m:rPr>
+              <m:sty m:val="p"/>
+            </m:rPr>
+            <m:t>−</m:t>
+          </m:r>
+          <m:sSub>
+            <m:e>
+              <m:r>
+                <m:t>e</m:t>
+              </m:r>
+            </m:e>
+            <m:sub>
+              <m:r>
+                <m:t>i</m:t>
+              </m:r>
+            </m:sub>
+          </m:sSub>
+          <m:r>
+            <m:rPr>
+              <m:sty m:val="p"/>
+            </m:rPr>
+            <m:t>.</m:t>
+          </m:r>
+        </m:oMath>
+      </m:oMathPara>
+    </w:p>
+    <w:bookmarkEnd w:id="47"/>
+    <w:p>
+      <w:pPr>
+        <w:pStyle w:val="FirstParagraph"/>
+      </w:pPr>
+      <w:r>
+        <w:rPr>
+          <w:i/>
+          <w:iCs/>
+        </w:rPr>
+        <w:t xml:space="preserve">Proof</w:t>
+      </w:r>
+      <w:r>
+        <w:t xml:space="preserve">. </w:t>
+      </w:r>
+      <w:r>
+        <w:t xml:space="preserve">Multiply both sides of</w:t>
+      </w:r>
+      <w:r>
+        <w:t xml:space="preserve"> </w:t>
+      </w:r>
+      <w:hyperlink w:anchor="thm-prediction-error-residual">
+        <w:r>
+          <w:rPr>
+            <w:rStyle w:val="Hyperlink"/>
+          </w:rPr>
+          <w:t xml:space="preserve">Theorem 1</w:t>
+        </w:r>
+      </w:hyperlink>
+      <w:r>
+        <w:t xml:space="preserve"> </w:t>
+      </w:r>
+      <w:r>
+        <w:t xml:space="preserve">by</w:t>
+      </w:r>
+      <w:r>
+        <w:t xml:space="preserve"> </w:t>
+      </w:r>
+      <m:oMath>
+        <m:r>
+          <m:rPr>
+            <m:sty m:val="p"/>
+          </m:rPr>
+          <m:t>−</m:t>
+        </m:r>
+        <m:r>
+          <m:t>1</m:t>
+        </m:r>
+      </m:oMath>
+      <w:r>
+        <w:t xml:space="preserve">.</w:t>
+      </w:r>
+    </w:p>
+    <w:bookmarkStart w:id="49" w:name="exm-residual-prediction-error"/>
+    <w:p>
+      <w:pPr>
+        <w:pStyle w:val="BodyText"/>
+      </w:pPr>
+      <w:r>
+        <w:rPr>
+          <w:b/>
+          <w:bCs/>
+        </w:rPr>
+        <w:t xml:space="preserve">Example 7 (Residuals and prediction errors for birth weights)</w:t>
+      </w:r>
+      <w:r>
+        <w:t xml:space="preserve"> </w:t>
+      </w:r>
+      <w:r>
+        <w:t xml:space="preserve">The</w:t>
+      </w:r>
+      <w:r>
+        <w:t xml:space="preserve"> </w:t>
+      </w:r>
+      <w:r>
+        <w:rPr>
+          <w:rStyle w:val="VerbatimChar"/>
+        </w:rPr>
+        <w:t xml:space="preserve">birthwt</w:t>
+      </w:r>
+      <w:r>
+        <w:t xml:space="preserve"> </w:t>
+      </w:r>
+      <w:r>
+        <w:t xml:space="preserve">data record the birth weight (grams) of 189 babies</w:t>
+      </w:r>
+      <w:r>
+        <w:t xml:space="preserve"> </w:t>
+      </w:r>
+      <w:r>
+        <w:t xml:space="preserve">and their mothers’ weight at the last menstrual period (pounds),</w:t>
+      </w:r>
+      <w:r>
+        <w:t xml:space="preserve"> </w:t>
+      </w:r>
+      <w:r>
+        <w:t xml:space="preserve">from a study at Baystate Medical Center in Springfield, Massachusetts</w:t>
+      </w:r>
+      <w:r>
+        <w:t xml:space="preserve"> </w:t>
+      </w:r>
+      <w:r>
+        <w:t xml:space="preserve">(Hosmer and Lemeshow 1989)</w:t>
+      </w:r>
+      <w:r>
+        <w:t xml:space="preserve">.</w:t>
+      </w:r>
+      <w:r>
+        <w:t xml:space="preserve"> </w:t>
+      </w:r>
+      <w:r>
+        <w:t xml:space="preserve">They ship with the R package</w:t>
+      </w:r>
+      <w:r>
+        <w:t xml:space="preserve"> </w:t>
+      </w:r>
+      <w:hyperlink r:id="rId48">
+        <w:r>
+          <w:rPr>
+            <w:rStyle w:val="VerbatimChar"/>
+          </w:rPr>
+          <w:t xml:space="preserve">MASS</w:t>
+        </w:r>
+      </w:hyperlink>
+      <w:r>
+        <w:t xml:space="preserve"> </w:t>
+      </w:r>
+      <w:r>
+        <w:t xml:space="preserve">(</w:t>
+      </w:r>
+      <w:r>
+        <w:rPr>
+          <w:rStyle w:val="VerbatimChar"/>
+        </w:rPr>
+        <w:t xml:space="preserve">MASS::birthwt</w:t>
+      </w:r>
+      <w:r>
+        <w:t xml:space="preserve">),</w:t>
+      </w:r>
+      <w:r>
+        <w:t xml:space="preserve"> </w:t>
+      </w:r>
+      <w:r>
+        <w:t xml:space="preserve">and this repository holds a copy at</w:t>
+      </w:r>
+      <w:r>
+        <w:t xml:space="preserve"> </w:t>
+      </w:r>
+      <w:r>
+        <w:rPr>
+          <w:rStyle w:val="VerbatimChar"/>
+        </w:rPr>
+        <w:t xml:space="preserve">data/birthwt.csv</w:t>
+      </w:r>
+      <w:r>
+        <w:t xml:space="preserve">.</w:t>
+      </w:r>
+    </w:p>
+    <w:p>
+      <w:pPr>
+        <w:pStyle w:val="BodyText"/>
+      </w:pPr>
+      <w:r>
+        <w:t xml:space="preserve">The code below fits a line predicting birth weight from mother’s weight,</w:t>
+      </w:r>
+      <w:r>
+        <w:t xml:space="preserve"> </w:t>
+      </w:r>
+      <w:r>
+        <w:t xml:space="preserve">then compares each residual with the negative of its prediction error.</w:t>
+      </w:r>
+    </w:p>
+    <w:p>
+      <w:pPr>
+        <w:pStyle w:val="Heading4"/>
+      </w:pPr>
+      <w:r>
+        <w:t xml:space="preserve">R</w:t>
+      </w:r>
+    </w:p>
+    <w:p>
+      <w:pPr>
+        <w:pStyle w:val="SourceCode"/>
+      </w:pPr>
+      <w:r>
+        <w:rPr>
+          <w:rStyle w:val="NormalTok"/>
+        </w:rPr>
+        <w:t xml:space="preserve">birthwt </w:t>
+      </w:r>
+      <w:r>
+        <w:rPr>
+          <w:rStyle w:val="OtherTok"/>
+        </w:rPr>
+        <w:t xml:space="preserve">&lt;-</w:t>
+      </w:r>
+      <w:r>
+        <w:rPr>
+          <w:rStyle w:val="NormalTok"/>
+        </w:rPr>
+        <w:t xml:space="preserve"> </w:t>
+      </w:r>
+      <w:r>
+        <w:rPr>
+          <w:rStyle w:val="FunctionTok"/>
+        </w:rPr>
+        <w:t xml:space="preserve">read.csv</w:t>
+      </w:r>
+      <w:r>
+        <w:rPr>
+          <w:rStyle w:val="NormalTok"/>
+        </w:rPr>
+        <w:t xml:space="preserve">(</w:t>
+      </w:r>
+      <w:r>
+        <w:rPr>
+          <w:rStyle w:val="StringTok"/>
+        </w:rPr>
+        <w:t xml:space="preserve">"data/birthwt.csv"</w:t>
+      </w:r>
+      <w:r>
+        <w:rPr>
+          <w:rStyle w:val="NormalTok"/>
+        </w:rPr>
+        <w:t xml:space="preserve">)</w:t>
+      </w:r>
+      <w:r>
+        <w:br/>
+      </w:r>
+      <w:r>
+        <w:rPr>
+          <w:rStyle w:val="NormalTok"/>
+        </w:rPr>
+        <w:t xml:space="preserve">fit </w:t>
+      </w:r>
+      <w:r>
+        <w:rPr>
+          <w:rStyle w:val="OtherTok"/>
+        </w:rPr>
+        <w:t xml:space="preserve">&lt;-</w:t>
+      </w:r>
+      <w:r>
+        <w:rPr>
+          <w:rStyle w:val="NormalTok"/>
+        </w:rPr>
+        <w:t xml:space="preserve"> </w:t>
+      </w:r>
+      <w:r>
+        <w:rPr>
+          <w:rStyle w:val="FunctionTok"/>
+        </w:rPr>
+        <w:t xml:space="preserve">lm</w:t>
+      </w:r>
+      <w:r>
+        <w:rPr>
+          <w:rStyle w:val="NormalTok"/>
+        </w:rPr>
+        <w:t xml:space="preserve">(bwt </w:t>
+      </w:r>
+      <w:r>
+        <w:rPr>
+          <w:rStyle w:val="SpecialCharTok"/>
+        </w:rPr>
+        <w:t xml:space="preserve">~</w:t>
+      </w:r>
+      <w:r>
+        <w:rPr>
+          <w:rStyle w:val="NormalTok"/>
+        </w:rPr>
+        <w:t xml:space="preserve"> lwt, </w:t>
+      </w:r>
+      <w:r>
+        <w:rPr>
+          <w:rStyle w:val="AttributeTok"/>
+        </w:rPr>
+        <w:t xml:space="preserve">data =</w:t>
+      </w:r>
+      <w:r>
+        <w:rPr>
+          <w:rStyle w:val="NormalTok"/>
+        </w:rPr>
+        <w:t xml:space="preserve"> birthwt)</w:t>
+      </w:r>
+      <w:r>
+        <w:br/>
+      </w:r>
+      <w:r>
+        <w:rPr>
+          <w:rStyle w:val="NormalTok"/>
+        </w:rPr>
+        <w:t xml:space="preserve">fitted_bwt </w:t>
+      </w:r>
+      <w:r>
+        <w:rPr>
+          <w:rStyle w:val="OtherTok"/>
+        </w:rPr>
+        <w:t xml:space="preserve">&lt;-</w:t>
+      </w:r>
+      <w:r>
+        <w:rPr>
+          <w:rStyle w:val="NormalTok"/>
+        </w:rPr>
+        <w:t xml:space="preserve"> </w:t>
+      </w:r>
+      <w:r>
+        <w:rPr>
+          <w:rStyle w:val="FunctionTok"/>
+        </w:rPr>
+        <w:t xml:space="preserve">fitted</w:t>
+      </w:r>
+      <w:r>
+        <w:rPr>
+          <w:rStyle w:val="NormalTok"/>
+        </w:rPr>
+        <w:t xml:space="preserve">(fit)</w:t>
+      </w:r>
+      <w:r>
+        <w:br/>
+      </w:r>
+      <w:r>
+        <w:rPr>
+          <w:rStyle w:val="NormalTok"/>
+        </w:rPr>
+        <w:t xml:space="preserve">residual </w:t>
+      </w:r>
+      <w:r>
+        <w:rPr>
+          <w:rStyle w:val="OtherTok"/>
+        </w:rPr>
+        <w:t xml:space="preserve">&lt;-</w:t>
+      </w:r>
+      <w:r>
+        <w:rPr>
+          <w:rStyle w:val="NormalTok"/>
+        </w:rPr>
+        <w:t xml:space="preserve"> birthwt</w:t>
+      </w:r>
+      <w:r>
+        <w:rPr>
+          <w:rStyle w:val="SpecialCharTok"/>
+        </w:rPr>
+        <w:t xml:space="preserve">$</w:t>
+      </w:r>
+      <w:r>
+        <w:rPr>
+          <w:rStyle w:val="NormalTok"/>
+        </w:rPr>
+        <w:t xml:space="preserve">bwt </w:t>
+      </w:r>
+      <w:r>
+        <w:rPr>
+          <w:rStyle w:val="SpecialCharTok"/>
+        </w:rPr>
+        <w:t xml:space="preserve">-</w:t>
+      </w:r>
+      <w:r>
+        <w:rPr>
+          <w:rStyle w:val="NormalTok"/>
+        </w:rPr>
+        <w:t xml:space="preserve"> fitted_bwt</w:t>
+      </w:r>
+      <w:r>
+        <w:br/>
+      </w:r>
+      <w:r>
+        <w:rPr>
+          <w:rStyle w:val="NormalTok"/>
+        </w:rPr>
+        <w:t xml:space="preserve">prediction_error </w:t>
+      </w:r>
+      <w:r>
+        <w:rPr>
+          <w:rStyle w:val="OtherTok"/>
+        </w:rPr>
+        <w:t xml:space="preserve">&lt;-</w:t>
+      </w:r>
+      <w:r>
+        <w:rPr>
+          <w:rStyle w:val="NormalTok"/>
+        </w:rPr>
+        <w:t xml:space="preserve"> fitted_bwt </w:t>
+      </w:r>
+      <w:r>
+        <w:rPr>
+          <w:rStyle w:val="SpecialCharTok"/>
+        </w:rPr>
+        <w:t xml:space="preserve">-</w:t>
+      </w:r>
+      <w:r>
+        <w:rPr>
+          <w:rStyle w:val="NormalTok"/>
+        </w:rPr>
+        <w:t xml:space="preserve"> birthwt</w:t>
+      </w:r>
+      <w:r>
+        <w:rPr>
+          <w:rStyle w:val="SpecialCharTok"/>
+        </w:rPr>
+        <w:t xml:space="preserve">$</w:t>
+      </w:r>
+      <w:r>
+        <w:rPr>
+          <w:rStyle w:val="NormalTok"/>
+        </w:rPr>
+        <w:t xml:space="preserve">bwt</w:t>
+      </w:r>
+      <w:r>
+        <w:br/>
+      </w:r>
+      <w:r>
+        <w:rPr>
+          <w:rStyle w:val="FunctionTok"/>
+        </w:rPr>
+        <w:t xml:space="preserve">head</w:t>
+      </w:r>
+      <w:r>
+        <w:rPr>
+          <w:rStyle w:val="NormalTok"/>
+        </w:rPr>
+        <w:t xml:space="preserve">(</w:t>
+      </w:r>
+      <w:r>
+        <w:rPr>
+          <w:rStyle w:val="FunctionTok"/>
+        </w:rPr>
+        <w:t xml:space="preserve">data.frame</w:t>
+      </w:r>
+      <w:r>
+        <w:rPr>
+          <w:rStyle w:val="NormalTok"/>
+        </w:rPr>
+        <w:t xml:space="preserve">(</w:t>
+      </w:r>
+      <w:r>
+        <w:br/>
+      </w:r>
+      <w:r>
+        <w:rPr>
+          <w:rStyle w:val="NormalTok"/>
+        </w:rPr>
+        <w:t xml:space="preserve">  </w:t>
+      </w:r>
+      <w:r>
+        <w:rPr>
+          <w:rStyle w:val="AttributeTok"/>
+        </w:rPr>
+        <w:t xml:space="preserve">bwt =</w:t>
+      </w:r>
+      <w:r>
+        <w:rPr>
+          <w:rStyle w:val="NormalTok"/>
+        </w:rPr>
+        <w:t xml:space="preserve"> birthwt</w:t>
+      </w:r>
+      <w:r>
+        <w:rPr>
+          <w:rStyle w:val="SpecialCharTok"/>
+        </w:rPr>
+        <w:t xml:space="preserve">$</w:t>
+      </w:r>
+      <w:r>
+        <w:rPr>
+          <w:rStyle w:val="NormalTok"/>
+        </w:rPr>
+        <w:t xml:space="preserve">bwt,</w:t>
+      </w:r>
+      <w:r>
+        <w:br/>
+      </w:r>
+      <w:r>
+        <w:rPr>
+          <w:rStyle w:val="NormalTok"/>
+        </w:rPr>
+        <w:t xml:space="preserve">  </w:t>
+      </w:r>
+      <w:r>
+        <w:rPr>
+          <w:rStyle w:val="AttributeTok"/>
+        </w:rPr>
+        <w:t xml:space="preserve">fitted =</w:t>
+      </w:r>
+      <w:r>
+        <w:rPr>
+          <w:rStyle w:val="NormalTok"/>
+        </w:rPr>
+        <w:t xml:space="preserve"> </w:t>
+      </w:r>
+      <w:r>
+        <w:rPr>
+          <w:rStyle w:val="FunctionTok"/>
+        </w:rPr>
+        <w:t xml:space="preserve">round</w:t>
+      </w:r>
+      <w:r>
+        <w:rPr>
+          <w:rStyle w:val="NormalTok"/>
+        </w:rPr>
+        <w:t xml:space="preserve">(fitted_bwt, </w:t>
+      </w:r>
+      <w:r>
+        <w:rPr>
+          <w:rStyle w:val="DecValTok"/>
+        </w:rPr>
+        <w:t xml:space="preserve">1</w:t>
+      </w:r>
+      <w:r>
+        <w:rPr>
+          <w:rStyle w:val="NormalTok"/>
+        </w:rPr>
+        <w:t xml:space="preserve">),</w:t>
+      </w:r>
+      <w:r>
+        <w:br/>
+      </w:r>
+      <w:r>
+        <w:rPr>
+          <w:rStyle w:val="NormalTok"/>
+        </w:rPr>
+        <w:t xml:space="preserve">  </w:t>
+      </w:r>
+      <w:r>
+        <w:rPr>
+          <w:rStyle w:val="AttributeTok"/>
+        </w:rPr>
+        <w:t xml:space="preserve">residual =</w:t>
+      </w:r>
+      <w:r>
+        <w:rPr>
+          <w:rStyle w:val="NormalTok"/>
+        </w:rPr>
+        <w:t xml:space="preserve"> </w:t>
+      </w:r>
+      <w:r>
+        <w:rPr>
+          <w:rStyle w:val="FunctionTok"/>
+        </w:rPr>
+        <w:t xml:space="preserve">round</w:t>
+      </w:r>
+      <w:r>
+        <w:rPr>
+          <w:rStyle w:val="NormalTok"/>
+        </w:rPr>
+        <w:t xml:space="preserve">(residual, </w:t>
+      </w:r>
+      <w:r>
+        <w:rPr>
+          <w:rStyle w:val="DecValTok"/>
+        </w:rPr>
+        <w:t xml:space="preserve">1</w:t>
+      </w:r>
+      <w:r>
+        <w:rPr>
+          <w:rStyle w:val="NormalTok"/>
+        </w:rPr>
+        <w:t xml:space="preserve">),</w:t>
+      </w:r>
+      <w:r>
+        <w:br/>
+      </w:r>
+      <w:r>
+        <w:rPr>
+          <w:rStyle w:val="NormalTok"/>
+        </w:rPr>
+        <w:t xml:space="preserve">  </w:t>
+      </w:r>
+      <w:r>
+        <w:rPr>
+          <w:rStyle w:val="AttributeTok"/>
+        </w:rPr>
+        <w:t xml:space="preserve">minus_prediction_error =</w:t>
+      </w:r>
+      <w:r>
+        <w:rPr>
+          <w:rStyle w:val="NormalTok"/>
+        </w:rPr>
+        <w:t xml:space="preserve"> </w:t>
+      </w:r>
+      <w:r>
+        <w:rPr>
+          <w:rStyle w:val="FunctionTok"/>
+        </w:rPr>
+        <w:t xml:space="preserve">round</w:t>
+      </w:r>
+      <w:r>
+        <w:rPr>
+          <w:rStyle w:val="NormalTok"/>
+        </w:rPr>
+        <w:t xml:space="preserve">(</w:t>
+      </w:r>
+      <w:r>
+        <w:rPr>
+          <w:rStyle w:val="SpecialCharTok"/>
+        </w:rPr>
+        <w:t xml:space="preserve">-</w:t>
+      </w:r>
+      <w:r>
+        <w:rPr>
+          <w:rStyle w:val="NormalTok"/>
+        </w:rPr>
+        <w:t xml:space="preserve">prediction_error, </w:t>
+      </w:r>
+      <w:r>
+        <w:rPr>
+          <w:rStyle w:val="DecValTok"/>
+        </w:rPr>
+        <w:t xml:space="preserve">1</w:t>
+      </w:r>
+      <w:r>
+        <w:rPr>
+          <w:rStyle w:val="NormalTok"/>
+        </w:rPr>
+        <w:t xml:space="preserve">)</w:t>
+      </w:r>
+      <w:r>
+        <w:br/>
+      </w:r>
+      <w:r>
+        <w:rPr>
+          <w:rStyle w:val="NormalTok"/>
+        </w:rPr>
+        <w:t xml:space="preserve">))</w:t>
+      </w:r>
+      <w:r>
+        <w:br/>
+      </w:r>
+      <w:r>
+        <w:rPr>
+          <w:rStyle w:val="CommentTok"/>
+        </w:rPr>
+        <w:t xml:space="preserve">#&gt; # A tibble: 6 × 4</w:t>
+      </w:r>
+      <w:r>
+        <w:br/>
+      </w:r>
+      <w:r>
+        <w:rPr>
+          <w:rStyle w:val="CommentTok"/>
+        </w:rPr>
+        <w:t xml:space="preserve">#&gt;     bwt fitted residual minus_prediction_error</w:t>
+      </w:r>
+      <w:r>
+        <w:br/>
+      </w:r>
+      <w:r>
+        <w:rPr>
+          <w:rStyle w:val="CommentTok"/>
+        </w:rPr>
+        <w:t xml:space="preserve">#&gt;   &lt;int&gt;  &lt;dbl&gt;    &lt;dbl&gt;                  &lt;dbl&gt;</w:t>
+      </w:r>
+      <w:r>
+        <w:br/>
+      </w:r>
+      <w:r>
+        <w:rPr>
+          <w:rStyle w:val="CommentTok"/>
+        </w:rPr>
+        <w:t xml:space="preserve">#&gt; 1  2523  3176.    -653.                  -653.</w:t>
+      </w:r>
+      <w:r>
+        <w:br/>
+      </w:r>
+      <w:r>
+        <w:rPr>
+          <w:rStyle w:val="CommentTok"/>
+        </w:rPr>
+        <w:t xml:space="preserve">#&gt; 2  2551  3056.    -505.                  -505.</w:t>
+      </w:r>
+      <w:r>
+        <w:br/>
+      </w:r>
+      <w:r>
+        <w:rPr>
+          <w:rStyle w:val="CommentTok"/>
+        </w:rPr>
+        <w:t xml:space="preserve">#&gt; 3  2557  2835.    -278.                  -278.</w:t>
+      </w:r>
+      <w:r>
+        <w:br/>
+      </w:r>
+      <w:r>
+        <w:rPr>
+          <w:rStyle w:val="CommentTok"/>
+        </w:rPr>
+        <w:t xml:space="preserve">#&gt; 4  2594  2848     -254                   -254 </w:t>
+      </w:r>
+      <w:r>
+        <w:br/>
+      </w:r>
+      <w:r>
+        <w:rPr>
+          <w:rStyle w:val="CommentTok"/>
+        </w:rPr>
+        <w:t xml:space="preserve">#&gt; 5  2600  2844.    -244.                  -244.</w:t>
+      </w:r>
+      <w:r>
+        <w:br/>
+      </w:r>
+      <w:r>
+        <w:rPr>
+          <w:rStyle w:val="CommentTok"/>
+        </w:rPr>
+        <w:t xml:space="preserve">#&gt; 6  2622  2919.    -297.                  -297.</w:t>
+      </w:r>
+      <w:r>
+        <w:br/>
+      </w:r>
+      <w:r>
+        <w:rPr>
+          <w:rStyle w:val="FunctionTok"/>
+        </w:rPr>
+        <w:t xml:space="preserve">max</w:t>
+      </w:r>
+      <w:r>
+        <w:rPr>
+          <w:rStyle w:val="NormalTok"/>
+        </w:rPr>
+        <w:t xml:space="preserve">(</w:t>
+      </w:r>
+      <w:r>
+        <w:rPr>
+          <w:rStyle w:val="FunctionTok"/>
+        </w:rPr>
+        <w:t xml:space="preserve">abs</w:t>
+      </w:r>
+      <w:r>
+        <w:rPr>
+          <w:rStyle w:val="NormalTok"/>
+        </w:rPr>
+        <w:t xml:space="preserve">(residual </w:t>
+      </w:r>
+      <w:r>
+        <w:rPr>
+          <w:rStyle w:val="SpecialCharTok"/>
+        </w:rPr>
+        <w:t xml:space="preserve">-</w:t>
+      </w:r>
+      <w:r>
+        <w:rPr>
+          <w:rStyle w:val="NormalTok"/>
+        </w:rPr>
+        <w:t xml:space="preserve"> (</w:t>
+      </w:r>
+      <w:r>
+        <w:rPr>
+          <w:rStyle w:val="SpecialCharTok"/>
+        </w:rPr>
+        <w:t xml:space="preserve">-</w:t>
+      </w:r>
+      <w:r>
+        <w:rPr>
+          <w:rStyle w:val="NormalTok"/>
+        </w:rPr>
+        <w:t xml:space="preserve">prediction_error)))</w:t>
+      </w:r>
+      <w:r>
+        <w:br/>
+      </w:r>
+      <w:r>
+        <w:rPr>
+          <w:rStyle w:val="CommentTok"/>
+        </w:rPr>
+        <w:t xml:space="preserve">#&gt; [1] 0</w:t>
+      </w:r>
+    </w:p>
+    <w:p>
+      <w:pPr>
+        <w:pStyle w:val="Heading4"/>
+      </w:pPr>
+      <w:r>
+        <w:t xml:space="preserve">Python</w:t>
+      </w:r>
+    </w:p>
+    <w:p>
+      <w:pPr>
+        <w:pStyle w:val="SourceCode"/>
+      </w:pPr>
+      <w:r>
+        <w:rPr>
+          <w:rStyle w:val="ImportTok"/>
+        </w:rPr>
+        <w:t xml:space="preserve">import</w:t>
+      </w:r>
+      <w:r>
+        <w:rPr>
+          <w:rStyle w:val="NormalTok"/>
+        </w:rPr>
+        <w:t xml:space="preserve"> numpy </w:t>
+      </w:r>
+      <w:r>
+        <w:rPr>
+          <w:rStyle w:val="ImportTok"/>
+        </w:rPr>
+        <w:t xml:space="preserve">as</w:t>
+      </w:r>
+      <w:r>
+        <w:rPr>
+          <w:rStyle w:val="NormalTok"/>
+        </w:rPr>
+        <w:t xml:space="preserve"> np</w:t>
+      </w:r>
+      <w:r>
+        <w:br/>
+      </w:r>
+      <w:r>
+        <w:rPr>
+          <w:rStyle w:val="ImportTok"/>
+        </w:rPr>
+        <w:t xml:space="preserve">import</w:t>
+      </w:r>
+      <w:r>
+        <w:rPr>
+          <w:rStyle w:val="NormalTok"/>
+        </w:rPr>
+        <w:t xml:space="preserve"> pandas </w:t>
+      </w:r>
+      <w:r>
+        <w:rPr>
+          <w:rStyle w:val="ImportTok"/>
+        </w:rPr>
+        <w:t xml:space="preserve">as</w:t>
+      </w:r>
+      <w:r>
+        <w:rPr>
+          <w:rStyle w:val="NormalTok"/>
+        </w:rPr>
+        <w:t xml:space="preserve"> pd</w:t>
+      </w:r>
+      <w:r>
+        <w:br/>
+      </w:r>
+      <w:r>
+        <w:br/>
+      </w:r>
+      <w:r>
+        <w:rPr>
+          <w:rStyle w:val="NormalTok"/>
+        </w:rPr>
+        <w:t xml:space="preserve">birthwt </w:t>
+      </w:r>
+      <w:r>
+        <w:rPr>
+          <w:rStyle w:val="OperatorTok"/>
+        </w:rPr>
+        <w:t xml:space="preserve">=</w:t>
+      </w:r>
+      <w:r>
+        <w:rPr>
+          <w:rStyle w:val="NormalTok"/>
+        </w:rPr>
+        <w:t xml:space="preserve"> pd.read_csv(</w:t>
+      </w:r>
+      <w:r>
+        <w:rPr>
+          <w:rStyle w:val="StringTok"/>
+        </w:rPr>
+        <w:t xml:space="preserve">"data/birthwt.csv"</w:t>
+      </w:r>
+      <w:r>
+        <w:rPr>
+          <w:rStyle w:val="NormalTok"/>
+        </w:rPr>
+        <w:t xml:space="preserve">)</w:t>
+      </w:r>
+      <w:r>
+        <w:br/>
+      </w:r>
+      <w:r>
+        <w:rPr>
+          <w:rStyle w:val="NormalTok"/>
+        </w:rPr>
+        <w:t xml:space="preserve">X </w:t>
+      </w:r>
+      <w:r>
+        <w:rPr>
+          <w:rStyle w:val="OperatorTok"/>
+        </w:rPr>
+        <w:t xml:space="preserve">=</w:t>
+      </w:r>
+      <w:r>
+        <w:rPr>
+          <w:rStyle w:val="NormalTok"/>
+        </w:rPr>
+        <w:t xml:space="preserve"> np.column_stack([np.ones(</w:t>
+      </w:r>
+      <w:r>
+        <w:rPr>
+          <w:rStyle w:val="BuiltInTok"/>
+        </w:rPr>
+        <w:t xml:space="preserve">len</w:t>
+      </w:r>
+      <w:r>
+        <w:rPr>
+          <w:rStyle w:val="NormalTok"/>
+        </w:rPr>
+        <w:t xml:space="preserve">(birthwt)), birthwt[</w:t>
+      </w:r>
+      <w:r>
+        <w:rPr>
+          <w:rStyle w:val="StringTok"/>
+        </w:rPr>
+        <w:t xml:space="preserve">"lwt"</w:t>
+      </w:r>
+      <w:r>
+        <w:rPr>
+          <w:rStyle w:val="NormalTok"/>
+        </w:rPr>
+        <w:t xml:space="preserve">]])</w:t>
+      </w:r>
+      <w:r>
+        <w:br/>
+      </w:r>
+      <w:r>
+        <w:rPr>
+          <w:rStyle w:val="NormalTok"/>
+        </w:rPr>
+        <w:t xml:space="preserve">y </w:t>
+      </w:r>
+      <w:r>
+        <w:rPr>
+          <w:rStyle w:val="OperatorTok"/>
+        </w:rPr>
+        <w:t xml:space="preserve">=</w:t>
+      </w:r>
+      <w:r>
+        <w:rPr>
+          <w:rStyle w:val="NormalTok"/>
+        </w:rPr>
+        <w:t xml:space="preserve"> birthwt[</w:t>
+      </w:r>
+      <w:r>
+        <w:rPr>
+          <w:rStyle w:val="StringTok"/>
+        </w:rPr>
+        <w:t xml:space="preserve">"bwt"</w:t>
+      </w:r>
+      <w:r>
+        <w:rPr>
+          <w:rStyle w:val="NormalTok"/>
+        </w:rPr>
+        <w:t xml:space="preserve">].to_numpy(dtype</w:t>
+      </w:r>
+      <w:r>
+        <w:rPr>
+          <w:rStyle w:val="OperatorTok"/>
+        </w:rPr>
+        <w:t xml:space="preserve">=</w:t>
+      </w:r>
+      <w:r>
+        <w:rPr>
+          <w:rStyle w:val="BuiltInTok"/>
+        </w:rPr>
+        <w:t xml:space="preserve">float</w:t>
+      </w:r>
+      <w:r>
+        <w:rPr>
+          <w:rStyle w:val="NormalTok"/>
+        </w:rPr>
+        <w:t xml:space="preserve">)</w:t>
+      </w:r>
+      <w:r>
+        <w:br/>
+      </w:r>
+      <w:r>
+        <w:rPr>
+          <w:rStyle w:val="NormalTok"/>
+        </w:rPr>
+        <w:t xml:space="preserve">coef </w:t>
+      </w:r>
+      <w:r>
+        <w:rPr>
+          <w:rStyle w:val="OperatorTok"/>
+        </w:rPr>
+        <w:t xml:space="preserve">=</w:t>
+      </w:r>
+      <w:r>
+        <w:rPr>
+          <w:rStyle w:val="NormalTok"/>
+        </w:rPr>
+        <w:t xml:space="preserve"> np.linalg.lstsq(X, y, rcond</w:t>
+      </w:r>
+      <w:r>
+        <w:rPr>
+          <w:rStyle w:val="OperatorTok"/>
+        </w:rPr>
+        <w:t xml:space="preserve">=</w:t>
+      </w:r>
+      <w:r>
+        <w:rPr>
+          <w:rStyle w:val="VariableTok"/>
+        </w:rPr>
+        <w:t xml:space="preserve">None</w:t>
+      </w:r>
+      <w:r>
+        <w:rPr>
+          <w:rStyle w:val="NormalTok"/>
+        </w:rPr>
+        <w:t xml:space="preserve">)[</w:t>
+      </w:r>
+      <w:r>
+        <w:rPr>
+          <w:rStyle w:val="DecValTok"/>
+        </w:rPr>
+        <w:t xml:space="preserve">0</w:t>
+      </w:r>
+      <w:r>
+        <w:rPr>
+          <w:rStyle w:val="NormalTok"/>
+        </w:rPr>
+        <w:t xml:space="preserve">]</w:t>
+      </w:r>
+      <w:r>
+        <w:br/>
+      </w:r>
+      <w:r>
+        <w:rPr>
+          <w:rStyle w:val="NormalTok"/>
+        </w:rPr>
+        <w:t xml:space="preserve">fitted_bwt </w:t>
+      </w:r>
+      <w:r>
+        <w:rPr>
+          <w:rStyle w:val="OperatorTok"/>
+        </w:rPr>
+        <w:t xml:space="preserve">=</w:t>
+      </w:r>
+      <w:r>
+        <w:rPr>
+          <w:rStyle w:val="NormalTok"/>
+        </w:rPr>
+        <w:t xml:space="preserve"> X </w:t>
+      </w:r>
+      <w:r>
+        <w:rPr>
+          <w:rStyle w:val="OperatorTok"/>
+        </w:rPr>
+        <w:t xml:space="preserve">@</w:t>
+      </w:r>
+      <w:r>
+        <w:rPr>
+          <w:rStyle w:val="NormalTok"/>
+        </w:rPr>
+        <w:t xml:space="preserve"> coef</w:t>
+      </w:r>
+      <w:r>
+        <w:br/>
+      </w:r>
+      <w:r>
+        <w:rPr>
+          <w:rStyle w:val="NormalTok"/>
+        </w:rPr>
+        <w:t xml:space="preserve">residual </w:t>
+      </w:r>
+      <w:r>
+        <w:rPr>
+          <w:rStyle w:val="OperatorTok"/>
+        </w:rPr>
+        <w:t xml:space="preserve">=</w:t>
+      </w:r>
+      <w:r>
+        <w:rPr>
+          <w:rStyle w:val="NormalTok"/>
+        </w:rPr>
+        <w:t xml:space="preserve"> y </w:t>
+      </w:r>
+      <w:r>
+        <w:rPr>
+          <w:rStyle w:val="OperatorTok"/>
+        </w:rPr>
+        <w:t xml:space="preserve">-</w:t>
+      </w:r>
+      <w:r>
+        <w:rPr>
+          <w:rStyle w:val="NormalTok"/>
+        </w:rPr>
+        <w:t xml:space="preserve"> fitted_bwt</w:t>
+      </w:r>
+      <w:r>
+        <w:br/>
+      </w:r>
+      <w:r>
+        <w:rPr>
+          <w:rStyle w:val="NormalTok"/>
+        </w:rPr>
+        <w:t xml:space="preserve">prediction_error </w:t>
+      </w:r>
+      <w:r>
+        <w:rPr>
+          <w:rStyle w:val="OperatorTok"/>
+        </w:rPr>
+        <w:t xml:space="preserve">=</w:t>
+      </w:r>
+      <w:r>
+        <w:rPr>
+          <w:rStyle w:val="NormalTok"/>
+        </w:rPr>
+        <w:t xml:space="preserve"> fitted_bwt </w:t>
+      </w:r>
+      <w:r>
+        <w:rPr>
+          <w:rStyle w:val="OperatorTok"/>
+        </w:rPr>
+        <w:t xml:space="preserve">-</w:t>
+      </w:r>
+      <w:r>
+        <w:rPr>
+          <w:rStyle w:val="NormalTok"/>
+        </w:rPr>
+        <w:t xml:space="preserve"> y</w:t>
+      </w:r>
+      <w:r>
+        <w:br/>
+      </w:r>
+      <w:r>
+        <w:rPr>
+          <w:rStyle w:val="BuiltInTok"/>
+        </w:rPr>
+        <w:t xml:space="preserve">print</w:t>
+      </w:r>
+      <w:r>
+        <w:rPr>
+          <w:rStyle w:val="NormalTok"/>
+        </w:rPr>
+        <w:t xml:space="preserve">(pd.DataFrame({</w:t>
+      </w:r>
+      <w:r>
+        <w:br/>
+      </w:r>
+      <w:r>
+        <w:rPr>
+          <w:rStyle w:val="NormalTok"/>
+        </w:rPr>
+        <w:t xml:space="preserve">    </w:t>
+      </w:r>
+      <w:r>
+        <w:rPr>
+          <w:rStyle w:val="StringTok"/>
+        </w:rPr>
+        <w:t xml:space="preserve">"bwt"</w:t>
+      </w:r>
+      <w:r>
+        <w:rPr>
+          <w:rStyle w:val="NormalTok"/>
+        </w:rPr>
+        <w:t xml:space="preserve">: y,</w:t>
+      </w:r>
+      <w:r>
+        <w:br/>
+      </w:r>
+      <w:r>
+        <w:rPr>
+          <w:rStyle w:val="NormalTok"/>
+        </w:rPr>
+        <w:t xml:space="preserve">    </w:t>
+      </w:r>
+      <w:r>
+        <w:rPr>
+          <w:rStyle w:val="StringTok"/>
+        </w:rPr>
+        <w:t xml:space="preserve">"fitted"</w:t>
+      </w:r>
+      <w:r>
+        <w:rPr>
+          <w:rStyle w:val="NormalTok"/>
+        </w:rPr>
+        <w:t xml:space="preserve">: fitted_bwt.</w:t>
+      </w:r>
+      <w:r>
+        <w:rPr>
+          <w:rStyle w:val="BuiltInTok"/>
+        </w:rPr>
+        <w:t xml:space="preserve">round</w:t>
+      </w:r>
+      <w:r>
+        <w:rPr>
+          <w:rStyle w:val="NormalTok"/>
+        </w:rPr>
+        <w:t xml:space="preserve">(</w:t>
+      </w:r>
+      <w:r>
+        <w:rPr>
+          <w:rStyle w:val="DecValTok"/>
+        </w:rPr>
+        <w:t xml:space="preserve">1</w:t>
+      </w:r>
+      <w:r>
+        <w:rPr>
+          <w:rStyle w:val="NormalTok"/>
+        </w:rPr>
+        <w:t xml:space="preserve">),</w:t>
+      </w:r>
+      <w:r>
+        <w:br/>
+      </w:r>
+      <w:r>
+        <w:rPr>
+          <w:rStyle w:val="NormalTok"/>
+        </w:rPr>
+        <w:t xml:space="preserve">    </w:t>
+      </w:r>
+      <w:r>
+        <w:rPr>
+          <w:rStyle w:val="StringTok"/>
+        </w:rPr>
+        <w:t xml:space="preserve">"residual"</w:t>
+      </w:r>
+      <w:r>
+        <w:rPr>
+          <w:rStyle w:val="NormalTok"/>
+        </w:rPr>
+        <w:t xml:space="preserve">: residual.</w:t>
+      </w:r>
+      <w:r>
+        <w:rPr>
+          <w:rStyle w:val="BuiltInTok"/>
+        </w:rPr>
+        <w:t xml:space="preserve">round</w:t>
+      </w:r>
+      <w:r>
+        <w:rPr>
+          <w:rStyle w:val="NormalTok"/>
+        </w:rPr>
+        <w:t xml:space="preserve">(</w:t>
+      </w:r>
+      <w:r>
+        <w:rPr>
+          <w:rStyle w:val="DecValTok"/>
+        </w:rPr>
+        <w:t xml:space="preserve">1</w:t>
+      </w:r>
+      <w:r>
+        <w:rPr>
+          <w:rStyle w:val="NormalTok"/>
+        </w:rPr>
+        <w:t xml:space="preserve">),</w:t>
+      </w:r>
+      <w:r>
+        <w:br/>
+      </w:r>
+      <w:r>
+        <w:rPr>
+          <w:rStyle w:val="NormalTok"/>
+        </w:rPr>
+        <w:t xml:space="preserve">    </w:t>
+      </w:r>
+      <w:r>
+        <w:rPr>
+          <w:rStyle w:val="StringTok"/>
+        </w:rPr>
+        <w:t xml:space="preserve">"minus_prediction_error"</w:t>
+      </w:r>
+      <w:r>
+        <w:rPr>
+          <w:rStyle w:val="NormalTok"/>
+        </w:rPr>
+        <w:t xml:space="preserve">: (</w:t>
+      </w:r>
+      <w:r>
+        <w:rPr>
+          <w:rStyle w:val="OperatorTok"/>
+        </w:rPr>
+        <w:t xml:space="preserve">-</w:t>
+      </w:r>
+      <w:r>
+        <w:rPr>
+          <w:rStyle w:val="NormalTok"/>
+        </w:rPr>
+        <w:t xml:space="preserve">prediction_error).</w:t>
+      </w:r>
+      <w:r>
+        <w:rPr>
+          <w:rStyle w:val="BuiltInTok"/>
+        </w:rPr>
+        <w:t xml:space="preserve">round</w:t>
+      </w:r>
+      <w:r>
+        <w:rPr>
+          <w:rStyle w:val="NormalTok"/>
+        </w:rPr>
+        <w:t xml:space="preserve">(</w:t>
+      </w:r>
+      <w:r>
+        <w:rPr>
+          <w:rStyle w:val="DecValTok"/>
+        </w:rPr>
+        <w:t xml:space="preserve">1</w:t>
+      </w:r>
+      <w:r>
+        <w:rPr>
+          <w:rStyle w:val="NormalTok"/>
+        </w:rPr>
+        <w:t xml:space="preserve">),</w:t>
+      </w:r>
+      <w:r>
+        <w:br/>
+      </w:r>
+      <w:r>
+        <w:rPr>
+          <w:rStyle w:val="NormalTok"/>
+        </w:rPr>
+        <w:t xml:space="preserve">}).head())</w:t>
+      </w:r>
+      <w:r>
+        <w:br/>
+      </w:r>
+      <w:r>
+        <w:rPr>
+          <w:rStyle w:val="CommentTok"/>
+        </w:rPr>
+        <w:t xml:space="preserve">#&gt;       bwt  fitted  residual  minus_prediction_error</w:t>
+      </w:r>
+      <w:r>
+        <w:br/>
+      </w:r>
+      <w:r>
+        <w:rPr>
+          <w:rStyle w:val="CommentTok"/>
+        </w:rPr>
+        <w:t xml:space="preserve">#&gt; 0  2523.0  3175.7    -652.7                  -652.7</w:t>
+      </w:r>
+      <w:r>
+        <w:br/>
+      </w:r>
+      <w:r>
+        <w:rPr>
+          <w:rStyle w:val="CommentTok"/>
+        </w:rPr>
+        <w:t xml:space="preserve">#&gt; 1  2551.0  3056.1    -505.1                  -505.1</w:t>
+      </w:r>
+      <w:r>
+        <w:br/>
+      </w:r>
+      <w:r>
+        <w:rPr>
+          <w:rStyle w:val="CommentTok"/>
+        </w:rPr>
+        <w:t xml:space="preserve">#&gt; 2  2557.0  2834.7    -277.7                  -277.7</w:t>
+      </w:r>
+      <w:r>
+        <w:br/>
+      </w:r>
+      <w:r>
+        <w:rPr>
+          <w:rStyle w:val="CommentTok"/>
+        </w:rPr>
+        <w:t xml:space="preserve">#&gt; 3  2594.0  2848.0    -254.0                  -254.0</w:t>
+      </w:r>
+      <w:r>
+        <w:br/>
+      </w:r>
+      <w:r>
+        <w:rPr>
+          <w:rStyle w:val="CommentTok"/>
+        </w:rPr>
+        <w:t xml:space="preserve">#&gt; 4  2600.0  2843.5    -243.5                  -243.5</w:t>
+      </w:r>
+      <w:r>
+        <w:br/>
+      </w:r>
+      <w:r>
+        <w:rPr>
+          <w:rStyle w:val="BuiltInTok"/>
+        </w:rPr>
+        <w:t xml:space="preserve">print</w:t>
+      </w:r>
+      <w:r>
+        <w:rPr>
+          <w:rStyle w:val="NormalTok"/>
+        </w:rPr>
+        <w:t xml:space="preserve">(np.</w:t>
+      </w:r>
+      <w:r>
+        <w:rPr>
+          <w:rStyle w:val="BuiltInTok"/>
+        </w:rPr>
+        <w:t xml:space="preserve">max</w:t>
+      </w:r>
+      <w:r>
+        <w:rPr>
+          <w:rStyle w:val="NormalTok"/>
+        </w:rPr>
+        <w:t xml:space="preserve">(np.</w:t>
+      </w:r>
+      <w:r>
+        <w:rPr>
+          <w:rStyle w:val="BuiltInTok"/>
+        </w:rPr>
+        <w:t xml:space="preserve">abs</w:t>
+      </w:r>
+      <w:r>
+        <w:rPr>
+          <w:rStyle w:val="NormalTok"/>
+        </w:rPr>
+        <w:t xml:space="preserve">(residual </w:t>
+      </w:r>
+      <w:r>
+        <w:rPr>
+          <w:rStyle w:val="OperatorTok"/>
+        </w:rPr>
+        <w:t xml:space="preserve">-</w:t>
+      </w:r>
+      <w:r>
+        <w:rPr>
+          <w:rStyle w:val="NormalTok"/>
+        </w:rPr>
+        <w:t xml:space="preserve"> (</w:t>
+      </w:r>
+      <w:r>
+        <w:rPr>
+          <w:rStyle w:val="OperatorTok"/>
+        </w:rPr>
+        <w:t xml:space="preserve">-</w:t>
+      </w:r>
+      <w:r>
+        <w:rPr>
+          <w:rStyle w:val="NormalTok"/>
+        </w:rPr>
+        <w:t xml:space="preserve">prediction_error))))</w:t>
+      </w:r>
+      <w:r>
+        <w:br/>
+      </w:r>
+      <w:r>
+        <w:rPr>
+          <w:rStyle w:val="CommentTok"/>
+        </w:rPr>
+        <w:t xml:space="preserve">#&gt; 0.0</w:t>
+      </w:r>
+    </w:p>
+    <w:p>
+      <w:pPr>
+        <w:pStyle w:val="FirstParagraph"/>
+      </w:pPr>
+      <w:r>
+        <w:t xml:space="preserve">The last two columns agree in every row,</w:t>
+      </w:r>
+      <w:r>
+        <w:t xml:space="preserve"> </w:t>
+      </w:r>
+      <w:r>
+        <w:t xml:space="preserve">and the largest difference between them over all</w:t>
+      </w:r>
+      <w:r>
+        <w:t xml:space="preserve"> </w:t>
+      </w:r>
+      <w:r>
+        <w:t xml:space="preserve">189 babies is 0,</w:t>
+      </w:r>
+      <w:r>
+        <w:t xml:space="preserve"> </w:t>
+      </w:r>
+      <w:r>
+        <w:t xml:space="preserve">as</w:t>
+      </w:r>
+      <w:r>
+        <w:t xml:space="preserve"> </w:t>
+      </w:r>
+      <w:hyperlink w:anchor="cor-residual-prediction-error">
+        <w:r>
+          <w:rPr>
+            <w:rStyle w:val="Hyperlink"/>
+          </w:rPr>
+          <w:t xml:space="preserve">Corollary 1</w:t>
+        </w:r>
+      </w:hyperlink>
+      <w:r>
+        <w:t xml:space="preserve"> </w:t>
+      </w:r>
+      <w:r>
+        <w:t xml:space="preserve">says.</w:t>
+      </w:r>
+    </w:p>
+    <w:bookmarkEnd w:id="49"/>
+    <w:bookmarkStart w:id="50" w:name="rem-prediction-error"/>
     <w:p>
       <w:pPr>
         <w:pStyle w:val="BodyText"/>
@@ -5730,8 +7349,8 @@
         <w:t xml:space="preserve">so the two differ only in orientation.</w:t>
       </w:r>
     </w:p>
-    <w:bookmarkEnd w:id="47"/>
-    <w:bookmarkStart w:id="48" w:name="def-prediction-mse"/>
+    <w:bookmarkEnd w:id="50"/>
+    <w:bookmarkStart w:id="51" w:name="def-prediction-mse"/>
     <w:p>
       <w:pPr>
         <w:pStyle w:val="BodyText"/>
@@ -6030,8 +7649,8 @@
         </m:oMath>
       </m:oMathPara>
     </w:p>
-    <w:bookmarkEnd w:id="48"/>
-    <w:bookmarkStart w:id="51" w:name="rem-prediction-mse"/>
+    <w:bookmarkEnd w:id="51"/>
+    <w:bookmarkStart w:id="54" w:name="rem-prediction-mse"/>
     <w:p>
       <w:pPr>
         <w:pStyle w:val="FirstParagraph"/>
@@ -6098,7 +7717,7 @@
       <w:r>
         <w:t xml:space="preserve"> </w:t>
       </w:r>
-      <w:hyperlink r:id="rId49">
+      <w:hyperlink r:id="rId52">
         <w:r>
           <w:rPr>
             <w:rStyle w:val="Hyperlink"/>
@@ -6126,7 +7745,7 @@
       <w:r>
         <w:t xml:space="preserve">(</w:t>
       </w:r>
-      <w:hyperlink r:id="rId50">
+      <w:hyperlink r:id="rId53">
         <w:r>
           <w:rPr>
             <w:rStyle w:val="Hyperlink"/>
@@ -6334,8 +7953,8 @@
         </m:oMath>
       </m:oMathPara>
     </w:p>
-    <w:bookmarkEnd w:id="51"/>
-    <w:bookmarkStart w:id="57" w:name="exm-fitted-residual-error"/>
+    <w:bookmarkEnd w:id="54"/>
+    <w:bookmarkStart w:id="60" w:name="exm-fitted-residual-error"/>
     <w:p>
       <w:pPr>
         <w:pStyle w:val="FirstParagraph"/>
@@ -6345,7 +7964,7 @@
           <w:b/>
           <w:bCs/>
         </w:rPr>
-        <w:t xml:space="preserve">Example 7 (Fitted values, residuals, and prediction errors for three points)</w:t>
+        <w:t xml:space="preserve">Example 8 (Fitted values, residuals, and prediction errors for three points)</w:t>
       </w:r>
       <w:r>
         <w:t xml:space="preserve"> </w:t>
@@ -6519,7 +8138,7 @@
       <w:r>
         <w:t xml:space="preserve"> </w:t>
       </w:r>
-      <w:hyperlink r:id="rId52">
+      <w:hyperlink r:id="rId55">
         <w:r>
           <w:rPr>
             <w:rStyle w:val="Hyperlink"/>
@@ -7051,7 +8670,7 @@
       <w:tr>
         <w:tc>
           <w:tcPr/>
-          <w:bookmarkStart w:id="56" w:name="fig-fitted-residual-error"/>
+          <w:bookmarkStart w:id="59" w:name="fig-fitted-residual-error"/>
           <w:p>
             <w:pPr>
               <w:pStyle w:val="SourceCode"/>
@@ -8072,18 +9691,18 @@
                 <wp:inline>
                   <wp:extent cx="4620126" cy="3696101"/>
                   <wp:effectExtent b="0" l="0" r="0" t="0"/>
-                  <wp:docPr descr="" title="" id="54" name="Picture"/>
+                  <wp:docPr descr="" title="" id="57" name="Picture"/>
                   <a:graphic>
                     <a:graphicData uri="http://schemas.openxmlformats.org/drawingml/2006/picture">
                       <pic:pic>
                         <pic:nvPicPr>
-                          <pic:cNvPr descr="estimation_files/figure-docx/unnamed-chunk-1-1.png" id="55" name="Picture"/>
+                          <pic:cNvPr descr="estimation_files/figure-docx/unnamed-chunk-1-1.png" id="58" name="Picture"/>
                           <pic:cNvPicPr>
                             <a:picLocks noChangeArrowheads="1" noChangeAspect="1"/>
                           </pic:cNvPicPr>
                         </pic:nvPicPr>
                         <pic:blipFill>
-                          <a:blip r:embed="rId53"/>
+                          <a:blip r:embed="rId56"/>
                           <a:stretch>
                             <a:fillRect/>
                           </a:stretch>
@@ -8135,7 +9754,7 @@
               <w:t xml:space="preserve">which points up from its fitted value to its observed outcome</w:t>
             </w:r>
           </w:p>
-          <w:bookmarkEnd w:id="56"/>
+          <w:bookmarkEnd w:id="59"/>
         </w:tc>
       </w:tr>
     </w:tbl>
@@ -8156,158 +9775,175 @@
           <m:jc m:val="center"/>
         </m:oMathParaPr>
         <m:oMath>
-          <m:r>
-            <m:rPr>
-              <m:sty m:val="p"/>
-            </m:rPr>
-            <m:t>MSE</m:t>
-          </m:r>
-          <m:r>
-            <m:t>​</m:t>
-          </m:r>
-          <m:d>
-            <m:dPr>
-              <m:begChr m:val="("/>
-              <m:sepChr m:val=""/>
-              <m:endChr m:val=")"/>
-              <m:grow/>
-            </m:dPr>
+          <m:eqArr>
             <m:e>
-              <m:acc>
-                <m:accPr>
-                  <m:chr m:val="̂"/>
-                </m:accPr>
+              <m:r>
+                <m:rPr>
+                  <m:sty m:val="p"/>
+                </m:rPr>
+                <m:t>MSE</m:t>
+              </m:r>
+              <m:r>
+                <m:t>​</m:t>
+              </m:r>
+              <m:d>
+                <m:dPr>
+                  <m:begChr m:val="("/>
+                  <m:sepChr m:val=""/>
+                  <m:endChr m:val=")"/>
+                  <m:grow/>
+                </m:dPr>
                 <m:e>
-                  <m:r>
-                    <m:t>y</m:t>
-                  </m:r>
+                  <m:acc>
+                    <m:accPr>
+                      <m:chr m:val="̂"/>
+                    </m:accPr>
+                    <m:e>
+                      <m:r>
+                        <m:t>y</m:t>
+                      </m:r>
+                    </m:e>
+                  </m:acc>
                 </m:e>
-              </m:acc>
-            </m:e>
-          </m:d>
-          <m:r>
-            <m:t>​</m:t>
-          </m:r>
-          <m:r>
-            <m:rPr>
-              <m:sty m:val="p"/>
-            </m:rPr>
-            <m:t>=</m:t>
-          </m:r>
-          <m:f>
-            <m:fPr>
-              <m:type m:val="bar"/>
-            </m:fPr>
-            <m:num>
-              <m:sSup>
-                <m:e>
-                  <m:r>
-                    <m:t>0</m:t>
-                  </m:r>
-                </m:e>
-                <m:sup>
-                  <m:r>
-                    <m:t>2</m:t>
-                  </m:r>
-                </m:sup>
-              </m:sSup>
-              <m:r>
-                <m:rPr>
-                  <m:sty m:val="p"/>
-                </m:rPr>
-                <m:t>+</m:t>
-              </m:r>
-              <m:r>
-                <m:rPr>
-                  <m:sty m:val="p"/>
-                </m:rPr>
-                <m:t>(</m:t>
-              </m:r>
-              <m:r>
-                <m:rPr>
-                  <m:sty m:val="p"/>
-                </m:rPr>
-                <m:t>−</m:t>
-              </m:r>
-              <m:r>
-                <m:t>0.5</m:t>
-              </m:r>
-              <m:sSup>
-                <m:e>
+              </m:d>
+              <m:r>
+                <m:t>​</m:t>
+              </m:r>
+              <m:r>
+                <m:t>&amp;</m:t>
+              </m:r>
+              <m:r>
+                <m:rPr>
+                  <m:sty m:val="p"/>
+                </m:rPr>
+                <m:t>=</m:t>
+              </m:r>
+              <m:f>
+                <m:fPr>
+                  <m:type m:val="bar"/>
+                </m:fPr>
+                <m:num>
+                  <m:sSup>
+                    <m:e>
+                      <m:r>
+                        <m:t>0</m:t>
+                      </m:r>
+                    </m:e>
+                    <m:sup>
+                      <m:r>
+                        <m:t>2</m:t>
+                      </m:r>
+                    </m:sup>
+                  </m:sSup>
                   <m:r>
                     <m:rPr>
                       <m:sty m:val="p"/>
                     </m:rPr>
-                    <m:t>)</m:t>
-                  </m:r>
-                </m:e>
-                <m:sup>
-                  <m:r>
-                    <m:t>2</m:t>
-                  </m:r>
-                </m:sup>
-              </m:sSup>
-              <m:r>
-                <m:rPr>
-                  <m:sty m:val="p"/>
-                </m:rPr>
-                <m:t>+</m:t>
-              </m:r>
-              <m:sSup>
-                <m:e>
-                  <m:r>
-                    <m:t>0</m:t>
-                  </m:r>
-                </m:e>
-                <m:sup>
-                  <m:r>
-                    <m:t>2</m:t>
-                  </m:r>
-                </m:sup>
-              </m:sSup>
-            </m:num>
-            <m:den>
-              <m:r>
-                <m:t>3</m:t>
-              </m:r>
-            </m:den>
-          </m:f>
-          <m:r>
-            <m:rPr>
-              <m:sty m:val="p"/>
-            </m:rPr>
-            <m:t>=</m:t>
-          </m:r>
-          <m:f>
-            <m:fPr>
-              <m:type m:val="bar"/>
-            </m:fPr>
-            <m:num>
-              <m:r>
-                <m:t>0.25</m:t>
-              </m:r>
-            </m:num>
-            <m:den>
-              <m:r>
-                <m:t>3</m:t>
-              </m:r>
-            </m:den>
-          </m:f>
-          <m:r>
-            <m:rPr>
-              <m:sty m:val="p"/>
-            </m:rPr>
-            <m:t>≈</m:t>
-          </m:r>
-          <m:r>
-            <m:t>0.083</m:t>
-          </m:r>
-          <m:r>
-            <m:rPr>
-              <m:sty m:val="p"/>
-            </m:rPr>
-            <m:t>,</m:t>
-          </m:r>
+                    <m:t>+</m:t>
+                  </m:r>
+                  <m:r>
+                    <m:rPr>
+                      <m:sty m:val="p"/>
+                    </m:rPr>
+                    <m:t>(</m:t>
+                  </m:r>
+                  <m:r>
+                    <m:rPr>
+                      <m:sty m:val="p"/>
+                    </m:rPr>
+                    <m:t>−</m:t>
+                  </m:r>
+                  <m:r>
+                    <m:t>0.5</m:t>
+                  </m:r>
+                  <m:sSup>
+                    <m:e>
+                      <m:r>
+                        <m:rPr>
+                          <m:sty m:val="p"/>
+                        </m:rPr>
+                        <m:t>)</m:t>
+                      </m:r>
+                    </m:e>
+                    <m:sup>
+                      <m:r>
+                        <m:t>2</m:t>
+                      </m:r>
+                    </m:sup>
+                  </m:sSup>
+                  <m:r>
+                    <m:rPr>
+                      <m:sty m:val="p"/>
+                    </m:rPr>
+                    <m:t>+</m:t>
+                  </m:r>
+                  <m:sSup>
+                    <m:e>
+                      <m:r>
+                        <m:t>0</m:t>
+                      </m:r>
+                    </m:e>
+                    <m:sup>
+                      <m:r>
+                        <m:t>2</m:t>
+                      </m:r>
+                    </m:sup>
+                  </m:sSup>
+                </m:num>
+                <m:den>
+                  <m:r>
+                    <m:t>3</m:t>
+                  </m:r>
+                </m:den>
+              </m:f>
+            </m:e>
+            <m:e>
+              <m:r>
+                <m:t>&amp;</m:t>
+              </m:r>
+              <m:r>
+                <m:rPr>
+                  <m:sty m:val="p"/>
+                </m:rPr>
+                <m:t>=</m:t>
+              </m:r>
+              <m:f>
+                <m:fPr>
+                  <m:type m:val="bar"/>
+                </m:fPr>
+                <m:num>
+                  <m:r>
+                    <m:t>0.25</m:t>
+                  </m:r>
+                </m:num>
+                <m:den>
+                  <m:r>
+                    <m:t>3</m:t>
+                  </m:r>
+                </m:den>
+              </m:f>
+            </m:e>
+            <m:e>
+              <m:r>
+                <m:t>&amp;</m:t>
+              </m:r>
+              <m:r>
+                <m:rPr>
+                  <m:sty m:val="p"/>
+                </m:rPr>
+                <m:t>≈</m:t>
+              </m:r>
+              <m:r>
+                <m:t>0.083</m:t>
+              </m:r>
+              <m:r>
+                <m:rPr>
+                  <m:sty m:val="p"/>
+                </m:rPr>
+                <m:t>,</m:t>
+              </m:r>
+            </m:e>
+          </m:eqArr>
         </m:oMath>
       </m:oMathPara>
     </w:p>
@@ -8350,9 +9986,9 @@
         <w:t xml:space="preserve">.</w:t>
       </w:r>
     </w:p>
-    <w:bookmarkEnd w:id="57"/>
-    <w:bookmarkEnd w:id="58"/>
-    <w:bookmarkStart w:id="65" w:name="bias"/>
+    <w:bookmarkEnd w:id="60"/>
+    <w:bookmarkEnd w:id="61"/>
+    <w:bookmarkStart w:id="68" w:name="bias"/>
     <w:p>
       <w:pPr>
         <w:pStyle w:val="Heading3"/>
@@ -8361,7 +9997,7 @@
         <w:t xml:space="preserve">3.4 Bias</w:t>
       </w:r>
     </w:p>
-    <w:bookmarkStart w:id="60" w:name="def-bias"/>
+    <w:bookmarkStart w:id="63" w:name="def-bias"/>
     <w:p>
       <w:pPr>
         <w:pStyle w:val="FirstParagraph"/>
@@ -8455,7 +10091,7 @@
       <w:pPr>
         <w:pStyle w:val="BodyText"/>
       </w:pPr>
-      <w:bookmarkStart w:id="59" w:name="eq-bias-def"/>
+      <w:bookmarkStart w:id="62" w:name="eq-bias-def"/>
       <m:oMathPara>
         <m:oMathParaPr>
           <m:jc m:val="center"/>
@@ -8583,10 +10219,10 @@
           </m:r>
         </m:oMath>
       </m:oMathPara>
-      <w:bookmarkEnd w:id="59"/>
+      <w:bookmarkEnd w:id="62"/>
     </w:p>
-    <w:bookmarkEnd w:id="60"/>
-    <w:bookmarkStart w:id="61" w:name="exr-bias-exprs"/>
+    <w:bookmarkEnd w:id="63"/>
+    <w:bookmarkStart w:id="64" w:name="exr-bias-exprs"/>
     <w:p>
       <w:pPr>
         <w:pStyle w:val="FirstParagraph"/>
@@ -8734,8 +10370,8 @@
         <w:t xml:space="preserve">.</w:t>
       </w:r>
     </w:p>
-    <w:bookmarkEnd w:id="61"/>
-    <w:bookmarkStart w:id="62" w:name="sol-bias-exprs"/>
+    <w:bookmarkEnd w:id="64"/>
+    <w:bookmarkStart w:id="65" w:name="sol-bias-exprs"/>
     <w:p>
       <w:pPr>
         <w:pStyle w:val="BodyText"/>
@@ -9112,8 +10748,8 @@
         </m:oMath>
       </m:oMathPara>
     </w:p>
-    <w:bookmarkEnd w:id="62"/>
-    <w:bookmarkStart w:id="63" w:name="thm-bias-exprs"/>
+    <w:bookmarkEnd w:id="65"/>
+    <w:bookmarkStart w:id="66" w:name="thm-bias-exprs"/>
     <w:p>
       <w:pPr>
         <w:pStyle w:val="FirstParagraph"/>
@@ -9217,7 +10853,7 @@
         </m:oMath>
       </m:oMathPara>
     </w:p>
-    <w:bookmarkEnd w:id="63"/>
+    <w:bookmarkEnd w:id="66"/>
     <w:p>
       <w:pPr>
         <w:pStyle w:val="FirstParagraph"/>
@@ -9250,7 +10886,7 @@
         <w:t xml:space="preserve">.</w:t>
       </w:r>
     </w:p>
-    <w:bookmarkStart w:id="64" w:name="exm-bias-sample-mean"/>
+    <w:bookmarkStart w:id="67" w:name="exm-bias-sample-mean"/>
     <w:p>
       <w:pPr>
         <w:pStyle w:val="BodyText"/>
@@ -9260,7 +10896,7 @@
           <w:b/>
           <w:bCs/>
         </w:rPr>
-        <w:t xml:space="preserve">Example 8 (Bias of two estimators of a mean)</w:t>
+        <w:t xml:space="preserve">Example 9 (Bias of two estimators of a mean)</w:t>
       </w:r>
       <w:r>
         <w:t xml:space="preserve"> </w:t>
@@ -10584,9 +12220,9 @@
         <w:t xml:space="preserve">uses only one.</w:t>
       </w:r>
     </w:p>
-    <w:bookmarkEnd w:id="64"/>
-    <w:bookmarkEnd w:id="65"/>
-    <w:bookmarkStart w:id="79" w:name="mean-squared-error"/>
+    <w:bookmarkEnd w:id="67"/>
+    <w:bookmarkEnd w:id="68"/>
+    <w:bookmarkStart w:id="84" w:name="mean-squared-error"/>
     <w:p>
       <w:pPr>
         <w:pStyle w:val="Heading3"/>
@@ -10595,7 +12231,7 @@
         <w:t xml:space="preserve">3.5 Mean squared error</w:t>
       </w:r>
     </w:p>
-    <w:bookmarkStart w:id="66" w:name="def-mse"/>
+    <w:bookmarkStart w:id="69" w:name="def-mse"/>
     <w:p>
       <w:pPr>
         <w:pStyle w:val="FirstParagraph"/>
@@ -10847,8 +12483,8 @@
         </m:oMath>
       </m:oMathPara>
     </w:p>
-    <w:bookmarkEnd w:id="66"/>
-    <w:bookmarkStart w:id="67" w:name="exr-sq-bias-expand"/>
+    <w:bookmarkEnd w:id="69"/>
+    <w:bookmarkStart w:id="70" w:name="exr-sq-bias-expand"/>
     <w:p>
       <w:pPr>
         <w:pStyle w:val="FirstParagraph"/>
@@ -11020,8 +12656,8 @@
         <w:t xml:space="preserve">.</w:t>
       </w:r>
     </w:p>
-    <w:bookmarkEnd w:id="67"/>
-    <w:bookmarkStart w:id="68" w:name="sol-sq-bias-expand"/>
+    <w:bookmarkEnd w:id="70"/>
+    <w:bookmarkStart w:id="71" w:name="sol-sq-bias-expand"/>
     <w:p>
       <w:pPr>
         <w:pStyle w:val="BodyText"/>
@@ -11341,8 +12977,8 @@
         </m:oMath>
       </m:oMathPara>
     </w:p>
-    <w:bookmarkEnd w:id="68"/>
-    <w:bookmarkStart w:id="69" w:name="exr-bias-sq-plus-var"/>
+    <w:bookmarkEnd w:id="71"/>
+    <w:bookmarkStart w:id="72" w:name="exr-bias-sq-plus-var"/>
     <w:p>
       <w:pPr>
         <w:pStyle w:val="FirstParagraph"/>
@@ -11587,8 +13223,8 @@
         <w:t xml:space="preserve">.</w:t>
       </w:r>
     </w:p>
-    <w:bookmarkEnd w:id="69"/>
-    <w:bookmarkStart w:id="71" w:name="sol-bias-sq-plus-var"/>
+    <w:bookmarkEnd w:id="72"/>
+    <w:bookmarkStart w:id="76" w:name="sol-bias-sq-plus-var"/>
     <w:p>
       <w:pPr>
         <w:pStyle w:val="BodyText"/>
@@ -11612,7 +13248,7 @@
       <w:r>
         <w:t xml:space="preserve">(</w:t>
       </w:r>
-      <w:hyperlink r:id="rId70">
+      <w:hyperlink r:id="rId73">
         <w:r>
           <w:rPr>
             <w:rStyle w:val="Hyperlink"/>
@@ -11628,6 +13264,7 @@
       <w:pPr>
         <w:pStyle w:val="BodyText"/>
       </w:pPr>
+      <w:bookmarkStart w:id="74" w:name="eq-bias-sq-plus-var-exr"/>
       <m:oMathPara>
         <m:oMathParaPr>
           <m:jc m:val="center"/>
@@ -11775,8 +13412,27 @@
           <m:r>
             <m:t>​</m:t>
           </m:r>
+          <m:r>
+            <m:t>  </m:t>
+          </m:r>
+          <m:r>
+            <m:rPr>
+              <m:sty m:val="p"/>
+            </m:rPr>
+            <m:t>(</m:t>
+          </m:r>
+          <m:r>
+            <m:t>2</m:t>
+          </m:r>
+          <m:r>
+            <m:rPr>
+              <m:sty m:val="p"/>
+            </m:rPr>
+            <m:t>)</m:t>
+          </m:r>
         </m:oMath>
       </m:oMathPara>
+      <w:bookmarkEnd w:id="74"/>
     </w:p>
     <w:p>
       <w:pPr>
@@ -11807,6 +13463,7 @@
       <w:pPr>
         <w:pStyle w:val="BodyText"/>
       </w:pPr>
+      <w:bookmarkStart w:id="75" w:name="eq-bias-sq-plus-var-exr-2"/>
       <m:oMathPara>
         <m:oMathParaPr>
           <m:jc m:val="center"/>
@@ -12356,74 +14013,6 @@
                 <m:rPr>
                   <m:sty m:val="p"/>
                 </m:rPr>
-                <m:t>−</m:t>
-              </m:r>
-              <m:r>
-                <m:t>2</m:t>
-              </m:r>
-              <m:r>
-                <m:rPr>
-                  <m:sty m:val="p"/>
-                </m:rPr>
-                <m:t>E</m:t>
-              </m:r>
-              <m:r>
-                <m:t>​</m:t>
-              </m:r>
-              <m:d>
-                <m:dPr>
-                  <m:begChr m:val="["/>
-                  <m:sepChr m:val=""/>
-                  <m:endChr m:val="]"/>
-                  <m:grow/>
-                </m:dPr>
-                <m:e>
-                  <m:acc>
-                    <m:accPr>
-                      <m:chr m:val="̂"/>
-                    </m:accPr>
-                    <m:e>
-                      <m:r>
-                        <m:t>θ</m:t>
-                      </m:r>
-                    </m:e>
-                  </m:acc>
-                </m:e>
-              </m:d>
-              <m:r>
-                <m:t>​</m:t>
-              </m:r>
-              <m:r>
-                <m:t>θ</m:t>
-              </m:r>
-              <m:r>
-                <m:rPr>
-                  <m:sty m:val="p"/>
-                </m:rPr>
-                <m:t>+</m:t>
-              </m:r>
-              <m:sSup>
-                <m:e>
-                  <m:r>
-                    <m:t>θ</m:t>
-                  </m:r>
-                </m:e>
-                <m:sup>
-                  <m:r>
-                    <m:t>2</m:t>
-                  </m:r>
-                </m:sup>
-              </m:sSup>
-              <m:r>
-                <m:rPr>
-                  <m:sty m:val="p"/>
-                </m:rPr>
-                <m:t>+</m:t>
-              </m:r>
-              <m:r>
-                <m:rPr>
-                  <m:sty m:val="p"/>
-                </m:rPr>
                 <m:t>E</m:t>
               </m:r>
               <m:r>
@@ -12462,17 +14051,72 @@
                 <m:t>​</m:t>
               </m:r>
               <m:r>
-                <m:t>&amp;</m:t>
-              </m:r>
-              <m:r>
-                <m:t>&amp;</m:t>
-              </m:r>
-              <m:r>
-                <m:rPr>
-                  <m:nor/>
-                  <m:sty m:val="p"/>
-                </m:rPr>
-                <m:t>(cancel </m:t>
+                <m:rPr>
+                  <m:sty m:val="p"/>
+                </m:rPr>
+                <m:t>−</m:t>
+              </m:r>
+              <m:r>
+                <m:t>2</m:t>
+              </m:r>
+              <m:r>
+                <m:rPr>
+                  <m:sty m:val="p"/>
+                </m:rPr>
+                <m:t>E</m:t>
+              </m:r>
+              <m:r>
+                <m:t>​</m:t>
+              </m:r>
+              <m:d>
+                <m:dPr>
+                  <m:begChr m:val="["/>
+                  <m:sepChr m:val=""/>
+                  <m:endChr m:val="]"/>
+                  <m:grow/>
+                </m:dPr>
+                <m:e>
+                  <m:acc>
+                    <m:accPr>
+                      <m:chr m:val="̂"/>
+                    </m:accPr>
+                    <m:e>
+                      <m:r>
+                        <m:t>θ</m:t>
+                      </m:r>
+                    </m:e>
+                  </m:acc>
+                </m:e>
+              </m:d>
+              <m:r>
+                <m:t>​</m:t>
+              </m:r>
+              <m:r>
+                <m:t>θ</m:t>
+              </m:r>
+              <m:r>
+                <m:rPr>
+                  <m:sty m:val="p"/>
+                </m:rPr>
+                <m:t>+</m:t>
+              </m:r>
+              <m:sSup>
+                <m:e>
+                  <m:r>
+                    <m:t>θ</m:t>
+                  </m:r>
+                </m:e>
+                <m:sup>
+                  <m:r>
+                    <m:t>2</m:t>
+                  </m:r>
+                </m:sup>
+              </m:sSup>
+              <m:r>
+                <m:rPr>
+                  <m:sty m:val="p"/>
+                </m:rPr>
+                <m:t>+</m:t>
               </m:r>
               <m:r>
                 <m:t>​</m:t>
@@ -12533,10 +14177,79 @@
               </m:r>
               <m:r>
                 <m:rPr>
+                  <m:sty m:val="p"/>
+                </m:rPr>
+                <m:t>−</m:t>
+              </m:r>
+              <m:r>
+                <m:t>​</m:t>
+              </m:r>
+              <m:sSup>
+                <m:e>
+                  <m:d>
+                    <m:dPr>
+                      <m:begChr m:val="("/>
+                      <m:sepChr m:val=""/>
+                      <m:endChr m:val=")"/>
+                      <m:grow/>
+                    </m:dPr>
+                    <m:e>
+                      <m:r>
+                        <m:rPr>
+                          <m:sty m:val="p"/>
+                        </m:rPr>
+                        <m:t>E</m:t>
+                      </m:r>
+                      <m:r>
+                        <m:t>​</m:t>
+                      </m:r>
+                      <m:d>
+                        <m:dPr>
+                          <m:begChr m:val="["/>
+                          <m:sepChr m:val=""/>
+                          <m:endChr m:val="]"/>
+                          <m:grow/>
+                        </m:dPr>
+                        <m:e>
+                          <m:acc>
+                            <m:accPr>
+                              <m:chr m:val="̂"/>
+                            </m:accPr>
+                            <m:e>
+                              <m:r>
+                                <m:t>θ</m:t>
+                              </m:r>
+                            </m:e>
+                          </m:acc>
+                        </m:e>
+                      </m:d>
+                      <m:r>
+                        <m:t>​</m:t>
+                      </m:r>
+                    </m:e>
+                  </m:d>
+                </m:e>
+                <m:sup>
+                  <m:r>
+                    <m:t>2</m:t>
+                  </m:r>
+                </m:sup>
+              </m:sSup>
+              <m:r>
+                <m:t>​</m:t>
+              </m:r>
+              <m:r>
+                <m:t>&amp;</m:t>
+              </m:r>
+              <m:r>
+                <m:t>&amp;</m:t>
+              </m:r>
+              <m:r>
+                <m:rPr>
                   <m:nor/>
                   <m:sty m:val="p"/>
                 </m:rPr>
-                <m:t>)</m:t>
+                <m:t>(reorder the terms)</m:t>
               </m:r>
             </m:e>
             <m:e>
@@ -12653,6 +14366,148 @@
                 </m:sup>
               </m:sSup>
               <m:r>
+                <m:rPr>
+                  <m:sty m:val="p"/>
+                </m:rPr>
+                <m:t>+</m:t>
+              </m:r>
+              <m:r>
+                <m:t>​</m:t>
+              </m:r>
+              <m:d>
+                <m:dPr>
+                  <m:begChr m:val="("/>
+                  <m:sepChr m:val=""/>
+                  <m:endChr m:val=")"/>
+                  <m:grow/>
+                </m:dPr>
+                <m:e>
+                  <m:r>
+                    <m:t>​</m:t>
+                  </m:r>
+                  <m:sSup>
+                    <m:e>
+                      <m:d>
+                        <m:dPr>
+                          <m:begChr m:val="("/>
+                          <m:sepChr m:val=""/>
+                          <m:endChr m:val=")"/>
+                          <m:grow/>
+                        </m:dPr>
+                        <m:e>
+                          <m:r>
+                            <m:rPr>
+                              <m:sty m:val="p"/>
+                            </m:rPr>
+                            <m:t>E</m:t>
+                          </m:r>
+                          <m:r>
+                            <m:t>​</m:t>
+                          </m:r>
+                          <m:d>
+                            <m:dPr>
+                              <m:begChr m:val="["/>
+                              <m:sepChr m:val=""/>
+                              <m:endChr m:val="]"/>
+                              <m:grow/>
+                            </m:dPr>
+                            <m:e>
+                              <m:acc>
+                                <m:accPr>
+                                  <m:chr m:val="̂"/>
+                                </m:accPr>
+                                <m:e>
+                                  <m:r>
+                                    <m:t>θ</m:t>
+                                  </m:r>
+                                </m:e>
+                              </m:acc>
+                            </m:e>
+                          </m:d>
+                          <m:r>
+                            <m:t>​</m:t>
+                          </m:r>
+                        </m:e>
+                      </m:d>
+                    </m:e>
+                    <m:sup>
+                      <m:r>
+                        <m:t>2</m:t>
+                      </m:r>
+                    </m:sup>
+                  </m:sSup>
+                  <m:r>
+                    <m:t>​</m:t>
+                  </m:r>
+                  <m:r>
+                    <m:rPr>
+                      <m:sty m:val="p"/>
+                    </m:rPr>
+                    <m:t>−</m:t>
+                  </m:r>
+                  <m:r>
+                    <m:t>​</m:t>
+                  </m:r>
+                  <m:sSup>
+                    <m:e>
+                      <m:d>
+                        <m:dPr>
+                          <m:begChr m:val="("/>
+                          <m:sepChr m:val=""/>
+                          <m:endChr m:val=")"/>
+                          <m:grow/>
+                        </m:dPr>
+                        <m:e>
+                          <m:r>
+                            <m:rPr>
+                              <m:sty m:val="p"/>
+                            </m:rPr>
+                            <m:t>E</m:t>
+                          </m:r>
+                          <m:r>
+                            <m:t>​</m:t>
+                          </m:r>
+                          <m:d>
+                            <m:dPr>
+                              <m:begChr m:val="["/>
+                              <m:sepChr m:val=""/>
+                              <m:endChr m:val="]"/>
+                              <m:grow/>
+                            </m:dPr>
+                            <m:e>
+                              <m:acc>
+                                <m:accPr>
+                                  <m:chr m:val="̂"/>
+                                </m:accPr>
+                                <m:e>
+                                  <m:r>
+                                    <m:t>θ</m:t>
+                                  </m:r>
+                                </m:e>
+                              </m:acc>
+                            </m:e>
+                          </m:d>
+                          <m:r>
+                            <m:t>​</m:t>
+                          </m:r>
+                        </m:e>
+                      </m:d>
+                    </m:e>
+                    <m:sup>
+                      <m:r>
+                        <m:t>2</m:t>
+                      </m:r>
+                    </m:sup>
+                  </m:sSup>
+                  <m:r>
+                    <m:t>​</m:t>
+                  </m:r>
+                </m:e>
+              </m:d>
+              <m:r>
+                <m:t>​</m:t>
+              </m:r>
+              <m:r>
                 <m:t>&amp;</m:t>
               </m:r>
               <m:r>
@@ -12663,15 +14518,353 @@
                   <m:nor/>
                   <m:sty m:val="p"/>
                 </m:rPr>
-                <m:t>(reorder the terms)</m:t>
+                <m:t>(group the last two terms)</m:t>
+              </m:r>
+            </m:e>
+            <m:e>
+              <m:r>
+                <m:t>&amp;</m:t>
+              </m:r>
+              <m:r>
+                <m:rPr>
+                  <m:sty m:val="p"/>
+                </m:rPr>
+                <m:t>=</m:t>
+              </m:r>
+              <m:r>
+                <m:rPr>
+                  <m:sty m:val="p"/>
+                </m:rPr>
+                <m:t>E</m:t>
+              </m:r>
+              <m:r>
+                <m:t>​</m:t>
+              </m:r>
+              <m:d>
+                <m:dPr>
+                  <m:begChr m:val="["/>
+                  <m:sepChr m:val=""/>
+                  <m:endChr m:val="]"/>
+                  <m:grow/>
+                </m:dPr>
+                <m:e>
+                  <m:sSup>
+                    <m:e>
+                      <m:acc>
+                        <m:accPr>
+                          <m:chr m:val="̂"/>
+                        </m:accPr>
+                        <m:e>
+                          <m:r>
+                            <m:t>θ</m:t>
+                          </m:r>
+                        </m:e>
+                      </m:acc>
+                    </m:e>
+                    <m:sup>
+                      <m:r>
+                        <m:t>2</m:t>
+                      </m:r>
+                    </m:sup>
+                  </m:sSup>
+                </m:e>
+              </m:d>
+              <m:r>
+                <m:t>​</m:t>
+              </m:r>
+              <m:r>
+                <m:rPr>
+                  <m:sty m:val="p"/>
+                </m:rPr>
+                <m:t>−</m:t>
+              </m:r>
+              <m:r>
+                <m:t>2</m:t>
+              </m:r>
+              <m:r>
+                <m:rPr>
+                  <m:sty m:val="p"/>
+                </m:rPr>
+                <m:t>E</m:t>
+              </m:r>
+              <m:r>
+                <m:t>​</m:t>
+              </m:r>
+              <m:d>
+                <m:dPr>
+                  <m:begChr m:val="["/>
+                  <m:sepChr m:val=""/>
+                  <m:endChr m:val="]"/>
+                  <m:grow/>
+                </m:dPr>
+                <m:e>
+                  <m:acc>
+                    <m:accPr>
+                      <m:chr m:val="̂"/>
+                    </m:accPr>
+                    <m:e>
+                      <m:r>
+                        <m:t>θ</m:t>
+                      </m:r>
+                    </m:e>
+                  </m:acc>
+                </m:e>
+              </m:d>
+              <m:r>
+                <m:t>​</m:t>
+              </m:r>
+              <m:r>
+                <m:t>θ</m:t>
+              </m:r>
+              <m:r>
+                <m:rPr>
+                  <m:sty m:val="p"/>
+                </m:rPr>
+                <m:t>+</m:t>
+              </m:r>
+              <m:sSup>
+                <m:e>
+                  <m:r>
+                    <m:t>θ</m:t>
+                  </m:r>
+                </m:e>
+                <m:sup>
+                  <m:r>
+                    <m:t>2</m:t>
+                  </m:r>
+                </m:sup>
+              </m:sSup>
+              <m:r>
+                <m:rPr>
+                  <m:sty m:val="p"/>
+                </m:rPr>
+                <m:t>+</m:t>
+              </m:r>
+              <m:r>
+                <m:t>0</m:t>
+              </m:r>
+              <m:r>
+                <m:t>&amp;</m:t>
+              </m:r>
+              <m:r>
+                <m:t>&amp;</m:t>
+              </m:r>
+              <m:r>
+                <m:rPr>
+                  <m:nor/>
+                  <m:sty m:val="p"/>
+                </m:rPr>
+                <m:t>(</m:t>
+              </m:r>
+              <m:r>
+                <m:t>a</m:t>
+              </m:r>
+              <m:r>
+                <m:rPr>
+                  <m:sty m:val="p"/>
+                </m:rPr>
+                <m:t>−</m:t>
+              </m:r>
+              <m:r>
+                <m:t>a</m:t>
+              </m:r>
+              <m:r>
+                <m:rPr>
+                  <m:sty m:val="p"/>
+                </m:rPr>
+                <m:t>=</m:t>
+              </m:r>
+              <m:r>
+                <m:t>0</m:t>
+              </m:r>
+              <m:r>
+                <m:rPr>
+                  <m:nor/>
+                  <m:sty m:val="p"/>
+                </m:rPr>
+                <m:t>)</m:t>
+              </m:r>
+            </m:e>
+            <m:e>
+              <m:r>
+                <m:t>&amp;</m:t>
+              </m:r>
+              <m:r>
+                <m:rPr>
+                  <m:sty m:val="p"/>
+                </m:rPr>
+                <m:t>=</m:t>
+              </m:r>
+              <m:r>
+                <m:rPr>
+                  <m:sty m:val="p"/>
+                </m:rPr>
+                <m:t>E</m:t>
+              </m:r>
+              <m:r>
+                <m:t>​</m:t>
+              </m:r>
+              <m:d>
+                <m:dPr>
+                  <m:begChr m:val="["/>
+                  <m:sepChr m:val=""/>
+                  <m:endChr m:val="]"/>
+                  <m:grow/>
+                </m:dPr>
+                <m:e>
+                  <m:sSup>
+                    <m:e>
+                      <m:acc>
+                        <m:accPr>
+                          <m:chr m:val="̂"/>
+                        </m:accPr>
+                        <m:e>
+                          <m:r>
+                            <m:t>θ</m:t>
+                          </m:r>
+                        </m:e>
+                      </m:acc>
+                    </m:e>
+                    <m:sup>
+                      <m:r>
+                        <m:t>2</m:t>
+                      </m:r>
+                    </m:sup>
+                  </m:sSup>
+                </m:e>
+              </m:d>
+              <m:r>
+                <m:t>​</m:t>
+              </m:r>
+              <m:r>
+                <m:rPr>
+                  <m:sty m:val="p"/>
+                </m:rPr>
+                <m:t>−</m:t>
+              </m:r>
+              <m:r>
+                <m:t>2</m:t>
+              </m:r>
+              <m:r>
+                <m:rPr>
+                  <m:sty m:val="p"/>
+                </m:rPr>
+                <m:t>E</m:t>
+              </m:r>
+              <m:r>
+                <m:t>​</m:t>
+              </m:r>
+              <m:d>
+                <m:dPr>
+                  <m:begChr m:val="["/>
+                  <m:sepChr m:val=""/>
+                  <m:endChr m:val="]"/>
+                  <m:grow/>
+                </m:dPr>
+                <m:e>
+                  <m:acc>
+                    <m:accPr>
+                      <m:chr m:val="̂"/>
+                    </m:accPr>
+                    <m:e>
+                      <m:r>
+                        <m:t>θ</m:t>
+                      </m:r>
+                    </m:e>
+                  </m:acc>
+                </m:e>
+              </m:d>
+              <m:r>
+                <m:t>​</m:t>
+              </m:r>
+              <m:r>
+                <m:t>θ</m:t>
+              </m:r>
+              <m:r>
+                <m:rPr>
+                  <m:sty m:val="p"/>
+                </m:rPr>
+                <m:t>+</m:t>
+              </m:r>
+              <m:sSup>
+                <m:e>
+                  <m:r>
+                    <m:t>θ</m:t>
+                  </m:r>
+                </m:e>
+                <m:sup>
+                  <m:r>
+                    <m:t>2</m:t>
+                  </m:r>
+                </m:sup>
+              </m:sSup>
+              <m:r>
+                <m:t>&amp;</m:t>
+              </m:r>
+              <m:r>
+                <m:t>&amp;</m:t>
+              </m:r>
+              <m:r>
+                <m:rPr>
+                  <m:nor/>
+                  <m:sty m:val="p"/>
+                </m:rPr>
+                <m:t>(</m:t>
+              </m:r>
+              <m:r>
+                <m:t>a</m:t>
+              </m:r>
+              <m:r>
+                <m:rPr>
+                  <m:sty m:val="p"/>
+                </m:rPr>
+                <m:t>+</m:t>
+              </m:r>
+              <m:r>
+                <m:t>0</m:t>
+              </m:r>
+              <m:r>
+                <m:rPr>
+                  <m:sty m:val="p"/>
+                </m:rPr>
+                <m:t>=</m:t>
+              </m:r>
+              <m:r>
+                <m:t>a</m:t>
+              </m:r>
+              <m:r>
+                <m:rPr>
+                  <m:nor/>
+                  <m:sty m:val="p"/>
+                </m:rPr>
+                <m:t>)</m:t>
               </m:r>
             </m:e>
           </m:eqArr>
+          <m:r>
+            <m:t>  </m:t>
+          </m:r>
+          <m:r>
+            <m:rPr>
+              <m:sty m:val="p"/>
+            </m:rPr>
+            <m:t>(</m:t>
+          </m:r>
+          <m:r>
+            <m:t>3</m:t>
+          </m:r>
+          <m:r>
+            <m:rPr>
+              <m:sty m:val="p"/>
+            </m:rPr>
+            <m:t>)</m:t>
+          </m:r>
         </m:oMath>
       </m:oMathPara>
+      <w:bookmarkEnd w:id="75"/>
     </w:p>
-    <w:bookmarkEnd w:id="71"/>
-    <w:bookmarkStart w:id="72" w:name="exr-mse-expand"/>
+    <w:bookmarkEnd w:id="76"/>
+    <w:bookmarkStart w:id="77" w:name="exr-mse-expand"/>
     <w:p>
       <w:pPr>
         <w:pStyle w:val="FirstParagraph"/>
@@ -12844,8 +15037,8 @@
         <w:t xml:space="preserve">.</w:t>
       </w:r>
     </w:p>
-    <w:bookmarkEnd w:id="72"/>
-    <w:bookmarkStart w:id="73" w:name="sol-mse-expand"/>
+    <w:bookmarkEnd w:id="77"/>
+    <w:bookmarkStart w:id="78" w:name="sol-mse-expand"/>
     <w:p>
       <w:pPr>
         <w:pStyle w:val="BodyText"/>
@@ -13649,8 +15842,8 @@
         </m:oMath>
       </m:oMathPara>
     </w:p>
-    <w:bookmarkEnd w:id="73"/>
-    <w:bookmarkStart w:id="75" w:name="thm-mse-bias-variance"/>
+    <w:bookmarkEnd w:id="78"/>
+    <w:bookmarkStart w:id="80" w:name="thm-mse-bias-variance"/>
     <w:p>
       <w:pPr>
         <w:pStyle w:val="FirstParagraph"/>
@@ -13691,7 +15884,7 @@
       <w:pPr>
         <w:pStyle w:val="BodyText"/>
       </w:pPr>
-      <w:bookmarkStart w:id="74" w:name="eq-mse"/>
+      <w:bookmarkStart w:id="79" w:name="eq-mse"/>
       <m:oMathPara>
         <m:oMathParaPr>
           <m:jc m:val="center"/>
@@ -13840,7 +16033,7 @@
             <m:t>(</m:t>
           </m:r>
           <m:r>
-            <m:t>2</m:t>
+            <m:t>4</m:t>
           </m:r>
           <m:r>
             <m:rPr>
@@ -13850,9 +16043,9 @@
           </m:r>
         </m:oMath>
       </m:oMathPara>
-      <w:bookmarkEnd w:id="74"/>
+      <w:bookmarkEnd w:id="79"/>
     </w:p>
-    <w:bookmarkEnd w:id="75"/>
+    <w:bookmarkEnd w:id="80"/>
     <w:p>
       <w:pPr>
         <w:pStyle w:val="FirstParagraph"/>
@@ -14168,7 +16361,7 @@
         <w:t xml:space="preserve">so they are equal to each other.</w:t>
       </w:r>
     </w:p>
-    <w:bookmarkStart w:id="77" w:name="exm-mse-sample-mean"/>
+    <w:bookmarkStart w:id="82" w:name="exm-mse-sample-mean"/>
     <w:p>
       <w:pPr>
         <w:pStyle w:val="BodyText"/>
@@ -14178,7 +16371,7 @@
           <w:b/>
           <w:bCs/>
         </w:rPr>
-        <w:t xml:space="preserve">Example 9 (Mean squared error of two estimators of a mean)</w:t>
+        <w:t xml:space="preserve">Example 10 (Mean squared error of two estimators of a mean)</w:t>
       </w:r>
       <w:r>
         <w:t xml:space="preserve"> </w:t>
@@ -14194,7 +16387,7 @@
           <w:rPr>
             <w:rStyle w:val="Hyperlink"/>
           </w:rPr>
-          <w:t xml:space="preserve">Example 8</w:t>
+          <w:t xml:space="preserve">Example 9</w:t>
         </w:r>
       </w:hyperlink>
       <w:r>
@@ -15558,7 +17751,7 @@
       <w:r>
         <w:t xml:space="preserve"> </w:t>
       </w:r>
-      <w:hyperlink r:id="rId76">
+      <w:hyperlink r:id="rId81">
         <w:r>
           <w:rPr>
             <w:rStyle w:val="Hyperlink"/>
@@ -15827,8 +18020,8 @@
         <w:t xml:space="preserve">’s.</w:t>
       </w:r>
     </w:p>
-    <w:bookmarkEnd w:id="77"/>
-    <w:bookmarkStart w:id="78" w:name="def-rmse"/>
+    <w:bookmarkEnd w:id="82"/>
+    <w:bookmarkStart w:id="83" w:name="def-rmse"/>
     <w:p>
       <w:pPr>
         <w:pStyle w:val="BodyText"/>
@@ -16022,7 +18215,7 @@
           <w:rPr>
             <w:rStyle w:val="Hyperlink"/>
           </w:rPr>
-          <w:t xml:space="preserve">Example 9</w:t>
+          <w:t xml:space="preserve">Example 10</w:t>
         </w:r>
       </w:hyperlink>
       <w:r>
@@ -16084,9 +18277,9 @@
         <w:t xml:space="preserve">.</w:t>
       </w:r>
     </w:p>
-    <w:bookmarkEnd w:id="78"/>
-    <w:bookmarkEnd w:id="79"/>
-    <w:bookmarkStart w:id="91" w:name="sec-unbiased-estimators"/>
+    <w:bookmarkEnd w:id="83"/>
+    <w:bookmarkEnd w:id="84"/>
+    <w:bookmarkStart w:id="96" w:name="sec-unbiased-estimators"/>
     <w:p>
       <w:pPr>
         <w:pStyle w:val="Heading3"/>
@@ -16095,7 +18288,7 @@
         <w:t xml:space="preserve">3.6 Unbiased estimators</w:t>
       </w:r>
     </w:p>
-    <w:bookmarkStart w:id="80" w:name="def-unbiased"/>
+    <w:bookmarkStart w:id="85" w:name="def-unbiased"/>
     <w:p>
       <w:pPr>
         <w:pStyle w:val="FirstParagraph"/>
@@ -16242,8 +18435,8 @@
         <w:t xml:space="preserve">.</w:t>
       </w:r>
     </w:p>
-    <w:bookmarkEnd w:id="80"/>
-    <w:bookmarkStart w:id="81" w:name="exm-unbiased-sample-mean"/>
+    <w:bookmarkEnd w:id="85"/>
+    <w:bookmarkStart w:id="86" w:name="exm-unbiased-sample-mean"/>
     <w:p>
       <w:pPr>
         <w:pStyle w:val="BodyText"/>
@@ -16253,7 +18446,7 @@
           <w:b/>
           <w:bCs/>
         </w:rPr>
-        <w:t xml:space="preserve">Example 10 (The sample mean is unbiased)</w:t>
+        <w:t xml:space="preserve">Example 11 (The sample mean is unbiased)</w:t>
       </w:r>
       <w:r>
         <w:t xml:space="preserve"> </w:t>
@@ -16269,7 +18462,7 @@
           <w:rPr>
             <w:rStyle w:val="Hyperlink"/>
           </w:rPr>
-          <w:t xml:space="preserve">Example 8</w:t>
+          <w:t xml:space="preserve">Example 9</w:t>
         </w:r>
       </w:hyperlink>
       <w:r>
@@ -16457,8 +18650,8 @@
         <w:t xml:space="preserve">.</w:t>
       </w:r>
     </w:p>
-    <w:bookmarkEnd w:id="81"/>
-    <w:bookmarkStart w:id="83" w:name="exm-biased-variance-mle"/>
+    <w:bookmarkEnd w:id="86"/>
+    <w:bookmarkStart w:id="88" w:name="exm-biased-variance-mle"/>
     <w:p>
       <w:pPr>
         <w:pStyle w:val="BodyText"/>
@@ -16468,7 +18661,7 @@
           <w:b/>
           <w:bCs/>
         </w:rPr>
-        <w:t xml:space="preserve">Example 11 (A biased estimator of the variance)</w:t>
+        <w:t xml:space="preserve">Example 12 (A biased estimator of the variance)</w:t>
       </w:r>
       <w:r>
         <w:t xml:space="preserve"> </w:t>
@@ -16636,7 +18829,7 @@
       <w:r>
         <w:t xml:space="preserve"> </w:t>
       </w:r>
-      <w:hyperlink r:id="rId82">
+      <w:hyperlink r:id="rId87">
         <w:r>
           <w:rPr>
             <w:rStyle w:val="Hyperlink"/>
@@ -17450,7 +19643,7 @@
           <w:rPr>
             <w:rStyle w:val="Hyperlink"/>
           </w:rPr>
-          <w:t xml:space="preserve">Example 9</w:t>
+          <w:t xml:space="preserve">Example 10</w:t>
         </w:r>
       </w:hyperlink>
       <w:r>
@@ -17467,7 +19660,7 @@
           <w:rPr>
             <w:rStyle w:val="Hyperlink"/>
           </w:rPr>
-          <w:t xml:space="preserve">Example 8</w:t>
+          <w:t xml:space="preserve">Example 9</w:t>
         </w:r>
       </w:hyperlink>
       <w:r>
@@ -21742,8 +23935,8 @@
         <w:t xml:space="preserve">grows.</w:t>
       </w:r>
     </w:p>
-    <w:bookmarkEnd w:id="83"/>
-    <w:bookmarkStart w:id="84" w:name="exr-unbiased-exp"/>
+    <w:bookmarkEnd w:id="88"/>
+    <w:bookmarkStart w:id="89" w:name="exr-unbiased-exp"/>
     <w:p>
       <w:pPr>
         <w:pStyle w:val="BodyText"/>
@@ -21874,8 +24067,8 @@
         <w:t xml:space="preserve">.</w:t>
       </w:r>
     </w:p>
-    <w:bookmarkEnd w:id="84"/>
-    <w:bookmarkStart w:id="85" w:name="sol-unbiased-exp"/>
+    <w:bookmarkEnd w:id="89"/>
+    <w:bookmarkStart w:id="90" w:name="sol-unbiased-exp"/>
     <w:p>
       <w:pPr>
         <w:pStyle w:val="BodyText"/>
@@ -22100,8 +24293,8 @@
         <w:t xml:space="preserve">.</w:t>
       </w:r>
     </w:p>
-    <w:bookmarkEnd w:id="85"/>
-    <w:bookmarkStart w:id="86" w:name="exr-unbiased-mse"/>
+    <w:bookmarkEnd w:id="90"/>
+    <w:bookmarkStart w:id="91" w:name="exr-unbiased-mse"/>
     <w:p>
       <w:pPr>
         <w:pStyle w:val="BodyText"/>
@@ -22195,8 +24388,8 @@
         <w:t xml:space="preserve">in terms of its variance.</w:t>
       </w:r>
     </w:p>
-    <w:bookmarkEnd w:id="86"/>
-    <w:bookmarkStart w:id="87" w:name="sol-unbiased-mse"/>
+    <w:bookmarkEnd w:id="91"/>
+    <w:bookmarkStart w:id="92" w:name="sol-unbiased-mse"/>
     <w:p>
       <w:pPr>
         <w:pStyle w:val="BodyText"/>
@@ -22535,8 +24728,8 @@
         </m:oMath>
       </m:oMathPara>
     </w:p>
-    <w:bookmarkEnd w:id="87"/>
-    <w:bookmarkStart w:id="90" w:name="thm-unbiased-props"/>
+    <w:bookmarkEnd w:id="92"/>
+    <w:bookmarkStart w:id="95" w:name="thm-unbiased-props"/>
     <w:p>
       <w:pPr>
         <w:pStyle w:val="FirstParagraph"/>
@@ -22608,7 +24801,7 @@
       <w:pPr>
         <w:pStyle w:val="BodyText"/>
       </w:pPr>
-      <w:bookmarkStart w:id="88" w:name="eq-unbiased-exp"/>
+      <w:bookmarkStart w:id="93" w:name="eq-unbiased-exp"/>
       <m:oMathPara>
         <m:oMathParaPr>
           <m:jc m:val="center"/>
@@ -22665,7 +24858,7 @@
             <m:t>(</m:t>
           </m:r>
           <m:r>
-            <m:t>3</m:t>
+            <m:t>5</m:t>
           </m:r>
           <m:r>
             <m:rPr>
@@ -22675,13 +24868,13 @@
           </m:r>
         </m:oMath>
       </m:oMathPara>
-      <w:bookmarkEnd w:id="88"/>
+      <w:bookmarkEnd w:id="93"/>
     </w:p>
     <w:p>
       <w:pPr>
         <w:pStyle w:val="FirstParagraph"/>
       </w:pPr>
-      <w:bookmarkStart w:id="89" w:name="eq-unbiased-mse"/>
+      <w:bookmarkStart w:id="94" w:name="eq-unbiased-mse"/>
       <m:oMathPara>
         <m:oMathParaPr>
           <m:jc m:val="center"/>
@@ -22767,7 +24960,7 @@
             <m:t>(</m:t>
           </m:r>
           <m:r>
-            <m:t>4</m:t>
+            <m:t>6</m:t>
           </m:r>
           <m:r>
             <m:rPr>
@@ -22777,9 +24970,9 @@
           </m:r>
         </m:oMath>
       </m:oMathPara>
-      <w:bookmarkEnd w:id="89"/>
+      <w:bookmarkEnd w:id="94"/>
     </w:p>
-    <w:bookmarkEnd w:id="90"/>
+    <w:bookmarkEnd w:id="95"/>
     <w:p>
       <w:pPr>
         <w:pStyle w:val="FirstParagraph"/>
@@ -22799,7 +24992,7 @@
           <w:rPr>
             <w:rStyle w:val="Hyperlink"/>
           </w:rPr>
-          <w:t xml:space="preserve">Equation 3</w:t>
+          <w:t xml:space="preserve">Equation 5</w:t>
         </w:r>
       </w:hyperlink>
       <w:r>
@@ -22836,7 +25029,7 @@
           <w:rPr>
             <w:rStyle w:val="Hyperlink"/>
           </w:rPr>
-          <w:t xml:space="preserve">Equation 4</w:t>
+          <w:t xml:space="preserve">Equation 6</w:t>
         </w:r>
       </w:hyperlink>
       <w:r>
@@ -22860,8 +25053,8 @@
         <w:t xml:space="preserve">.</w:t>
       </w:r>
     </w:p>
-    <w:bookmarkEnd w:id="91"/>
-    <w:bookmarkStart w:id="94" w:name="mean-absolute-error"/>
+    <w:bookmarkEnd w:id="96"/>
+    <w:bookmarkStart w:id="99" w:name="mean-absolute-error"/>
     <w:p>
       <w:pPr>
         <w:pStyle w:val="Heading3"/>
@@ -22870,7 +25063,7 @@
         <w:t xml:space="preserve">3.7 Mean absolute error</w:t>
       </w:r>
     </w:p>
-    <w:bookmarkStart w:id="92" w:name="def-mae"/>
+    <w:bookmarkStart w:id="97" w:name="def-mae"/>
     <w:p>
       <w:pPr>
         <w:pStyle w:val="FirstParagraph"/>
@@ -23055,8 +25248,8 @@
         </m:oMath>
       </m:oMathPara>
     </w:p>
-    <w:bookmarkEnd w:id="92"/>
-    <w:bookmarkStart w:id="93" w:name="exm-mae-gaussian"/>
+    <w:bookmarkEnd w:id="97"/>
+    <w:bookmarkStart w:id="98" w:name="exm-mae-gaussian"/>
     <w:p>
       <w:pPr>
         <w:pStyle w:val="FirstParagraph"/>
@@ -23066,7 +25259,7 @@
           <w:b/>
           <w:bCs/>
         </w:rPr>
-        <w:t xml:space="preserve">Example 12 (Mean absolute error of a Gaussian estimator)</w:t>
+        <w:t xml:space="preserve">Example 13 (Mean absolute error of a Gaussian estimator)</w:t>
       </w:r>
       <w:r>
         <w:t xml:space="preserve"> </w:t>
@@ -25462,9 +27655,9 @@
         <w:t xml:space="preserve">).</w:t>
       </w:r>
     </w:p>
-    <w:bookmarkEnd w:id="93"/>
-    <w:bookmarkEnd w:id="94"/>
-    <w:bookmarkStart w:id="108" w:name="standard-error"/>
+    <w:bookmarkEnd w:id="98"/>
+    <w:bookmarkEnd w:id="99"/>
+    <w:bookmarkStart w:id="113" w:name="standard-error"/>
     <w:p>
       <w:pPr>
         <w:pStyle w:val="Heading3"/>
@@ -25473,7 +27666,7 @@
         <w:t xml:space="preserve">3.8 Standard error</w:t>
       </w:r>
     </w:p>
-    <w:bookmarkStart w:id="96" w:name="def-SE"/>
+    <w:bookmarkStart w:id="101" w:name="def-SE"/>
     <w:p>
       <w:pPr>
         <w:pStyle w:val="FirstParagraph"/>
@@ -25531,7 +27724,7 @@
       <w:r>
         <w:t xml:space="preserve"> </w:t>
       </w:r>
-      <w:hyperlink r:id="rId95">
+      <w:hyperlink r:id="rId100">
         <w:r>
           <w:rPr>
             <w:rStyle w:val="Hyperlink"/>
@@ -25659,8 +27852,8 @@
         </m:oMath>
       </m:oMathPara>
     </w:p>
-    <w:bookmarkEnd w:id="96"/>
-    <w:bookmarkStart w:id="97" w:name="exm-SE-sample-mean"/>
+    <w:bookmarkEnd w:id="101"/>
+    <w:bookmarkStart w:id="102" w:name="exm-SE-sample-mean"/>
     <w:p>
       <w:pPr>
         <w:pStyle w:val="FirstParagraph"/>
@@ -25670,7 +27863,7 @@
           <w:b/>
           <w:bCs/>
         </w:rPr>
-        <w:t xml:space="preserve">Example 13 (Standard error of the sample mean)</w:t>
+        <w:t xml:space="preserve">Example 14 (Standard error of the sample mean)</w:t>
       </w:r>
       <w:r>
         <w:t xml:space="preserve"> </w:t>
@@ -25686,7 +27879,7 @@
           <w:rPr>
             <w:rStyle w:val="Hyperlink"/>
           </w:rPr>
-          <w:t xml:space="preserve">Example 9</w:t>
+          <w:t xml:space="preserve">Example 10</w:t>
         </w:r>
       </w:hyperlink>
       <w:r>
@@ -25948,8 +28141,8 @@
         <w:t xml:space="preserve">.</w:t>
       </w:r>
     </w:p>
-    <w:bookmarkEnd w:id="97"/>
-    <w:bookmarkStart w:id="98" w:name="exr-se-error-sd"/>
+    <w:bookmarkEnd w:id="102"/>
+    <w:bookmarkStart w:id="103" w:name="exr-se-error-sd"/>
     <w:p>
       <w:pPr>
         <w:pStyle w:val="BodyText"/>
@@ -25970,7 +28163,7 @@
       <w:r>
         <w:t xml:space="preserve"> </w:t>
       </w:r>
-      <w:hyperlink r:id="rId95">
+      <w:hyperlink r:id="rId100">
         <w:r>
           <w:rPr>
             <w:rStyle w:val="Hyperlink"/>
@@ -26071,8 +28264,8 @@
         <w:t xml:space="preserve">.</w:t>
       </w:r>
     </w:p>
-    <w:bookmarkEnd w:id="98"/>
-    <w:bookmarkStart w:id="99" w:name="sol-se-error-sd"/>
+    <w:bookmarkEnd w:id="103"/>
+    <w:bookmarkStart w:id="104" w:name="sol-se-error-sd"/>
     <w:p>
       <w:pPr>
         <w:pStyle w:val="BodyText"/>
@@ -26417,8 +28610,8 @@
         <w:t xml:space="preserve">.</w:t>
       </w:r>
     </w:p>
-    <w:bookmarkEnd w:id="99"/>
-    <w:bookmarkStart w:id="100" w:name="thm-se-error-sd"/>
+    <w:bookmarkEnd w:id="104"/>
+    <w:bookmarkStart w:id="105" w:name="thm-se-error-sd"/>
     <w:p>
       <w:pPr>
         <w:pStyle w:val="BodyText"/>
@@ -26532,7 +28725,7 @@
         </m:oMath>
       </m:oMathPara>
     </w:p>
-    <w:bookmarkEnd w:id="100"/>
+    <w:bookmarkEnd w:id="105"/>
     <w:p>
       <w:pPr>
         <w:pStyle w:val="FirstParagraph"/>
@@ -26565,7 +28758,7 @@
         <w:t xml:space="preserve">.</w:t>
       </w:r>
     </w:p>
-    <w:bookmarkStart w:id="101" w:name="rem-standard-error-name"/>
+    <w:bookmarkStart w:id="106" w:name="rem-standard-error-name"/>
     <w:p>
       <w:pPr>
         <w:pStyle w:val="BodyText"/>
@@ -26675,8 +28868,8 @@
         <w:t xml:space="preserve">so they come up often enough to deserve their own name.</w:t>
       </w:r>
     </w:p>
-    <w:bookmarkEnd w:id="101"/>
-    <w:bookmarkStart w:id="102" w:name="exr-var-mse-bias"/>
+    <w:bookmarkEnd w:id="106"/>
+    <w:bookmarkStart w:id="107" w:name="exr-var-mse-bias"/>
     <w:p>
       <w:pPr>
         <w:pStyle w:val="BodyText"/>
@@ -26846,8 +29039,8 @@
         <w:t xml:space="preserve">.</w:t>
       </w:r>
     </w:p>
-    <w:bookmarkEnd w:id="102"/>
-    <w:bookmarkStart w:id="103" w:name="sol-var-mse-bias"/>
+    <w:bookmarkEnd w:id="107"/>
+    <w:bookmarkStart w:id="108" w:name="sol-var-mse-bias"/>
     <w:p>
       <w:pPr>
         <w:pStyle w:val="BodyText"/>
@@ -27774,8 +29967,8 @@
         </m:oMath>
       </m:oMathPara>
     </w:p>
-    <w:bookmarkEnd w:id="103"/>
-    <w:bookmarkStart w:id="104" w:name="cor-var-mse-bias"/>
+    <w:bookmarkEnd w:id="108"/>
+    <w:bookmarkStart w:id="109" w:name="cor-var-mse-bias"/>
     <w:p>
       <w:pPr>
         <w:pStyle w:val="FirstParagraph"/>
@@ -27785,7 +29978,7 @@
           <w:b/>
           <w:bCs/>
         </w:rPr>
-        <w:t xml:space="preserve">Corollary 1 (Standard error squared equals MSE minus squared bias)</w:t>
+        <w:t xml:space="preserve">Corollary 2 (Standard error squared equals MSE minus squared bias)</w:t>
       </w:r>
       <w:r>
         <w:t xml:space="preserve"> </w:t>
@@ -27970,7 +30163,7 @@
         </m:oMath>
       </m:oMathPara>
     </w:p>
-    <w:bookmarkEnd w:id="104"/>
+    <w:bookmarkEnd w:id="109"/>
     <w:p>
       <w:pPr>
         <w:pStyle w:val="FirstParagraph"/>
@@ -28003,7 +30196,7 @@
         <w:t xml:space="preserve">.</w:t>
       </w:r>
     </w:p>
-    <w:bookmarkStart w:id="105" w:name="exr-se-rmse-unbiased"/>
+    <w:bookmarkStart w:id="110" w:name="exr-se-rmse-unbiased"/>
     <w:p>
       <w:pPr>
         <w:pStyle w:val="BodyText"/>
@@ -28029,7 +30222,7 @@
           <w:rPr>
             <w:rStyle w:val="Hyperlink"/>
           </w:rPr>
-          <w:t xml:space="preserve">Equation 4</w:t>
+          <w:t xml:space="preserve">Equation 6</w:t>
         </w:r>
       </w:hyperlink>
       <w:r>
@@ -28111,8 +30304,8 @@
         <w:t xml:space="preserve">.</w:t>
       </w:r>
     </w:p>
-    <w:bookmarkEnd w:id="105"/>
-    <w:bookmarkStart w:id="106" w:name="sol-se-rmse-unbiased"/>
+    <w:bookmarkEnd w:id="110"/>
+    <w:bookmarkStart w:id="111" w:name="sol-se-rmse-unbiased"/>
     <w:p>
       <w:pPr>
         <w:pStyle w:val="BodyText"/>
@@ -28138,7 +30331,7 @@
           <w:rPr>
             <w:rStyle w:val="Hyperlink"/>
           </w:rPr>
-          <w:t xml:space="preserve">Equation 4</w:t>
+          <w:t xml:space="preserve">Equation 6</w:t>
         </w:r>
       </w:hyperlink>
       <w:r>
@@ -28353,8 +30546,8 @@
         <w:t xml:space="preserve">.</w:t>
       </w:r>
     </w:p>
-    <w:bookmarkEnd w:id="106"/>
-    <w:bookmarkStart w:id="107" w:name="cor-se-rmse-unbiased"/>
+    <w:bookmarkEnd w:id="111"/>
+    <w:bookmarkStart w:id="112" w:name="cor-se-rmse-unbiased"/>
     <w:p>
       <w:pPr>
         <w:pStyle w:val="BodyText"/>
@@ -28364,7 +30557,7 @@
           <w:b/>
           <w:bCs/>
         </w:rPr>
-        <w:t xml:space="preserve">Corollary 2 (For unbiased estimators, SE equals root MSE)</w:t>
+        <w:t xml:space="preserve">Corollary 3 (For unbiased estimators, SE equals root MSE)</w:t>
       </w:r>
       <w:r>
         <w:t xml:space="preserve"> </w:t>
@@ -28512,7 +30705,7 @@
         </m:oMath>
       </m:oMathPara>
     </w:p>
-    <w:bookmarkEnd w:id="107"/>
+    <w:bookmarkEnd w:id="112"/>
     <w:p>
       <w:pPr>
         <w:pStyle w:val="FirstParagraph"/>
@@ -28545,9 +30738,9 @@
         <w:t xml:space="preserve">.</w:t>
       </w:r>
     </w:p>
-    <w:bookmarkEnd w:id="108"/>
-    <w:bookmarkEnd w:id="109"/>
-    <w:bookmarkStart w:id="120" w:name="references"/>
+    <w:bookmarkEnd w:id="113"/>
+    <w:bookmarkEnd w:id="114"/>
+    <w:bookmarkStart w:id="126" w:name="references"/>
     <w:p>
       <w:pPr>
         <w:pStyle w:val="Heading2"/>
@@ -28556,8 +30749,8 @@
         <w:t xml:space="preserve">References</w:t>
       </w:r>
     </w:p>
-    <w:bookmarkStart w:id="119" w:name="refs"/>
-    <w:bookmarkStart w:id="110" w:name="ref-box_draper_1987"/>
+    <w:bookmarkStart w:id="125" w:name="refs"/>
+    <w:bookmarkStart w:id="115" w:name="ref-box_draper_1987"/>
     <w:p>
       <w:pPr>
         <w:pStyle w:val="Bibliography"/>
@@ -28579,8 +30772,8 @@
         <w:t xml:space="preserve">. Wiley Series in Probability and Mathematical Statistics. Applied Probability and Statistics. Wiley.</w:t>
       </w:r>
     </w:p>
-    <w:bookmarkEnd w:id="110"/>
-    <w:bookmarkStart w:id="112" w:name="ref-dunn2018generalized"/>
+    <w:bookmarkEnd w:id="115"/>
+    <w:bookmarkStart w:id="117" w:name="ref-dunn2018generalized"/>
     <w:p>
       <w:pPr>
         <w:pStyle w:val="Bibliography"/>
@@ -28618,7 +30811,7 @@
       <w:r>
         <w:t xml:space="preserve"> </w:t>
       </w:r>
-      <w:hyperlink r:id="rId111">
+      <w:hyperlink r:id="rId116">
         <w:r>
           <w:rPr>
             <w:rStyle w:val="Hyperlink"/>
@@ -28630,8 +30823,31 @@
         <w:t xml:space="preserve">.</w:t>
       </w:r>
     </w:p>
-    <w:bookmarkEnd w:id="112"/>
-    <w:bookmarkStart w:id="114" w:name="ref-lawrance2020estimand"/>
+    <w:bookmarkEnd w:id="117"/>
+    <w:bookmarkStart w:id="118" w:name="ref-hosmer1989applied"/>
+    <w:p>
+      <w:pPr>
+        <w:pStyle w:val="Bibliography"/>
+      </w:pPr>
+      <w:r>
+        <w:t xml:space="preserve">Hosmer, David W., and Stanley Lemeshow. 1989.</w:t>
+      </w:r>
+      <w:r>
+        <w:t xml:space="preserve"> </w:t>
+      </w:r>
+      <w:r>
+        <w:rPr>
+          <w:i/>
+          <w:iCs/>
+        </w:rPr>
+        <w:t xml:space="preserve">Applied Logistic Regression</w:t>
+      </w:r>
+      <w:r>
+        <w:t xml:space="preserve">. Wiley.</w:t>
+      </w:r>
+    </w:p>
+    <w:bookmarkEnd w:id="118"/>
+    <w:bookmarkStart w:id="120" w:name="ref-lawrance2020estimand"/>
     <w:p>
       <w:pPr>
         <w:pStyle w:val="Bibliography"/>
@@ -28664,7 +30880,7 @@
       <w:r>
         <w:t xml:space="preserve"> </w:t>
       </w:r>
-      <w:hyperlink r:id="rId113">
+      <w:hyperlink r:id="rId119">
         <w:r>
           <w:rPr>
             <w:rStyle w:val="Hyperlink"/>
@@ -28676,8 +30892,8 @@
         <w:t xml:space="preserve">.</w:t>
       </w:r>
     </w:p>
-    <w:bookmarkEnd w:id="114"/>
-    <w:bookmarkStart w:id="116" w:name="ref-pohl2021estimands"/>
+    <w:bookmarkEnd w:id="120"/>
+    <w:bookmarkStart w:id="122" w:name="ref-pohl2021estimands"/>
     <w:p>
       <w:pPr>
         <w:pStyle w:val="Bibliography"/>
@@ -28737,7 +30953,7 @@
       <w:r>
         <w:t xml:space="preserve"> </w:t>
       </w:r>
-      <w:hyperlink r:id="rId115">
+      <w:hyperlink r:id="rId121">
         <w:r>
           <w:rPr>
             <w:rStyle w:val="Hyperlink"/>
@@ -28749,8 +30965,8 @@
         <w:t xml:space="preserve">.</w:t>
       </w:r>
     </w:p>
-    <w:bookmarkEnd w:id="116"/>
-    <w:bookmarkStart w:id="118" w:name="ref-van2018flexible"/>
+    <w:bookmarkEnd w:id="122"/>
+    <w:bookmarkStart w:id="124" w:name="ref-van2018flexible"/>
     <w:p>
       <w:pPr>
         <w:pStyle w:val="Bibliography"/>
@@ -28774,7 +30990,7 @@
       <w:r>
         <w:t xml:space="preserve"> </w:t>
       </w:r>
-      <w:hyperlink r:id="rId117">
+      <w:hyperlink r:id="rId123">
         <w:r>
           <w:rPr>
             <w:rStyle w:val="Hyperlink"/>
@@ -28786,9 +31002,9 @@
         <w:t xml:space="preserve">.</w:t>
       </w:r>
     </w:p>
-    <w:bookmarkEnd w:id="118"/>
-    <w:bookmarkEnd w:id="119"/>
-    <w:bookmarkEnd w:id="120"/>
+    <w:bookmarkEnd w:id="124"/>
+    <w:bookmarkEnd w:id="125"/>
+    <w:bookmarkEnd w:id="126"/>
     <w:sectPr>
       <w:footnotePr>
         <w:numRestart w:val="eachSect"/>

--- a/pr-preview/pr-91/estimation-handout-tracked-changes.docx
+++ b/pr-preview/pr-91/estimation-handout-tracked-changes.docx
@@ -16,7 +16,7 @@
       </w:pPr>
       <w:del w:id="1" w:author="PR Preview" w:date="2026-01-01T00:00:00Z">
         <w:r>
-          <w:delText xml:space="preserve">Last modified: 2026-10-09 02:03:36 (PDT)</w:delText>
+          <w:delText xml:space="preserve">Last modified: 2026-10-09 12:07:46 (PDT)</w:delText>
         </w:r>
       </w:del>
     </w:p>
@@ -26,7 +26,7 @@
       </w:pPr>
       <w:ins w:id="2" w:author="PR Preview" w:date="2026-01-01T00:00:00Z">
         <w:r>
-          <w:t xml:space="preserve">Last modified: 2026-10-09 02:07:19 (PDT)</w:t>
+          <w:t xml:space="preserve">Last modified: 2026-10-09 13:24:16 (PDT)</w:t>
         </w:r>
       </w:ins>
     </w:p>
@@ -3031,7 +3031,7 @@
     </w:p>
     <w:bookmarkEnd w:id="33"/>
     <w:bookmarkEnd w:id="34"/>
-    <w:bookmarkStart w:id="114" w:name="sec-est-accuracy"/>
+    <w:bookmarkStart w:id="115" w:name="sec-est-accuracy"/>
     <w:p>
       <w:pPr>
         <w:pStyle w:val="Heading2"/>
@@ -3593,7 +3593,7 @@
       </w:r>
     </w:p>
     <w:bookmarkEnd w:id="38"/>
-    <w:bookmarkStart w:id="61" w:name="residuals"/>
+    <w:bookmarkStart w:id="62" w:name="residuals"/>
     <w:p>
       <w:pPr>
         <w:pStyle w:val="Heading3"/>
@@ -5673,7 +5673,7 @@
         <w:t xml:space="preserve">.</w:t>
       </w:r>
     </w:p>
-    <w:bookmarkStart w:id="49" w:name="exm-residual-prediction-error"/>
+    <w:bookmarkStart w:id="50" w:name="exm-residual-prediction-error"/>
     <w:p>
       <w:pPr>
         <w:pStyle w:val="BodyText"/>
@@ -5763,17 +5763,19 @@
         <w:t xml:space="preserve"> </w:t>
       </w:r>
       <w:r>
-        <w:t xml:space="preserve">and this repository holds a copy at</w:t>
-      </w:r>
-      <w:r>
-        <w:t xml:space="preserve"> </w:t>
-      </w:r>
-      <w:r>
-        <w:rPr>
-          <w:rStyle w:val="VerbatimChar"/>
-        </w:rPr>
-        <w:t xml:space="preserve">data/birthwt.csv</w:t>
-      </w:r>
+        <w:t xml:space="preserve">and this site has a copy at</w:t>
+      </w:r>
+      <w:r>
+        <w:t xml:space="preserve"> </w:t>
+      </w:r>
+      <w:hyperlink r:id="rId49">
+        <w:r>
+          <w:rPr>
+            <w:rStyle w:val="VerbatimChar"/>
+          </w:rPr>
+          <w:t xml:space="preserve">data/birthwt.csv</w:t>
+        </w:r>
+      </w:hyperlink>
       <w:r>
         <w:t xml:space="preserve">.</w:t>
       </w:r>
@@ -7091,8 +7093,8 @@
         <w:t xml:space="preserve">says.</w:t>
       </w:r>
     </w:p>
-    <w:bookmarkEnd w:id="49"/>
-    <w:bookmarkStart w:id="50" w:name="rem-prediction-error"/>
+    <w:bookmarkEnd w:id="50"/>
+    <w:bookmarkStart w:id="51" w:name="rem-prediction-error"/>
     <w:p>
       <w:pPr>
         <w:pStyle w:val="BodyText"/>
@@ -7349,8 +7351,8 @@
         <w:t xml:space="preserve">so the two differ only in orientation.</w:t>
       </w:r>
     </w:p>
-    <w:bookmarkEnd w:id="50"/>
-    <w:bookmarkStart w:id="51" w:name="def-prediction-mse"/>
+    <w:bookmarkEnd w:id="51"/>
+    <w:bookmarkStart w:id="52" w:name="def-prediction-mse"/>
     <w:p>
       <w:pPr>
         <w:pStyle w:val="BodyText"/>
@@ -7649,8 +7651,8 @@
         </m:oMath>
       </m:oMathPara>
     </w:p>
-    <w:bookmarkEnd w:id="51"/>
-    <w:bookmarkStart w:id="54" w:name="rem-prediction-mse"/>
+    <w:bookmarkEnd w:id="52"/>
+    <w:bookmarkStart w:id="55" w:name="rem-prediction-mse"/>
     <w:p>
       <w:pPr>
         <w:pStyle w:val="FirstParagraph"/>
@@ -7717,7 +7719,7 @@
       <w:r>
         <w:t xml:space="preserve"> </w:t>
       </w:r>
-      <w:hyperlink r:id="rId52">
+      <w:hyperlink r:id="rId53">
         <w:r>
           <w:rPr>
             <w:rStyle w:val="Hyperlink"/>
@@ -7745,7 +7747,7 @@
       <w:r>
         <w:t xml:space="preserve">(</w:t>
       </w:r>
-      <w:hyperlink r:id="rId53">
+      <w:hyperlink r:id="rId54">
         <w:r>
           <w:rPr>
             <w:rStyle w:val="Hyperlink"/>
@@ -7953,8 +7955,8 @@
         </m:oMath>
       </m:oMathPara>
     </w:p>
-    <w:bookmarkEnd w:id="54"/>
-    <w:bookmarkStart w:id="60" w:name="exm-fitted-residual-error"/>
+    <w:bookmarkEnd w:id="55"/>
+    <w:bookmarkStart w:id="61" w:name="exm-fitted-residual-error"/>
     <w:p>
       <w:pPr>
         <w:pStyle w:val="FirstParagraph"/>
@@ -8138,7 +8140,7 @@
       <w:r>
         <w:t xml:space="preserve"> </w:t>
       </w:r>
-      <w:hyperlink r:id="rId55">
+      <w:hyperlink r:id="rId56">
         <w:r>
           <w:rPr>
             <w:rStyle w:val="Hyperlink"/>
@@ -8670,7 +8672,7 @@
       <w:tr>
         <w:tc>
           <w:tcPr/>
-          <w:bookmarkStart w:id="59" w:name="fig-fitted-residual-error"/>
+          <w:bookmarkStart w:id="60" w:name="fig-fitted-residual-error"/>
           <w:p>
             <w:pPr>
               <w:pStyle w:val="SourceCode"/>
@@ -9691,18 +9693,18 @@
                 <wp:inline>
                   <wp:extent cx="4620126" cy="3696101"/>
                   <wp:effectExtent b="0" l="0" r="0" t="0"/>
-                  <wp:docPr descr="" title="" id="57" name="Picture"/>
+                  <wp:docPr descr="" title="" id="58" name="Picture"/>
                   <a:graphic>
                     <a:graphicData uri="http://schemas.openxmlformats.org/drawingml/2006/picture">
                       <pic:pic>
                         <pic:nvPicPr>
-                          <pic:cNvPr descr="estimation_files/figure-docx/unnamed-chunk-1-1.png" id="58" name="Picture"/>
+                          <pic:cNvPr descr="estimation_files/figure-docx/unnamed-chunk-1-1.png" id="59" name="Picture"/>
                           <pic:cNvPicPr>
                             <a:picLocks noChangeArrowheads="1" noChangeAspect="1"/>
                           </pic:cNvPicPr>
                         </pic:nvPicPr>
                         <pic:blipFill>
-                          <a:blip r:embed="rId56"/>
+                          <a:blip r:embed="rId57"/>
                           <a:stretch>
                             <a:fillRect/>
                           </a:stretch>
@@ -9754,7 +9756,7 @@
               <w:t xml:space="preserve">which points up from its fitted value to its observed outcome</w:t>
             </w:r>
           </w:p>
-          <w:bookmarkEnd w:id="59"/>
+          <w:bookmarkEnd w:id="60"/>
         </w:tc>
       </w:tr>
     </w:tbl>
@@ -9986,9 +9988,9 @@
         <w:t xml:space="preserve">.</w:t>
       </w:r>
     </w:p>
-    <w:bookmarkEnd w:id="60"/>
     <w:bookmarkEnd w:id="61"/>
-    <w:bookmarkStart w:id="68" w:name="bias"/>
+    <w:bookmarkEnd w:id="62"/>
+    <w:bookmarkStart w:id="69" w:name="bias"/>
     <w:p>
       <w:pPr>
         <w:pStyle w:val="Heading3"/>
@@ -9997,7 +9999,7 @@
         <w:t xml:space="preserve">3.4 Bias</w:t>
       </w:r>
     </w:p>
-    <w:bookmarkStart w:id="63" w:name="def-bias"/>
+    <w:bookmarkStart w:id="64" w:name="def-bias"/>
     <w:p>
       <w:pPr>
         <w:pStyle w:val="FirstParagraph"/>
@@ -10091,7 +10093,7 @@
       <w:pPr>
         <w:pStyle w:val="BodyText"/>
       </w:pPr>
-      <w:bookmarkStart w:id="62" w:name="eq-bias-def"/>
+      <w:bookmarkStart w:id="63" w:name="eq-bias-def"/>
       <m:oMathPara>
         <m:oMathParaPr>
           <m:jc m:val="center"/>
@@ -10219,10 +10221,10 @@
           </m:r>
         </m:oMath>
       </m:oMathPara>
-      <w:bookmarkEnd w:id="62"/>
+      <w:bookmarkEnd w:id="63"/>
     </w:p>
-    <w:bookmarkEnd w:id="63"/>
-    <w:bookmarkStart w:id="64" w:name="exr-bias-exprs"/>
+    <w:bookmarkEnd w:id="64"/>
+    <w:bookmarkStart w:id="65" w:name="exr-bias-exprs"/>
     <w:p>
       <w:pPr>
         <w:pStyle w:val="FirstParagraph"/>
@@ -10370,8 +10372,8 @@
         <w:t xml:space="preserve">.</w:t>
       </w:r>
     </w:p>
-    <w:bookmarkEnd w:id="64"/>
-    <w:bookmarkStart w:id="65" w:name="sol-bias-exprs"/>
+    <w:bookmarkEnd w:id="65"/>
+    <w:bookmarkStart w:id="66" w:name="sol-bias-exprs"/>
     <w:p>
       <w:pPr>
         <w:pStyle w:val="BodyText"/>
@@ -10748,8 +10750,8 @@
         </m:oMath>
       </m:oMathPara>
     </w:p>
-    <w:bookmarkEnd w:id="65"/>
-    <w:bookmarkStart w:id="66" w:name="thm-bias-exprs"/>
+    <w:bookmarkEnd w:id="66"/>
+    <w:bookmarkStart w:id="67" w:name="thm-bias-exprs"/>
     <w:p>
       <w:pPr>
         <w:pStyle w:val="FirstParagraph"/>
@@ -10853,7 +10855,7 @@
         </m:oMath>
       </m:oMathPara>
     </w:p>
-    <w:bookmarkEnd w:id="66"/>
+    <w:bookmarkEnd w:id="67"/>
     <w:p>
       <w:pPr>
         <w:pStyle w:val="FirstParagraph"/>
@@ -10886,7 +10888,7 @@
         <w:t xml:space="preserve">.</w:t>
       </w:r>
     </w:p>
-    <w:bookmarkStart w:id="67" w:name="exm-bias-sample-mean"/>
+    <w:bookmarkStart w:id="68" w:name="exm-bias-sample-mean"/>
     <w:p>
       <w:pPr>
         <w:pStyle w:val="BodyText"/>
@@ -12220,9 +12222,9 @@
         <w:t xml:space="preserve">uses only one.</w:t>
       </w:r>
     </w:p>
-    <w:bookmarkEnd w:id="67"/>
     <w:bookmarkEnd w:id="68"/>
-    <w:bookmarkStart w:id="84" w:name="mean-squared-error"/>
+    <w:bookmarkEnd w:id="69"/>
+    <w:bookmarkStart w:id="85" w:name="mean-squared-error"/>
     <w:p>
       <w:pPr>
         <w:pStyle w:val="Heading3"/>
@@ -12231,7 +12233,7 @@
         <w:t xml:space="preserve">3.5 Mean squared error</w:t>
       </w:r>
     </w:p>
-    <w:bookmarkStart w:id="69" w:name="def-mse"/>
+    <w:bookmarkStart w:id="70" w:name="def-mse"/>
     <w:p>
       <w:pPr>
         <w:pStyle w:val="FirstParagraph"/>
@@ -12483,8 +12485,8 @@
         </m:oMath>
       </m:oMathPara>
     </w:p>
-    <w:bookmarkEnd w:id="69"/>
-    <w:bookmarkStart w:id="70" w:name="exr-sq-bias-expand"/>
+    <w:bookmarkEnd w:id="70"/>
+    <w:bookmarkStart w:id="71" w:name="exr-sq-bias-expand"/>
     <w:p>
       <w:pPr>
         <w:pStyle w:val="FirstParagraph"/>
@@ -12656,8 +12658,8 @@
         <w:t xml:space="preserve">.</w:t>
       </w:r>
     </w:p>
-    <w:bookmarkEnd w:id="70"/>
-    <w:bookmarkStart w:id="71" w:name="sol-sq-bias-expand"/>
+    <w:bookmarkEnd w:id="71"/>
+    <w:bookmarkStart w:id="72" w:name="sol-sq-bias-expand"/>
     <w:p>
       <w:pPr>
         <w:pStyle w:val="BodyText"/>
@@ -12977,8 +12979,8 @@
         </m:oMath>
       </m:oMathPara>
     </w:p>
-    <w:bookmarkEnd w:id="71"/>
-    <w:bookmarkStart w:id="72" w:name="exr-bias-sq-plus-var"/>
+    <w:bookmarkEnd w:id="72"/>
+    <w:bookmarkStart w:id="73" w:name="exr-bias-sq-plus-var"/>
     <w:p>
       <w:pPr>
         <w:pStyle w:val="FirstParagraph"/>
@@ -13223,8 +13225,8 @@
         <w:t xml:space="preserve">.</w:t>
       </w:r>
     </w:p>
-    <w:bookmarkEnd w:id="72"/>
-    <w:bookmarkStart w:id="76" w:name="sol-bias-sq-plus-var"/>
+    <w:bookmarkEnd w:id="73"/>
+    <w:bookmarkStart w:id="77" w:name="sol-bias-sq-plus-var"/>
     <w:p>
       <w:pPr>
         <w:pStyle w:val="BodyText"/>
@@ -13248,7 +13250,7 @@
       <w:r>
         <w:t xml:space="preserve">(</w:t>
       </w:r>
-      <w:hyperlink r:id="rId73">
+      <w:hyperlink r:id="rId74">
         <w:r>
           <w:rPr>
             <w:rStyle w:val="Hyperlink"/>
@@ -13264,7 +13266,7 @@
       <w:pPr>
         <w:pStyle w:val="BodyText"/>
       </w:pPr>
-      <w:bookmarkStart w:id="74" w:name="eq-bias-sq-plus-var-exr"/>
+      <w:bookmarkStart w:id="75" w:name="eq-bias-sq-plus-var-exr"/>
       <m:oMathPara>
         <m:oMathParaPr>
           <m:jc m:val="center"/>
@@ -13432,7 +13434,7 @@
           </m:r>
         </m:oMath>
       </m:oMathPara>
-      <w:bookmarkEnd w:id="74"/>
+      <w:bookmarkEnd w:id="75"/>
     </w:p>
     <w:p>
       <w:pPr>
@@ -13463,7 +13465,7 @@
       <w:pPr>
         <w:pStyle w:val="BodyText"/>
       </w:pPr>
-      <w:bookmarkStart w:id="75" w:name="eq-bias-sq-plus-var-exr-2"/>
+      <w:bookmarkStart w:id="76" w:name="eq-bias-sq-plus-var-exr-2"/>
       <m:oMathPara>
         <m:oMathParaPr>
           <m:jc m:val="center"/>
@@ -14861,10 +14863,10 @@
           </m:r>
         </m:oMath>
       </m:oMathPara>
-      <w:bookmarkEnd w:id="75"/>
+      <w:bookmarkEnd w:id="76"/>
     </w:p>
-    <w:bookmarkEnd w:id="76"/>
-    <w:bookmarkStart w:id="77" w:name="exr-mse-expand"/>
+    <w:bookmarkEnd w:id="77"/>
+    <w:bookmarkStart w:id="78" w:name="exr-mse-expand"/>
     <w:p>
       <w:pPr>
         <w:pStyle w:val="FirstParagraph"/>
@@ -15037,8 +15039,8 @@
         <w:t xml:space="preserve">.</w:t>
       </w:r>
     </w:p>
-    <w:bookmarkEnd w:id="77"/>
-    <w:bookmarkStart w:id="78" w:name="sol-mse-expand"/>
+    <w:bookmarkEnd w:id="78"/>
+    <w:bookmarkStart w:id="79" w:name="sol-mse-expand"/>
     <w:p>
       <w:pPr>
         <w:pStyle w:val="BodyText"/>
@@ -15842,8 +15844,8 @@
         </m:oMath>
       </m:oMathPara>
     </w:p>
-    <w:bookmarkEnd w:id="78"/>
-    <w:bookmarkStart w:id="80" w:name="thm-mse-bias-variance"/>
+    <w:bookmarkEnd w:id="79"/>
+    <w:bookmarkStart w:id="81" w:name="thm-mse-bias-variance"/>
     <w:p>
       <w:pPr>
         <w:pStyle w:val="FirstParagraph"/>
@@ -15884,7 +15886,7 @@
       <w:pPr>
         <w:pStyle w:val="BodyText"/>
       </w:pPr>
-      <w:bookmarkStart w:id="79" w:name="eq-mse"/>
+      <w:bookmarkStart w:id="80" w:name="eq-mse"/>
       <m:oMathPara>
         <m:oMathParaPr>
           <m:jc m:val="center"/>
@@ -16043,9 +16045,9 @@
           </m:r>
         </m:oMath>
       </m:oMathPara>
-      <w:bookmarkEnd w:id="79"/>
+      <w:bookmarkEnd w:id="80"/>
     </w:p>
-    <w:bookmarkEnd w:id="80"/>
+    <w:bookmarkEnd w:id="81"/>
     <w:p>
       <w:pPr>
         <w:pStyle w:val="FirstParagraph"/>
@@ -16361,7 +16363,7 @@
         <w:t xml:space="preserve">so they are equal to each other.</w:t>
       </w:r>
     </w:p>
-    <w:bookmarkStart w:id="82" w:name="exm-mse-sample-mean"/>
+    <w:bookmarkStart w:id="83" w:name="exm-mse-sample-mean"/>
     <w:p>
       <w:pPr>
         <w:pStyle w:val="BodyText"/>
@@ -16625,128 +16627,150 @@
       <w:r>
         <w:t xml:space="preserve">,</w:t>
       </w:r>
-      <w:r>
-        <w:t xml:space="preserve"> </w:t>
-      </w:r>
-      <m:oMath>
-        <m:r>
-          <m:rPr>
-            <m:sty m:val="p"/>
-          </m:rPr>
-          <m:t>MSE</m:t>
-        </m:r>
-        <m:r>
-          <m:t>​</m:t>
-        </m:r>
-        <m:d>
-          <m:dPr>
-            <m:begChr m:val="("/>
-            <m:sepChr m:val=""/>
-            <m:endChr m:val=")"/>
-            <m:grow/>
-          </m:dPr>
-          <m:e>
-            <m:sSub>
-              <m:e>
-                <m:r>
-                  <m:t>X</m:t>
-                </m:r>
-              </m:e>
-              <m:sub>
-                <m:r>
-                  <m:t>1</m:t>
-                </m:r>
-              </m:sub>
-            </m:sSub>
-          </m:e>
-        </m:d>
-        <m:r>
-          <m:t>​</m:t>
-        </m:r>
-        <m:r>
-          <m:rPr>
-            <m:sty m:val="p"/>
-          </m:rPr>
-          <m:t>=</m:t>
-        </m:r>
-        <m:sSup>
-          <m:e>
-            <m:r>
-              <m:t>0</m:t>
-            </m:r>
-          </m:e>
-          <m:sup>
-            <m:r>
-              <m:t>2</m:t>
-            </m:r>
-          </m:sup>
-        </m:sSup>
-        <m:r>
-          <m:rPr>
-            <m:sty m:val="p"/>
-          </m:rPr>
-          <m:t>+</m:t>
-        </m:r>
-        <m:r>
-          <m:rPr>
-            <m:sty m:val="p"/>
-          </m:rPr>
-          <m:t>Var</m:t>
-        </m:r>
-        <m:r>
-          <m:t>​</m:t>
-        </m:r>
-        <m:d>
-          <m:dPr>
-            <m:begChr m:val="("/>
-            <m:sepChr m:val=""/>
-            <m:endChr m:val=")"/>
-            <m:grow/>
-          </m:dPr>
-          <m:e>
-            <m:sSub>
-              <m:e>
-                <m:r>
-                  <m:t>X</m:t>
-                </m:r>
-              </m:e>
-              <m:sub>
-                <m:r>
-                  <m:t>1</m:t>
-                </m:r>
-              </m:sub>
-            </m:sSub>
-          </m:e>
-        </m:d>
-        <m:r>
-          <m:t>​</m:t>
-        </m:r>
-        <m:r>
-          <m:rPr>
-            <m:sty m:val="p"/>
-          </m:rPr>
-          <m:t>=</m:t>
-        </m:r>
-        <m:sSup>
-          <m:e>
-            <m:r>
-              <m:t>σ</m:t>
-            </m:r>
-          </m:e>
-          <m:sup>
-            <m:r>
-              <m:t>2</m:t>
-            </m:r>
-          </m:sup>
-        </m:sSup>
-      </m:oMath>
-      <w:r>
-        <w:t xml:space="preserve">.</w:t>
-      </w:r>
     </w:p>
     <w:p>
       <w:pPr>
         <w:pStyle w:val="BodyText"/>
+      </w:pPr>
+      <m:oMathPara>
+        <m:oMathParaPr>
+          <m:jc m:val="center"/>
+        </m:oMathParaPr>
+        <m:oMath>
+          <m:eqArr>
+            <m:e>
+              <m:r>
+                <m:rPr>
+                  <m:sty m:val="p"/>
+                </m:rPr>
+                <m:t>MSE</m:t>
+              </m:r>
+              <m:r>
+                <m:t>​</m:t>
+              </m:r>
+              <m:d>
+                <m:dPr>
+                  <m:begChr m:val="("/>
+                  <m:sepChr m:val=""/>
+                  <m:endChr m:val=")"/>
+                  <m:grow/>
+                </m:dPr>
+                <m:e>
+                  <m:sSub>
+                    <m:e>
+                      <m:r>
+                        <m:t>X</m:t>
+                      </m:r>
+                    </m:e>
+                    <m:sub>
+                      <m:r>
+                        <m:t>1</m:t>
+                      </m:r>
+                    </m:sub>
+                  </m:sSub>
+                </m:e>
+              </m:d>
+              <m:r>
+                <m:t>​</m:t>
+              </m:r>
+              <m:r>
+                <m:t>&amp;</m:t>
+              </m:r>
+              <m:r>
+                <m:rPr>
+                  <m:sty m:val="p"/>
+                </m:rPr>
+                <m:t>=</m:t>
+              </m:r>
+              <m:sSup>
+                <m:e>
+                  <m:r>
+                    <m:t>0</m:t>
+                  </m:r>
+                </m:e>
+                <m:sup>
+                  <m:r>
+                    <m:t>2</m:t>
+                  </m:r>
+                </m:sup>
+              </m:sSup>
+              <m:r>
+                <m:rPr>
+                  <m:sty m:val="p"/>
+                </m:rPr>
+                <m:t>+</m:t>
+              </m:r>
+              <m:r>
+                <m:rPr>
+                  <m:sty m:val="p"/>
+                </m:rPr>
+                <m:t>Var</m:t>
+              </m:r>
+              <m:r>
+                <m:t>​</m:t>
+              </m:r>
+              <m:d>
+                <m:dPr>
+                  <m:begChr m:val="("/>
+                  <m:sepChr m:val=""/>
+                  <m:endChr m:val=")"/>
+                  <m:grow/>
+                </m:dPr>
+                <m:e>
+                  <m:sSub>
+                    <m:e>
+                      <m:r>
+                        <m:t>X</m:t>
+                      </m:r>
+                    </m:e>
+                    <m:sub>
+                      <m:r>
+                        <m:t>1</m:t>
+                      </m:r>
+                    </m:sub>
+                  </m:sSub>
+                </m:e>
+              </m:d>
+              <m:r>
+                <m:t>​</m:t>
+              </m:r>
+            </m:e>
+            <m:e>
+              <m:r>
+                <m:t>&amp;</m:t>
+              </m:r>
+              <m:r>
+                <m:rPr>
+                  <m:sty m:val="p"/>
+                </m:rPr>
+                <m:t>=</m:t>
+              </m:r>
+              <m:sSup>
+                <m:e>
+                  <m:r>
+                    <m:t>σ</m:t>
+                  </m:r>
+                </m:e>
+                <m:sup>
+                  <m:r>
+                    <m:t>2</m:t>
+                  </m:r>
+                </m:sup>
+              </m:sSup>
+              <m:r>
+                <m:rPr>
+                  <m:sty m:val="p"/>
+                </m:rPr>
+                <m:t>.</m:t>
+              </m:r>
+            </m:e>
+          </m:eqArr>
+        </m:oMath>
+      </m:oMathPara>
+    </w:p>
+    <w:p>
+      <w:pPr>
+        <w:pStyle w:val="FirstParagraph"/>
       </w:pPr>
       <w:r>
         <w:t xml:space="preserve">For</w:t>
@@ -17751,7 +17775,7 @@
       <w:r>
         <w:t xml:space="preserve"> </w:t>
       </w:r>
-      <w:hyperlink r:id="rId81">
+      <w:hyperlink r:id="rId82">
         <w:r>
           <w:rPr>
             <w:rStyle w:val="Hyperlink"/>
@@ -17796,134 +17820,163 @@
       <w:r>
         <w:t xml:space="preserve">,</w:t>
       </w:r>
-      <w:r>
-        <w:t xml:space="preserve"> </w:t>
-      </w:r>
-      <m:oMath>
-        <m:r>
-          <m:rPr>
-            <m:sty m:val="p"/>
-          </m:rPr>
-          <m:t>MSE</m:t>
-        </m:r>
-        <m:r>
-          <m:t>​</m:t>
-        </m:r>
-        <m:d>
-          <m:dPr>
-            <m:begChr m:val="("/>
-            <m:sepChr m:val=""/>
-            <m:endChr m:val=")"/>
-            <m:grow/>
-          </m:dPr>
-          <m:e>
-            <m:acc>
-              <m:accPr>
-                <m:chr m:val="‾"/>
-              </m:accPr>
-              <m:e>
-                <m:r>
-                  <m:t>X</m:t>
-                </m:r>
-              </m:e>
-            </m:acc>
-          </m:e>
-        </m:d>
-        <m:r>
-          <m:t>​</m:t>
-        </m:r>
-        <m:r>
-          <m:rPr>
-            <m:sty m:val="p"/>
-          </m:rPr>
-          <m:t>=</m:t>
-        </m:r>
-        <m:sSup>
-          <m:e>
-            <m:r>
-              <m:t>σ</m:t>
-            </m:r>
-          </m:e>
-          <m:sup>
-            <m:r>
-              <m:t>2</m:t>
-            </m:r>
-          </m:sup>
-        </m:sSup>
-        <m:r>
-          <m:rPr>
-            <m:sty m:val="p"/>
-          </m:rPr>
-          <m:t>/</m:t>
-        </m:r>
-        <m:r>
-          <m:t>n</m:t>
-        </m:r>
-        <m:r>
-          <m:rPr>
-            <m:sty m:val="p"/>
-          </m:rPr>
-          <m:t>&lt;</m:t>
-        </m:r>
-        <m:sSup>
-          <m:e>
-            <m:r>
-              <m:t>σ</m:t>
-            </m:r>
-          </m:e>
-          <m:sup>
-            <m:r>
-              <m:t>2</m:t>
-            </m:r>
-          </m:sup>
-        </m:sSup>
-        <m:r>
-          <m:rPr>
-            <m:sty m:val="p"/>
-          </m:rPr>
-          <m:t>=</m:t>
-        </m:r>
-        <m:r>
-          <m:rPr>
-            <m:sty m:val="p"/>
-          </m:rPr>
-          <m:t>MSE</m:t>
-        </m:r>
-        <m:r>
-          <m:t>​</m:t>
-        </m:r>
-        <m:d>
-          <m:dPr>
-            <m:begChr m:val="("/>
-            <m:sepChr m:val=""/>
-            <m:endChr m:val=")"/>
-            <m:grow/>
-          </m:dPr>
-          <m:e>
-            <m:sSub>
-              <m:e>
-                <m:r>
-                  <m:t>X</m:t>
-                </m:r>
-              </m:e>
-              <m:sub>
-                <m:r>
-                  <m:t>1</m:t>
-                </m:r>
-              </m:sub>
-            </m:sSub>
-          </m:e>
-        </m:d>
-        <m:r>
-          <m:t>​</m:t>
-        </m:r>
-      </m:oMath>
-      <w:r>
-        <w:t xml:space="preserve">:</w:t>
-      </w:r>
-      <w:r>
-        <w:t xml:space="preserve"> </w:t>
-      </w:r>
+    </w:p>
+    <w:p>
+      <w:pPr>
+        <w:pStyle w:val="BodyText"/>
+      </w:pPr>
+      <m:oMathPara>
+        <m:oMathParaPr>
+          <m:jc m:val="center"/>
+        </m:oMathParaPr>
+        <m:oMath>
+          <m:eqArr>
+            <m:e>
+              <m:r>
+                <m:rPr>
+                  <m:sty m:val="p"/>
+                </m:rPr>
+                <m:t>MSE</m:t>
+              </m:r>
+              <m:r>
+                <m:t>​</m:t>
+              </m:r>
+              <m:d>
+                <m:dPr>
+                  <m:begChr m:val="("/>
+                  <m:sepChr m:val=""/>
+                  <m:endChr m:val=")"/>
+                  <m:grow/>
+                </m:dPr>
+                <m:e>
+                  <m:acc>
+                    <m:accPr>
+                      <m:chr m:val="‾"/>
+                    </m:accPr>
+                    <m:e>
+                      <m:r>
+                        <m:t>X</m:t>
+                      </m:r>
+                    </m:e>
+                  </m:acc>
+                </m:e>
+              </m:d>
+              <m:r>
+                <m:t>​</m:t>
+              </m:r>
+              <m:r>
+                <m:t>&amp;</m:t>
+              </m:r>
+              <m:r>
+                <m:rPr>
+                  <m:sty m:val="p"/>
+                </m:rPr>
+                <m:t>=</m:t>
+              </m:r>
+              <m:sSup>
+                <m:e>
+                  <m:r>
+                    <m:t>σ</m:t>
+                  </m:r>
+                </m:e>
+                <m:sup>
+                  <m:r>
+                    <m:t>2</m:t>
+                  </m:r>
+                </m:sup>
+              </m:sSup>
+              <m:r>
+                <m:rPr>
+                  <m:sty m:val="p"/>
+                </m:rPr>
+                <m:t>/</m:t>
+              </m:r>
+              <m:r>
+                <m:t>n</m:t>
+              </m:r>
+            </m:e>
+            <m:e>
+              <m:r>
+                <m:t>&amp;</m:t>
+              </m:r>
+              <m:r>
+                <m:rPr>
+                  <m:sty m:val="p"/>
+                </m:rPr>
+                <m:t>&lt;</m:t>
+              </m:r>
+              <m:sSup>
+                <m:e>
+                  <m:r>
+                    <m:t>σ</m:t>
+                  </m:r>
+                </m:e>
+                <m:sup>
+                  <m:r>
+                    <m:t>2</m:t>
+                  </m:r>
+                </m:sup>
+              </m:sSup>
+            </m:e>
+            <m:e>
+              <m:r>
+                <m:t>&amp;</m:t>
+              </m:r>
+              <m:r>
+                <m:rPr>
+                  <m:sty m:val="p"/>
+                </m:rPr>
+                <m:t>=</m:t>
+              </m:r>
+              <m:r>
+                <m:rPr>
+                  <m:sty m:val="p"/>
+                </m:rPr>
+                <m:t>MSE</m:t>
+              </m:r>
+              <m:r>
+                <m:t>​</m:t>
+              </m:r>
+              <m:d>
+                <m:dPr>
+                  <m:begChr m:val="("/>
+                  <m:sepChr m:val=""/>
+                  <m:endChr m:val=")"/>
+                  <m:grow/>
+                </m:dPr>
+                <m:e>
+                  <m:sSub>
+                    <m:e>
+                      <m:r>
+                        <m:t>X</m:t>
+                      </m:r>
+                    </m:e>
+                    <m:sub>
+                      <m:r>
+                        <m:t>1</m:t>
+                      </m:r>
+                    </m:sub>
+                  </m:sSub>
+                </m:e>
+              </m:d>
+              <m:r>
+                <m:t>​</m:t>
+              </m:r>
+              <m:r>
+                <m:rPr>
+                  <m:sty m:val="p"/>
+                </m:rPr>
+                <m:t>:</m:t>
+              </m:r>
+            </m:e>
+          </m:eqArr>
+        </m:oMath>
+      </m:oMathPara>
+    </w:p>
+    <w:p>
+      <w:pPr>
+        <w:pStyle w:val="FirstParagraph"/>
+      </w:pPr>
       <w:r>
         <w:t xml:space="preserve">by mean squared error, the sample mean is the more accurate estimator.</w:t>
       </w:r>
@@ -18020,8 +18073,8 @@
         <w:t xml:space="preserve">’s.</w:t>
       </w:r>
     </w:p>
-    <w:bookmarkEnd w:id="82"/>
-    <w:bookmarkStart w:id="83" w:name="def-rmse"/>
+    <w:bookmarkEnd w:id="83"/>
+    <w:bookmarkStart w:id="84" w:name="def-rmse"/>
     <w:p>
       <w:pPr>
         <w:pStyle w:val="BodyText"/>
@@ -18277,9 +18330,9 @@
         <w:t xml:space="preserve">.</w:t>
       </w:r>
     </w:p>
-    <w:bookmarkEnd w:id="83"/>
     <w:bookmarkEnd w:id="84"/>
-    <w:bookmarkStart w:id="96" w:name="sec-unbiased-estimators"/>
+    <w:bookmarkEnd w:id="85"/>
+    <w:bookmarkStart w:id="97" w:name="sec-unbiased-estimators"/>
     <w:p>
       <w:pPr>
         <w:pStyle w:val="Heading3"/>
@@ -18288,7 +18341,7 @@
         <w:t xml:space="preserve">3.6 Unbiased estimators</w:t>
       </w:r>
     </w:p>
-    <w:bookmarkStart w:id="85" w:name="def-unbiased"/>
+    <w:bookmarkStart w:id="86" w:name="def-unbiased"/>
     <w:p>
       <w:pPr>
         <w:pStyle w:val="FirstParagraph"/>
@@ -18435,8 +18488,8 @@
         <w:t xml:space="preserve">.</w:t>
       </w:r>
     </w:p>
-    <w:bookmarkEnd w:id="85"/>
-    <w:bookmarkStart w:id="86" w:name="exm-unbiased-sample-mean"/>
+    <w:bookmarkEnd w:id="86"/>
+    <w:bookmarkStart w:id="87" w:name="exm-unbiased-sample-mean"/>
     <w:p>
       <w:pPr>
         <w:pStyle w:val="BodyText"/>
@@ -18650,8 +18703,8 @@
         <w:t xml:space="preserve">.</w:t>
       </w:r>
     </w:p>
-    <w:bookmarkEnd w:id="86"/>
-    <w:bookmarkStart w:id="88" w:name="exm-biased-variance-mle"/>
+    <w:bookmarkEnd w:id="87"/>
+    <w:bookmarkStart w:id="89" w:name="exm-biased-variance-mle"/>
     <w:p>
       <w:pPr>
         <w:pStyle w:val="BodyText"/>
@@ -18829,7 +18882,7 @@
       <w:r>
         <w:t xml:space="preserve"> </w:t>
       </w:r>
-      <w:hyperlink r:id="rId87">
+      <w:hyperlink r:id="rId88">
         <w:r>
           <w:rPr>
             <w:rStyle w:val="Hyperlink"/>
@@ -19246,392 +19299,434 @@
       <w:r>
         <w:t xml:space="preserve">Using</w:t>
       </w:r>
-      <w:r>
-        <w:t xml:space="preserve"> </w:t>
-      </w:r>
-      <m:oMath>
-        <m:r>
-          <m:rPr>
-            <m:sty m:val="p"/>
-          </m:rPr>
-          <m:t>E</m:t>
-        </m:r>
-        <m:r>
-          <m:t>​</m:t>
-        </m:r>
-        <m:d>
-          <m:dPr>
-            <m:begChr m:val="["/>
-            <m:sepChr m:val=""/>
-            <m:endChr m:val="]"/>
-            <m:grow/>
-          </m:dPr>
-          <m:e>
-            <m:sSubSup>
-              <m:e>
-                <m:r>
-                  <m:t>X</m:t>
-                </m:r>
-              </m:e>
-              <m:sub>
-                <m:r>
-                  <m:t>i</m:t>
-                </m:r>
-              </m:sub>
-              <m:sup>
-                <m:r>
-                  <m:t>2</m:t>
-                </m:r>
-              </m:sup>
-            </m:sSubSup>
-          </m:e>
-        </m:d>
-        <m:r>
-          <m:t>​</m:t>
-        </m:r>
-        <m:r>
-          <m:rPr>
-            <m:sty m:val="p"/>
-          </m:rPr>
-          <m:t>=</m:t>
-        </m:r>
-        <m:r>
-          <m:rPr>
-            <m:sty m:val="p"/>
-          </m:rPr>
-          <m:t>Var</m:t>
-        </m:r>
-        <m:r>
-          <m:t>​</m:t>
-        </m:r>
-        <m:d>
-          <m:dPr>
-            <m:begChr m:val="("/>
-            <m:sepChr m:val=""/>
-            <m:endChr m:val=")"/>
-            <m:grow/>
-          </m:dPr>
-          <m:e>
-            <m:sSub>
-              <m:e>
-                <m:r>
-                  <m:t>X</m:t>
-                </m:r>
-              </m:e>
-              <m:sub>
-                <m:r>
-                  <m:t>i</m:t>
-                </m:r>
-              </m:sub>
-            </m:sSub>
-          </m:e>
-        </m:d>
-        <m:r>
-          <m:t>​</m:t>
-        </m:r>
-        <m:r>
-          <m:rPr>
-            <m:sty m:val="p"/>
-          </m:rPr>
-          <m:t>+</m:t>
-        </m:r>
-        <m:r>
-          <m:t>​</m:t>
-        </m:r>
-        <m:sSup>
-          <m:e>
-            <m:d>
-              <m:dPr>
-                <m:begChr m:val="("/>
-                <m:sepChr m:val=""/>
-                <m:endChr m:val=")"/>
-                <m:grow/>
-              </m:dPr>
-              <m:e>
-                <m:r>
-                  <m:rPr>
-                    <m:sty m:val="p"/>
-                  </m:rPr>
-                  <m:t>E</m:t>
-                </m:r>
-                <m:r>
-                  <m:t>​</m:t>
-                </m:r>
-                <m:d>
-                  <m:dPr>
-                    <m:begChr m:val="["/>
-                    <m:sepChr m:val=""/>
-                    <m:endChr m:val="]"/>
-                    <m:grow/>
-                  </m:dPr>
-                  <m:e>
-                    <m:sSub>
-                      <m:e>
-                        <m:r>
-                          <m:t>X</m:t>
-                        </m:r>
-                      </m:e>
-                      <m:sub>
-                        <m:r>
-                          <m:t>i</m:t>
-                        </m:r>
-                      </m:sub>
-                    </m:sSub>
-                  </m:e>
-                </m:d>
-                <m:r>
-                  <m:t>​</m:t>
-                </m:r>
-              </m:e>
-            </m:d>
-          </m:e>
-          <m:sup>
-            <m:r>
-              <m:t>2</m:t>
-            </m:r>
-          </m:sup>
-        </m:sSup>
-        <m:r>
-          <m:t>​</m:t>
-        </m:r>
-        <m:r>
-          <m:rPr>
-            <m:sty m:val="p"/>
-          </m:rPr>
-          <m:t>=</m:t>
-        </m:r>
-        <m:sSup>
-          <m:e>
-            <m:r>
-              <m:t>σ</m:t>
-            </m:r>
-          </m:e>
-          <m:sup>
-            <m:r>
-              <m:t>2</m:t>
-            </m:r>
-          </m:sup>
-        </m:sSup>
-        <m:r>
-          <m:rPr>
-            <m:sty m:val="p"/>
-          </m:rPr>
-          <m:t>+</m:t>
-        </m:r>
-        <m:sSup>
-          <m:e>
-            <m:r>
-              <m:t>μ</m:t>
-            </m:r>
-          </m:e>
-          <m:sup>
-            <m:r>
-              <m:t>2</m:t>
-            </m:r>
-          </m:sup>
-        </m:sSup>
-      </m:oMath>
-      <w:r>
-        <w:t xml:space="preserve"> </w:t>
-      </w:r>
+    </w:p>
+    <w:p>
+      <w:pPr>
+        <w:pStyle w:val="BodyText"/>
+      </w:pPr>
+      <m:oMathPara>
+        <m:oMathParaPr>
+          <m:jc m:val="center"/>
+        </m:oMathParaPr>
+        <m:oMath>
+          <m:eqArr>
+            <m:e>
+              <m:r>
+                <m:rPr>
+                  <m:sty m:val="p"/>
+                </m:rPr>
+                <m:t>E</m:t>
+              </m:r>
+              <m:r>
+                <m:t>​</m:t>
+              </m:r>
+              <m:d>
+                <m:dPr>
+                  <m:begChr m:val="["/>
+                  <m:sepChr m:val=""/>
+                  <m:endChr m:val="]"/>
+                  <m:grow/>
+                </m:dPr>
+                <m:e>
+                  <m:sSubSup>
+                    <m:e>
+                      <m:r>
+                        <m:t>X</m:t>
+                      </m:r>
+                    </m:e>
+                    <m:sub>
+                      <m:r>
+                        <m:t>i</m:t>
+                      </m:r>
+                    </m:sub>
+                    <m:sup>
+                      <m:r>
+                        <m:t>2</m:t>
+                      </m:r>
+                    </m:sup>
+                  </m:sSubSup>
+                </m:e>
+              </m:d>
+              <m:r>
+                <m:t>​</m:t>
+              </m:r>
+              <m:r>
+                <m:t>&amp;</m:t>
+              </m:r>
+              <m:r>
+                <m:rPr>
+                  <m:sty m:val="p"/>
+                </m:rPr>
+                <m:t>=</m:t>
+              </m:r>
+              <m:r>
+                <m:rPr>
+                  <m:sty m:val="p"/>
+                </m:rPr>
+                <m:t>Var</m:t>
+              </m:r>
+              <m:r>
+                <m:t>​</m:t>
+              </m:r>
+              <m:d>
+                <m:dPr>
+                  <m:begChr m:val="("/>
+                  <m:sepChr m:val=""/>
+                  <m:endChr m:val=")"/>
+                  <m:grow/>
+                </m:dPr>
+                <m:e>
+                  <m:sSub>
+                    <m:e>
+                      <m:r>
+                        <m:t>X</m:t>
+                      </m:r>
+                    </m:e>
+                    <m:sub>
+                      <m:r>
+                        <m:t>i</m:t>
+                      </m:r>
+                    </m:sub>
+                  </m:sSub>
+                </m:e>
+              </m:d>
+              <m:r>
+                <m:t>​</m:t>
+              </m:r>
+              <m:r>
+                <m:rPr>
+                  <m:sty m:val="p"/>
+                </m:rPr>
+                <m:t>+</m:t>
+              </m:r>
+              <m:r>
+                <m:t>​</m:t>
+              </m:r>
+              <m:sSup>
+                <m:e>
+                  <m:d>
+                    <m:dPr>
+                      <m:begChr m:val="("/>
+                      <m:sepChr m:val=""/>
+                      <m:endChr m:val=")"/>
+                      <m:grow/>
+                    </m:dPr>
+                    <m:e>
+                      <m:r>
+                        <m:rPr>
+                          <m:sty m:val="p"/>
+                        </m:rPr>
+                        <m:t>E</m:t>
+                      </m:r>
+                      <m:r>
+                        <m:t>​</m:t>
+                      </m:r>
+                      <m:d>
+                        <m:dPr>
+                          <m:begChr m:val="["/>
+                          <m:sepChr m:val=""/>
+                          <m:endChr m:val="]"/>
+                          <m:grow/>
+                        </m:dPr>
+                        <m:e>
+                          <m:sSub>
+                            <m:e>
+                              <m:r>
+                                <m:t>X</m:t>
+                              </m:r>
+                            </m:e>
+                            <m:sub>
+                              <m:r>
+                                <m:t>i</m:t>
+                              </m:r>
+                            </m:sub>
+                          </m:sSub>
+                        </m:e>
+                      </m:d>
+                      <m:r>
+                        <m:t>​</m:t>
+                      </m:r>
+                    </m:e>
+                  </m:d>
+                </m:e>
+                <m:sup>
+                  <m:r>
+                    <m:t>2</m:t>
+                  </m:r>
+                </m:sup>
+              </m:sSup>
+              <m:r>
+                <m:t>​</m:t>
+              </m:r>
+            </m:e>
+            <m:e>
+              <m:r>
+                <m:t>&amp;</m:t>
+              </m:r>
+              <m:r>
+                <m:rPr>
+                  <m:sty m:val="p"/>
+                </m:rPr>
+                <m:t>=</m:t>
+              </m:r>
+              <m:sSup>
+                <m:e>
+                  <m:r>
+                    <m:t>σ</m:t>
+                  </m:r>
+                </m:e>
+                <m:sup>
+                  <m:r>
+                    <m:t>2</m:t>
+                  </m:r>
+                </m:sup>
+              </m:sSup>
+              <m:r>
+                <m:rPr>
+                  <m:sty m:val="p"/>
+                </m:rPr>
+                <m:t>+</m:t>
+              </m:r>
+              <m:sSup>
+                <m:e>
+                  <m:r>
+                    <m:t>μ</m:t>
+                  </m:r>
+                </m:e>
+                <m:sup>
+                  <m:r>
+                    <m:t>2</m:t>
+                  </m:r>
+                </m:sup>
+              </m:sSup>
+            </m:e>
+          </m:eqArr>
+        </m:oMath>
+      </m:oMathPara>
+    </w:p>
+    <w:p>
+      <w:pPr>
+        <w:pStyle w:val="FirstParagraph"/>
+      </w:pPr>
       <w:r>
         <w:t xml:space="preserve">and</w:t>
       </w:r>
-      <w:r>
-        <w:t xml:space="preserve"> </w:t>
-      </w:r>
-      <m:oMath>
-        <m:r>
-          <m:rPr>
-            <m:sty m:val="p"/>
-          </m:rPr>
-          <m:t>E</m:t>
-        </m:r>
-        <m:r>
-          <m:t>​</m:t>
-        </m:r>
-        <m:d>
-          <m:dPr>
-            <m:begChr m:val="["/>
-            <m:sepChr m:val=""/>
-            <m:endChr m:val="]"/>
-            <m:grow/>
-          </m:dPr>
-          <m:e>
-            <m:sSup>
-              <m:e>
-                <m:acc>
-                  <m:accPr>
-                    <m:chr m:val="‾"/>
-                  </m:accPr>
-                  <m:e>
-                    <m:r>
-                      <m:t>X</m:t>
-                    </m:r>
-                  </m:e>
-                </m:acc>
-              </m:e>
-              <m:sup>
-                <m:r>
-                  <m:t>2</m:t>
-                </m:r>
-              </m:sup>
-            </m:sSup>
-          </m:e>
-        </m:d>
-        <m:r>
-          <m:t>​</m:t>
-        </m:r>
-        <m:r>
-          <m:rPr>
-            <m:sty m:val="p"/>
-          </m:rPr>
-          <m:t>=</m:t>
-        </m:r>
-        <m:r>
-          <m:rPr>
-            <m:sty m:val="p"/>
-          </m:rPr>
-          <m:t>Var</m:t>
-        </m:r>
-        <m:r>
-          <m:t>​</m:t>
-        </m:r>
-        <m:d>
-          <m:dPr>
-            <m:begChr m:val="("/>
-            <m:sepChr m:val=""/>
-            <m:endChr m:val=")"/>
-            <m:grow/>
-          </m:dPr>
-          <m:e>
-            <m:acc>
-              <m:accPr>
-                <m:chr m:val="‾"/>
-              </m:accPr>
-              <m:e>
-                <m:r>
-                  <m:t>X</m:t>
-                </m:r>
-              </m:e>
-            </m:acc>
-          </m:e>
-        </m:d>
-        <m:r>
-          <m:t>​</m:t>
-        </m:r>
-        <m:r>
-          <m:rPr>
-            <m:sty m:val="p"/>
-          </m:rPr>
-          <m:t>+</m:t>
-        </m:r>
-        <m:r>
-          <m:t>​</m:t>
-        </m:r>
-        <m:sSup>
-          <m:e>
-            <m:d>
-              <m:dPr>
-                <m:begChr m:val="("/>
-                <m:sepChr m:val=""/>
-                <m:endChr m:val=")"/>
-                <m:grow/>
-              </m:dPr>
-              <m:e>
-                <m:r>
-                  <m:rPr>
-                    <m:sty m:val="p"/>
-                  </m:rPr>
-                  <m:t>E</m:t>
-                </m:r>
-                <m:r>
-                  <m:t>​</m:t>
-                </m:r>
-                <m:d>
-                  <m:dPr>
-                    <m:begChr m:val="["/>
-                    <m:sepChr m:val=""/>
-                    <m:endChr m:val="]"/>
-                    <m:grow/>
-                  </m:dPr>
-                  <m:e>
-                    <m:acc>
-                      <m:accPr>
-                        <m:chr m:val="‾"/>
-                      </m:accPr>
-                      <m:e>
-                        <m:r>
-                          <m:t>X</m:t>
-                        </m:r>
-                      </m:e>
-                    </m:acc>
-                  </m:e>
-                </m:d>
-                <m:r>
-                  <m:t>​</m:t>
-                </m:r>
-              </m:e>
-            </m:d>
-          </m:e>
-          <m:sup>
-            <m:r>
-              <m:t>2</m:t>
-            </m:r>
-          </m:sup>
-        </m:sSup>
-        <m:r>
-          <m:t>​</m:t>
-        </m:r>
-        <m:r>
-          <m:rPr>
-            <m:sty m:val="p"/>
-          </m:rPr>
-          <m:t>=</m:t>
-        </m:r>
-        <m:sSup>
-          <m:e>
-            <m:r>
-              <m:t>σ</m:t>
-            </m:r>
-          </m:e>
-          <m:sup>
-            <m:r>
-              <m:t>2</m:t>
-            </m:r>
-          </m:sup>
-        </m:sSup>
-        <m:r>
-          <m:rPr>
-            <m:sty m:val="p"/>
-          </m:rPr>
-          <m:t>/</m:t>
-        </m:r>
-        <m:r>
-          <m:t>n</m:t>
-        </m:r>
-        <m:r>
-          <m:rPr>
-            <m:sty m:val="p"/>
-          </m:rPr>
-          <m:t>+</m:t>
-        </m:r>
-        <m:sSup>
-          <m:e>
-            <m:r>
-              <m:t>μ</m:t>
-            </m:r>
-          </m:e>
-          <m:sup>
-            <m:r>
-              <m:t>2</m:t>
-            </m:r>
-          </m:sup>
-        </m:sSup>
-      </m:oMath>
-      <w:r>
-        <w:t xml:space="preserve"> </w:t>
-      </w:r>
+    </w:p>
+    <w:p>
+      <w:pPr>
+        <w:pStyle w:val="BodyText"/>
+      </w:pPr>
+      <m:oMathPara>
+        <m:oMathParaPr>
+          <m:jc m:val="center"/>
+        </m:oMathParaPr>
+        <m:oMath>
+          <m:eqArr>
+            <m:e>
+              <m:r>
+                <m:rPr>
+                  <m:sty m:val="p"/>
+                </m:rPr>
+                <m:t>E</m:t>
+              </m:r>
+              <m:r>
+                <m:t>​</m:t>
+              </m:r>
+              <m:d>
+                <m:dPr>
+                  <m:begChr m:val="["/>
+                  <m:sepChr m:val=""/>
+                  <m:endChr m:val="]"/>
+                  <m:grow/>
+                </m:dPr>
+                <m:e>
+                  <m:sSup>
+                    <m:e>
+                      <m:acc>
+                        <m:accPr>
+                          <m:chr m:val="‾"/>
+                        </m:accPr>
+                        <m:e>
+                          <m:r>
+                            <m:t>X</m:t>
+                          </m:r>
+                        </m:e>
+                      </m:acc>
+                    </m:e>
+                    <m:sup>
+                      <m:r>
+                        <m:t>2</m:t>
+                      </m:r>
+                    </m:sup>
+                  </m:sSup>
+                </m:e>
+              </m:d>
+              <m:r>
+                <m:t>​</m:t>
+              </m:r>
+              <m:r>
+                <m:t>&amp;</m:t>
+              </m:r>
+              <m:r>
+                <m:rPr>
+                  <m:sty m:val="p"/>
+                </m:rPr>
+                <m:t>=</m:t>
+              </m:r>
+              <m:r>
+                <m:rPr>
+                  <m:sty m:val="p"/>
+                </m:rPr>
+                <m:t>Var</m:t>
+              </m:r>
+              <m:r>
+                <m:t>​</m:t>
+              </m:r>
+              <m:d>
+                <m:dPr>
+                  <m:begChr m:val="("/>
+                  <m:sepChr m:val=""/>
+                  <m:endChr m:val=")"/>
+                  <m:grow/>
+                </m:dPr>
+                <m:e>
+                  <m:acc>
+                    <m:accPr>
+                      <m:chr m:val="‾"/>
+                    </m:accPr>
+                    <m:e>
+                      <m:r>
+                        <m:t>X</m:t>
+                      </m:r>
+                    </m:e>
+                  </m:acc>
+                </m:e>
+              </m:d>
+              <m:r>
+                <m:t>​</m:t>
+              </m:r>
+              <m:r>
+                <m:rPr>
+                  <m:sty m:val="p"/>
+                </m:rPr>
+                <m:t>+</m:t>
+              </m:r>
+              <m:r>
+                <m:t>​</m:t>
+              </m:r>
+              <m:sSup>
+                <m:e>
+                  <m:d>
+                    <m:dPr>
+                      <m:begChr m:val="("/>
+                      <m:sepChr m:val=""/>
+                      <m:endChr m:val=")"/>
+                      <m:grow/>
+                    </m:dPr>
+                    <m:e>
+                      <m:r>
+                        <m:rPr>
+                          <m:sty m:val="p"/>
+                        </m:rPr>
+                        <m:t>E</m:t>
+                      </m:r>
+                      <m:r>
+                        <m:t>​</m:t>
+                      </m:r>
+                      <m:d>
+                        <m:dPr>
+                          <m:begChr m:val="["/>
+                          <m:sepChr m:val=""/>
+                          <m:endChr m:val="]"/>
+                          <m:grow/>
+                        </m:dPr>
+                        <m:e>
+                          <m:acc>
+                            <m:accPr>
+                              <m:chr m:val="‾"/>
+                            </m:accPr>
+                            <m:e>
+                              <m:r>
+                                <m:t>X</m:t>
+                              </m:r>
+                            </m:e>
+                          </m:acc>
+                        </m:e>
+                      </m:d>
+                      <m:r>
+                        <m:t>​</m:t>
+                      </m:r>
+                    </m:e>
+                  </m:d>
+                </m:e>
+                <m:sup>
+                  <m:r>
+                    <m:t>2</m:t>
+                  </m:r>
+                </m:sup>
+              </m:sSup>
+              <m:r>
+                <m:t>​</m:t>
+              </m:r>
+            </m:e>
+            <m:e>
+              <m:r>
+                <m:t>&amp;</m:t>
+              </m:r>
+              <m:r>
+                <m:rPr>
+                  <m:sty m:val="p"/>
+                </m:rPr>
+                <m:t>=</m:t>
+              </m:r>
+              <m:sSup>
+                <m:e>
+                  <m:r>
+                    <m:t>σ</m:t>
+                  </m:r>
+                </m:e>
+                <m:sup>
+                  <m:r>
+                    <m:t>2</m:t>
+                  </m:r>
+                </m:sup>
+              </m:sSup>
+              <m:r>
+                <m:rPr>
+                  <m:sty m:val="p"/>
+                </m:rPr>
+                <m:t>/</m:t>
+              </m:r>
+              <m:r>
+                <m:t>n</m:t>
+              </m:r>
+              <m:r>
+                <m:rPr>
+                  <m:sty m:val="p"/>
+                </m:rPr>
+                <m:t>+</m:t>
+              </m:r>
+              <m:sSup>
+                <m:e>
+                  <m:r>
+                    <m:t>μ</m:t>
+                  </m:r>
+                </m:e>
+                <m:sup>
+                  <m:r>
+                    <m:t>2</m:t>
+                  </m:r>
+                </m:sup>
+              </m:sSup>
+            </m:e>
+          </m:eqArr>
+        </m:oMath>
+      </m:oMathPara>
+    </w:p>
+    <w:p>
+      <w:pPr>
+        <w:pStyle w:val="FirstParagraph"/>
+      </w:pPr>
       <w:r>
         <w:t xml:space="preserve">(by</w:t>
       </w:r>
@@ -22929,135 +23024,159 @@
       <w:r>
         <w:t xml:space="preserve">So</w:t>
       </w:r>
-      <w:r>
-        <w:t xml:space="preserve"> </w:t>
-      </w:r>
-      <m:oMath>
-        <m:r>
-          <m:rPr>
-            <m:sty m:val="p"/>
-          </m:rPr>
-          <m:t>E</m:t>
-        </m:r>
-        <m:r>
-          <m:t>​</m:t>
-        </m:r>
-        <m:d>
-          <m:dPr>
-            <m:begChr m:val="["/>
-            <m:sepChr m:val=""/>
-            <m:endChr m:val="]"/>
-            <m:grow/>
-          </m:dPr>
-          <m:e>
-            <m:sSup>
-              <m:e>
-                <m:r>
-                  <m:t>S</m:t>
-                </m:r>
-              </m:e>
-              <m:sup>
-                <m:r>
-                  <m:t>2</m:t>
-                </m:r>
-              </m:sup>
-            </m:sSup>
-          </m:e>
-        </m:d>
-        <m:r>
-          <m:t>​</m:t>
-        </m:r>
-        <m:r>
-          <m:rPr>
-            <m:sty m:val="p"/>
-          </m:rPr>
-          <m:t>=</m:t>
-        </m:r>
-        <m:f>
-          <m:fPr>
-            <m:type m:val="bar"/>
-          </m:fPr>
-          <m:num>
-            <m:r>
-              <m:t>1</m:t>
-            </m:r>
-          </m:num>
-          <m:den>
-            <m:r>
-              <m:t>n</m:t>
-            </m:r>
-            <m:r>
-              <m:rPr>
-                <m:sty m:val="p"/>
-              </m:rPr>
-              <m:t>−</m:t>
-            </m:r>
-            <m:r>
-              <m:t>1</m:t>
-            </m:r>
-          </m:den>
-        </m:f>
-        <m:r>
-          <m:rPr>
-            <m:sty m:val="p"/>
-          </m:rPr>
-          <m:t>(</m:t>
-        </m:r>
-        <m:r>
-          <m:t>n</m:t>
-        </m:r>
-        <m:r>
-          <m:rPr>
-            <m:sty m:val="p"/>
-          </m:rPr>
-          <m:t>−</m:t>
-        </m:r>
-        <m:r>
-          <m:t>1</m:t>
-        </m:r>
-        <m:r>
-          <m:rPr>
-            <m:sty m:val="p"/>
-          </m:rPr>
-          <m:t>)</m:t>
-        </m:r>
-        <m:sSup>
-          <m:e>
-            <m:r>
-              <m:t>σ</m:t>
-            </m:r>
-          </m:e>
-          <m:sup>
-            <m:r>
-              <m:t>2</m:t>
-            </m:r>
-          </m:sup>
-        </m:sSup>
-        <m:r>
-          <m:rPr>
-            <m:sty m:val="p"/>
-          </m:rPr>
-          <m:t>=</m:t>
-        </m:r>
-        <m:sSup>
-          <m:e>
-            <m:r>
-              <m:t>σ</m:t>
-            </m:r>
-          </m:e>
-          <m:sup>
-            <m:r>
-              <m:t>2</m:t>
-            </m:r>
-          </m:sup>
-        </m:sSup>
-      </m:oMath>
-      <w:r>
-        <w:t xml:space="preserve">,</w:t>
-      </w:r>
-      <w:r>
-        <w:t xml:space="preserve"> </w:t>
-      </w:r>
+    </w:p>
+    <w:p>
+      <w:pPr>
+        <w:pStyle w:val="BodyText"/>
+      </w:pPr>
+      <m:oMathPara>
+        <m:oMathParaPr>
+          <m:jc m:val="center"/>
+        </m:oMathParaPr>
+        <m:oMath>
+          <m:eqArr>
+            <m:e>
+              <m:r>
+                <m:rPr>
+                  <m:sty m:val="p"/>
+                </m:rPr>
+                <m:t>E</m:t>
+              </m:r>
+              <m:r>
+                <m:t>​</m:t>
+              </m:r>
+              <m:d>
+                <m:dPr>
+                  <m:begChr m:val="["/>
+                  <m:sepChr m:val=""/>
+                  <m:endChr m:val="]"/>
+                  <m:grow/>
+                </m:dPr>
+                <m:e>
+                  <m:sSup>
+                    <m:e>
+                      <m:r>
+                        <m:t>S</m:t>
+                      </m:r>
+                    </m:e>
+                    <m:sup>
+                      <m:r>
+                        <m:t>2</m:t>
+                      </m:r>
+                    </m:sup>
+                  </m:sSup>
+                </m:e>
+              </m:d>
+              <m:r>
+                <m:t>​</m:t>
+              </m:r>
+              <m:r>
+                <m:t>&amp;</m:t>
+              </m:r>
+              <m:r>
+                <m:rPr>
+                  <m:sty m:val="p"/>
+                </m:rPr>
+                <m:t>=</m:t>
+              </m:r>
+              <m:f>
+                <m:fPr>
+                  <m:type m:val="bar"/>
+                </m:fPr>
+                <m:num>
+                  <m:r>
+                    <m:t>1</m:t>
+                  </m:r>
+                </m:num>
+                <m:den>
+                  <m:r>
+                    <m:t>n</m:t>
+                  </m:r>
+                  <m:r>
+                    <m:rPr>
+                      <m:sty m:val="p"/>
+                    </m:rPr>
+                    <m:t>−</m:t>
+                  </m:r>
+                  <m:r>
+                    <m:t>1</m:t>
+                  </m:r>
+                </m:den>
+              </m:f>
+              <m:r>
+                <m:rPr>
+                  <m:sty m:val="p"/>
+                </m:rPr>
+                <m:t>(</m:t>
+              </m:r>
+              <m:r>
+                <m:t>n</m:t>
+              </m:r>
+              <m:r>
+                <m:rPr>
+                  <m:sty m:val="p"/>
+                </m:rPr>
+                <m:t>−</m:t>
+              </m:r>
+              <m:r>
+                <m:t>1</m:t>
+              </m:r>
+              <m:r>
+                <m:rPr>
+                  <m:sty m:val="p"/>
+                </m:rPr>
+                <m:t>)</m:t>
+              </m:r>
+              <m:sSup>
+                <m:e>
+                  <m:r>
+                    <m:t>σ</m:t>
+                  </m:r>
+                </m:e>
+                <m:sup>
+                  <m:r>
+                    <m:t>2</m:t>
+                  </m:r>
+                </m:sup>
+              </m:sSup>
+            </m:e>
+            <m:e>
+              <m:r>
+                <m:t>&amp;</m:t>
+              </m:r>
+              <m:r>
+                <m:rPr>
+                  <m:sty m:val="p"/>
+                </m:rPr>
+                <m:t>=</m:t>
+              </m:r>
+              <m:sSup>
+                <m:e>
+                  <m:r>
+                    <m:t>σ</m:t>
+                  </m:r>
+                </m:e>
+                <m:sup>
+                  <m:r>
+                    <m:t>2</m:t>
+                  </m:r>
+                </m:sup>
+              </m:sSup>
+              <m:r>
+                <m:rPr>
+                  <m:sty m:val="p"/>
+                </m:rPr>
+                <m:t>,</m:t>
+              </m:r>
+            </m:e>
+          </m:eqArr>
+        </m:oMath>
+      </m:oMathPara>
+    </w:p>
+    <w:p>
+      <w:pPr>
+        <w:pStyle w:val="FirstParagraph"/>
+      </w:pPr>
       <w:r>
         <w:t xml:space="preserve">and by</w:t>
       </w:r>
@@ -23935,8 +24054,8 @@
         <w:t xml:space="preserve">grows.</w:t>
       </w:r>
     </w:p>
-    <w:bookmarkEnd w:id="88"/>
-    <w:bookmarkStart w:id="89" w:name="exr-unbiased-exp"/>
+    <w:bookmarkEnd w:id="89"/>
+    <w:bookmarkStart w:id="90" w:name="exr-unbiased-exp"/>
     <w:p>
       <w:pPr>
         <w:pStyle w:val="BodyText"/>
@@ -24067,8 +24186,8 @@
         <w:t xml:space="preserve">.</w:t>
       </w:r>
     </w:p>
-    <w:bookmarkEnd w:id="89"/>
-    <w:bookmarkStart w:id="90" w:name="sol-unbiased-exp"/>
+    <w:bookmarkEnd w:id="90"/>
+    <w:bookmarkStart w:id="91" w:name="sol-unbiased-exp"/>
     <w:p>
       <w:pPr>
         <w:pStyle w:val="BodyText"/>
@@ -24293,8 +24412,8 @@
         <w:t xml:space="preserve">.</w:t>
       </w:r>
     </w:p>
-    <w:bookmarkEnd w:id="90"/>
-    <w:bookmarkStart w:id="91" w:name="exr-unbiased-mse"/>
+    <w:bookmarkEnd w:id="91"/>
+    <w:bookmarkStart w:id="92" w:name="exr-unbiased-mse"/>
     <w:p>
       <w:pPr>
         <w:pStyle w:val="BodyText"/>
@@ -24388,8 +24507,8 @@
         <w:t xml:space="preserve">in terms of its variance.</w:t>
       </w:r>
     </w:p>
-    <w:bookmarkEnd w:id="91"/>
-    <w:bookmarkStart w:id="92" w:name="sol-unbiased-mse"/>
+    <w:bookmarkEnd w:id="92"/>
+    <w:bookmarkStart w:id="93" w:name="sol-unbiased-mse"/>
     <w:p>
       <w:pPr>
         <w:pStyle w:val="BodyText"/>
@@ -24728,8 +24847,8 @@
         </m:oMath>
       </m:oMathPara>
     </w:p>
-    <w:bookmarkEnd w:id="92"/>
-    <w:bookmarkStart w:id="95" w:name="thm-unbiased-props"/>
+    <w:bookmarkEnd w:id="93"/>
+    <w:bookmarkStart w:id="96" w:name="thm-unbiased-props"/>
     <w:p>
       <w:pPr>
         <w:pStyle w:val="FirstParagraph"/>
@@ -24801,7 +24920,7 @@
       <w:pPr>
         <w:pStyle w:val="BodyText"/>
       </w:pPr>
-      <w:bookmarkStart w:id="93" w:name="eq-unbiased-exp"/>
+      <w:bookmarkStart w:id="94" w:name="eq-unbiased-exp"/>
       <m:oMathPara>
         <m:oMathParaPr>
           <m:jc m:val="center"/>
@@ -24868,13 +24987,13 @@
           </m:r>
         </m:oMath>
       </m:oMathPara>
-      <w:bookmarkEnd w:id="93"/>
+      <w:bookmarkEnd w:id="94"/>
     </w:p>
     <w:p>
       <w:pPr>
         <w:pStyle w:val="FirstParagraph"/>
       </w:pPr>
-      <w:bookmarkStart w:id="94" w:name="eq-unbiased-mse"/>
+      <w:bookmarkStart w:id="95" w:name="eq-unbiased-mse"/>
       <m:oMathPara>
         <m:oMathParaPr>
           <m:jc m:val="center"/>
@@ -24970,9 +25089,9 @@
           </m:r>
         </m:oMath>
       </m:oMathPara>
-      <w:bookmarkEnd w:id="94"/>
+      <w:bookmarkEnd w:id="95"/>
     </w:p>
-    <w:bookmarkEnd w:id="95"/>
+    <w:bookmarkEnd w:id="96"/>
     <w:p>
       <w:pPr>
         <w:pStyle w:val="FirstParagraph"/>
@@ -25053,8 +25172,8 @@
         <w:t xml:space="preserve">.</w:t>
       </w:r>
     </w:p>
-    <w:bookmarkEnd w:id="96"/>
-    <w:bookmarkStart w:id="99" w:name="mean-absolute-error"/>
+    <w:bookmarkEnd w:id="97"/>
+    <w:bookmarkStart w:id="100" w:name="mean-absolute-error"/>
     <w:p>
       <w:pPr>
         <w:pStyle w:val="Heading3"/>
@@ -25063,7 +25182,7 @@
         <w:t xml:space="preserve">3.7 Mean absolute error</w:t>
       </w:r>
     </w:p>
-    <w:bookmarkStart w:id="97" w:name="def-mae"/>
+    <w:bookmarkStart w:id="98" w:name="def-mae"/>
     <w:p>
       <w:pPr>
         <w:pStyle w:val="FirstParagraph"/>
@@ -25248,8 +25367,8 @@
         </m:oMath>
       </m:oMathPara>
     </w:p>
-    <w:bookmarkEnd w:id="97"/>
-    <w:bookmarkStart w:id="98" w:name="exm-mae-gaussian"/>
+    <w:bookmarkEnd w:id="98"/>
+    <w:bookmarkStart w:id="99" w:name="exm-mae-gaussian"/>
     <w:p>
       <w:pPr>
         <w:pStyle w:val="FirstParagraph"/>
@@ -27655,9 +27774,9 @@
         <w:t xml:space="preserve">).</w:t>
       </w:r>
     </w:p>
-    <w:bookmarkEnd w:id="98"/>
     <w:bookmarkEnd w:id="99"/>
-    <w:bookmarkStart w:id="113" w:name="standard-error"/>
+    <w:bookmarkEnd w:id="100"/>
+    <w:bookmarkStart w:id="114" w:name="standard-error"/>
     <w:p>
       <w:pPr>
         <w:pStyle w:val="Heading3"/>
@@ -27666,7 +27785,7 @@
         <w:t xml:space="preserve">3.8 Standard error</w:t>
       </w:r>
     </w:p>
-    <w:bookmarkStart w:id="101" w:name="def-SE"/>
+    <w:bookmarkStart w:id="102" w:name="def-SE"/>
     <w:p>
       <w:pPr>
         <w:pStyle w:val="FirstParagraph"/>
@@ -27724,7 +27843,7 @@
       <w:r>
         <w:t xml:space="preserve"> </w:t>
       </w:r>
-      <w:hyperlink r:id="rId100">
+      <w:hyperlink r:id="rId101">
         <w:r>
           <w:rPr>
             <w:rStyle w:val="Hyperlink"/>
@@ -27852,8 +27971,8 @@
         </m:oMath>
       </m:oMathPara>
     </w:p>
-    <w:bookmarkEnd w:id="101"/>
-    <w:bookmarkStart w:id="102" w:name="exm-SE-sample-mean"/>
+    <w:bookmarkEnd w:id="102"/>
+    <w:bookmarkStart w:id="103" w:name="exm-SE-sample-mean"/>
     <w:p>
       <w:pPr>
         <w:pStyle w:val="FirstParagraph"/>
@@ -27958,110 +28077,134 @@
       <w:r>
         <w:t xml:space="preserve">so</w:t>
       </w:r>
-      <w:r>
-        <w:t xml:space="preserve"> </w:t>
-      </w:r>
-      <m:oMath>
-        <m:r>
-          <m:rPr>
-            <m:sty m:val="p"/>
-          </m:rPr>
-          <m:t>SE</m:t>
-        </m:r>
-        <m:r>
-          <m:t>​</m:t>
-        </m:r>
-        <m:d>
-          <m:dPr>
-            <m:begChr m:val="("/>
-            <m:sepChr m:val=""/>
-            <m:endChr m:val=")"/>
-            <m:grow/>
-          </m:dPr>
-          <m:e>
-            <m:acc>
-              <m:accPr>
-                <m:chr m:val="‾"/>
-              </m:accPr>
-              <m:e>
-                <m:r>
-                  <m:t>X</m:t>
-                </m:r>
-              </m:e>
-            </m:acc>
-          </m:e>
-        </m:d>
-        <m:r>
-          <m:t>​</m:t>
-        </m:r>
-        <m:r>
-          <m:rPr>
-            <m:sty m:val="p"/>
-          </m:rPr>
-          <m:t>=</m:t>
-        </m:r>
-        <m:rad>
-          <m:radPr>
-            <m:degHide m:val="on"/>
-          </m:radPr>
-          <m:deg/>
-          <m:e>
-            <m:sSup>
-              <m:e>
-                <m:r>
-                  <m:t>σ</m:t>
-                </m:r>
-              </m:e>
-              <m:sup>
-                <m:r>
-                  <m:t>2</m:t>
-                </m:r>
-              </m:sup>
-            </m:sSup>
-            <m:r>
-              <m:rPr>
-                <m:sty m:val="p"/>
-              </m:rPr>
-              <m:t>/</m:t>
-            </m:r>
-            <m:r>
-              <m:t>n</m:t>
-            </m:r>
-          </m:e>
-        </m:rad>
-        <m:r>
-          <m:rPr>
-            <m:sty m:val="p"/>
-          </m:rPr>
-          <m:t>=</m:t>
-        </m:r>
-        <m:r>
-          <m:t>σ</m:t>
-        </m:r>
-        <m:r>
-          <m:rPr>
-            <m:sty m:val="p"/>
-          </m:rPr>
-          <m:t>/</m:t>
-        </m:r>
-        <m:rad>
-          <m:radPr>
-            <m:degHide m:val="on"/>
-          </m:radPr>
-          <m:deg/>
-          <m:e>
-            <m:r>
-              <m:t>n</m:t>
-            </m:r>
-          </m:e>
-        </m:rad>
-      </m:oMath>
-      <w:r>
-        <w:t xml:space="preserve">.</w:t>
-      </w:r>
-      <w:r>
-        <w:t xml:space="preserve"> </w:t>
-      </w:r>
+    </w:p>
+    <w:p>
+      <w:pPr>
+        <w:pStyle w:val="BodyText"/>
+      </w:pPr>
+      <m:oMathPara>
+        <m:oMathParaPr>
+          <m:jc m:val="center"/>
+        </m:oMathParaPr>
+        <m:oMath>
+          <m:eqArr>
+            <m:e>
+              <m:r>
+                <m:rPr>
+                  <m:sty m:val="p"/>
+                </m:rPr>
+                <m:t>SE</m:t>
+              </m:r>
+              <m:r>
+                <m:t>​</m:t>
+              </m:r>
+              <m:d>
+                <m:dPr>
+                  <m:begChr m:val="("/>
+                  <m:sepChr m:val=""/>
+                  <m:endChr m:val=")"/>
+                  <m:grow/>
+                </m:dPr>
+                <m:e>
+                  <m:acc>
+                    <m:accPr>
+                      <m:chr m:val="‾"/>
+                    </m:accPr>
+                    <m:e>
+                      <m:r>
+                        <m:t>X</m:t>
+                      </m:r>
+                    </m:e>
+                  </m:acc>
+                </m:e>
+              </m:d>
+              <m:r>
+                <m:t>​</m:t>
+              </m:r>
+              <m:r>
+                <m:t>&amp;</m:t>
+              </m:r>
+              <m:r>
+                <m:rPr>
+                  <m:sty m:val="p"/>
+                </m:rPr>
+                <m:t>=</m:t>
+              </m:r>
+              <m:rad>
+                <m:radPr>
+                  <m:degHide m:val="on"/>
+                </m:radPr>
+                <m:deg/>
+                <m:e>
+                  <m:sSup>
+                    <m:e>
+                      <m:r>
+                        <m:t>σ</m:t>
+                      </m:r>
+                    </m:e>
+                    <m:sup>
+                      <m:r>
+                        <m:t>2</m:t>
+                      </m:r>
+                    </m:sup>
+                  </m:sSup>
+                  <m:r>
+                    <m:rPr>
+                      <m:sty m:val="p"/>
+                    </m:rPr>
+                    <m:t>/</m:t>
+                  </m:r>
+                  <m:r>
+                    <m:t>n</m:t>
+                  </m:r>
+                </m:e>
+              </m:rad>
+            </m:e>
+            <m:e>
+              <m:r>
+                <m:t>&amp;</m:t>
+              </m:r>
+              <m:r>
+                <m:rPr>
+                  <m:sty m:val="p"/>
+                </m:rPr>
+                <m:t>=</m:t>
+              </m:r>
+              <m:r>
+                <m:t>σ</m:t>
+              </m:r>
+              <m:r>
+                <m:rPr>
+                  <m:sty m:val="p"/>
+                </m:rPr>
+                <m:t>/</m:t>
+              </m:r>
+              <m:rad>
+                <m:radPr>
+                  <m:degHide m:val="on"/>
+                </m:radPr>
+                <m:deg/>
+                <m:e>
+                  <m:r>
+                    <m:t>n</m:t>
+                  </m:r>
+                </m:e>
+              </m:rad>
+              <m:r>
+                <m:rPr>
+                  <m:sty m:val="p"/>
+                </m:rPr>
+                <m:t>.</m:t>
+              </m:r>
+            </m:e>
+          </m:eqArr>
+        </m:oMath>
+      </m:oMathPara>
+    </w:p>
+    <w:p>
+      <w:pPr>
+        <w:pStyle w:val="FirstParagraph"/>
+      </w:pPr>
       <w:r>
         <w:t xml:space="preserve">With</w:t>
       </w:r>
@@ -28141,8 +28284,8 @@
         <w:t xml:space="preserve">.</w:t>
       </w:r>
     </w:p>
-    <w:bookmarkEnd w:id="102"/>
-    <w:bookmarkStart w:id="103" w:name="exr-se-error-sd"/>
+    <w:bookmarkEnd w:id="103"/>
+    <w:bookmarkStart w:id="104" w:name="exr-se-error-sd"/>
     <w:p>
       <w:pPr>
         <w:pStyle w:val="BodyText"/>
@@ -28163,7 +28306,7 @@
       <w:r>
         <w:t xml:space="preserve"> </w:t>
       </w:r>
-      <w:hyperlink r:id="rId100">
+      <w:hyperlink r:id="rId101">
         <w:r>
           <w:rPr>
             <w:rStyle w:val="Hyperlink"/>
@@ -28264,8 +28407,8 @@
         <w:t xml:space="preserve">.</w:t>
       </w:r>
     </w:p>
-    <w:bookmarkEnd w:id="103"/>
-    <w:bookmarkStart w:id="104" w:name="sol-se-error-sd"/>
+    <w:bookmarkEnd w:id="104"/>
+    <w:bookmarkStart w:id="105" w:name="sol-se-error-sd"/>
     <w:p>
       <w:pPr>
         <w:pStyle w:val="BodyText"/>
@@ -28474,147 +28617,169 @@
       <w:r>
         <w:t xml:space="preserve">Taking square roots of both sides,</w:t>
       </w:r>
-      <w:r>
-        <w:t xml:space="preserve"> </w:t>
-      </w:r>
-      <m:oMath>
-        <m:r>
-          <m:rPr>
-            <m:sty m:val="p"/>
-          </m:rPr>
-          <m:t>SD</m:t>
-        </m:r>
-        <m:r>
-          <m:t>​</m:t>
-        </m:r>
-        <m:d>
-          <m:dPr>
-            <m:begChr m:val="("/>
-            <m:sepChr m:val=""/>
-            <m:endChr m:val=")"/>
-            <m:grow/>
-          </m:dPr>
-          <m:e>
-            <m:r>
-              <m:t>ε</m:t>
-            </m:r>
-            <m:r>
-              <m:t>​</m:t>
-            </m:r>
-            <m:d>
-              <m:dPr>
-                <m:begChr m:val="("/>
-                <m:sepChr m:val=""/>
-                <m:endChr m:val=")"/>
-                <m:grow/>
-              </m:dPr>
-              <m:e>
-                <m:acc>
-                  <m:accPr>
-                    <m:chr m:val="̂"/>
-                  </m:accPr>
-                  <m:e>
-                    <m:r>
-                      <m:t>θ</m:t>
-                    </m:r>
-                  </m:e>
-                </m:acc>
-              </m:e>
-            </m:d>
-            <m:r>
-              <m:t>​</m:t>
-            </m:r>
-          </m:e>
-        </m:d>
-        <m:r>
-          <m:t>​</m:t>
-        </m:r>
-        <m:r>
-          <m:rPr>
-            <m:sty m:val="p"/>
-          </m:rPr>
-          <m:t>=</m:t>
-        </m:r>
-        <m:r>
-          <m:rPr>
-            <m:sty m:val="p"/>
-          </m:rPr>
-          <m:t>SD</m:t>
-        </m:r>
-        <m:r>
-          <m:t>​</m:t>
-        </m:r>
-        <m:d>
-          <m:dPr>
-            <m:begChr m:val="("/>
-            <m:sepChr m:val=""/>
-            <m:endChr m:val=")"/>
-            <m:grow/>
-          </m:dPr>
-          <m:e>
-            <m:acc>
-              <m:accPr>
-                <m:chr m:val="̂"/>
-              </m:accPr>
-              <m:e>
-                <m:r>
-                  <m:t>θ</m:t>
-                </m:r>
-              </m:e>
-            </m:acc>
-          </m:e>
-        </m:d>
-        <m:r>
-          <m:t>​</m:t>
-        </m:r>
-        <m:r>
-          <m:rPr>
-            <m:sty m:val="p"/>
-          </m:rPr>
-          <m:t>=</m:t>
-        </m:r>
-        <m:r>
-          <m:rPr>
-            <m:sty m:val="p"/>
-          </m:rPr>
-          <m:t>SE</m:t>
-        </m:r>
-        <m:r>
-          <m:t>​</m:t>
-        </m:r>
-        <m:d>
-          <m:dPr>
-            <m:begChr m:val="("/>
-            <m:sepChr m:val=""/>
-            <m:endChr m:val=")"/>
-            <m:grow/>
-          </m:dPr>
-          <m:e>
-            <m:acc>
-              <m:accPr>
-                <m:chr m:val="̂"/>
-              </m:accPr>
-              <m:e>
-                <m:r>
-                  <m:t>θ</m:t>
-                </m:r>
-              </m:e>
-            </m:acc>
-          </m:e>
-        </m:d>
-        <m:r>
-          <m:t>​</m:t>
-        </m:r>
-      </m:oMath>
-      <w:r>
-        <w:t xml:space="preserve">.</w:t>
-      </w:r>
     </w:p>
-    <w:bookmarkEnd w:id="104"/>
-    <w:bookmarkStart w:id="105" w:name="thm-se-error-sd"/>
     <w:p>
       <w:pPr>
         <w:pStyle w:val="BodyText"/>
+      </w:pPr>
+      <m:oMathPara>
+        <m:oMathParaPr>
+          <m:jc m:val="center"/>
+        </m:oMathParaPr>
+        <m:oMath>
+          <m:eqArr>
+            <m:e>
+              <m:r>
+                <m:rPr>
+                  <m:sty m:val="p"/>
+                </m:rPr>
+                <m:t>SD</m:t>
+              </m:r>
+              <m:r>
+                <m:t>​</m:t>
+              </m:r>
+              <m:d>
+                <m:dPr>
+                  <m:begChr m:val="("/>
+                  <m:sepChr m:val=""/>
+                  <m:endChr m:val=")"/>
+                  <m:grow/>
+                </m:dPr>
+                <m:e>
+                  <m:r>
+                    <m:t>ε</m:t>
+                  </m:r>
+                  <m:r>
+                    <m:t>​</m:t>
+                  </m:r>
+                  <m:d>
+                    <m:dPr>
+                      <m:begChr m:val="("/>
+                      <m:sepChr m:val=""/>
+                      <m:endChr m:val=")"/>
+                      <m:grow/>
+                    </m:dPr>
+                    <m:e>
+                      <m:acc>
+                        <m:accPr>
+                          <m:chr m:val="̂"/>
+                        </m:accPr>
+                        <m:e>
+                          <m:r>
+                            <m:t>θ</m:t>
+                          </m:r>
+                        </m:e>
+                      </m:acc>
+                    </m:e>
+                  </m:d>
+                  <m:r>
+                    <m:t>​</m:t>
+                  </m:r>
+                </m:e>
+              </m:d>
+              <m:r>
+                <m:t>​</m:t>
+              </m:r>
+              <m:r>
+                <m:t>&amp;</m:t>
+              </m:r>
+              <m:r>
+                <m:rPr>
+                  <m:sty m:val="p"/>
+                </m:rPr>
+                <m:t>=</m:t>
+              </m:r>
+              <m:r>
+                <m:rPr>
+                  <m:sty m:val="p"/>
+                </m:rPr>
+                <m:t>SD</m:t>
+              </m:r>
+              <m:r>
+                <m:t>​</m:t>
+              </m:r>
+              <m:d>
+                <m:dPr>
+                  <m:begChr m:val="("/>
+                  <m:sepChr m:val=""/>
+                  <m:endChr m:val=")"/>
+                  <m:grow/>
+                </m:dPr>
+                <m:e>
+                  <m:acc>
+                    <m:accPr>
+                      <m:chr m:val="̂"/>
+                    </m:accPr>
+                    <m:e>
+                      <m:r>
+                        <m:t>θ</m:t>
+                      </m:r>
+                    </m:e>
+                  </m:acc>
+                </m:e>
+              </m:d>
+              <m:r>
+                <m:t>​</m:t>
+              </m:r>
+            </m:e>
+            <m:e>
+              <m:r>
+                <m:t>&amp;</m:t>
+              </m:r>
+              <m:r>
+                <m:rPr>
+                  <m:sty m:val="p"/>
+                </m:rPr>
+                <m:t>=</m:t>
+              </m:r>
+              <m:r>
+                <m:rPr>
+                  <m:sty m:val="p"/>
+                </m:rPr>
+                <m:t>SE</m:t>
+              </m:r>
+              <m:r>
+                <m:t>​</m:t>
+              </m:r>
+              <m:d>
+                <m:dPr>
+                  <m:begChr m:val="("/>
+                  <m:sepChr m:val=""/>
+                  <m:endChr m:val=")"/>
+                  <m:grow/>
+                </m:dPr>
+                <m:e>
+                  <m:acc>
+                    <m:accPr>
+                      <m:chr m:val="̂"/>
+                    </m:accPr>
+                    <m:e>
+                      <m:r>
+                        <m:t>θ</m:t>
+                      </m:r>
+                    </m:e>
+                  </m:acc>
+                </m:e>
+              </m:d>
+              <m:r>
+                <m:t>​</m:t>
+              </m:r>
+              <m:r>
+                <m:rPr>
+                  <m:sty m:val="p"/>
+                </m:rPr>
+                <m:t>.</m:t>
+              </m:r>
+            </m:e>
+          </m:eqArr>
+        </m:oMath>
+      </m:oMathPara>
+    </w:p>
+    <w:bookmarkEnd w:id="105"/>
+    <w:bookmarkStart w:id="106" w:name="thm-se-error-sd"/>
+    <w:p>
+      <w:pPr>
+        <w:pStyle w:val="FirstParagraph"/>
       </w:pPr>
       <w:r>
         <w:rPr>
@@ -28725,7 +28890,7 @@
         </m:oMath>
       </m:oMathPara>
     </w:p>
-    <w:bookmarkEnd w:id="105"/>
+    <w:bookmarkEnd w:id="106"/>
     <w:p>
       <w:pPr>
         <w:pStyle w:val="FirstParagraph"/>
@@ -28758,7 +28923,7 @@
         <w:t xml:space="preserve">.</w:t>
       </w:r>
     </w:p>
-    <w:bookmarkStart w:id="106" w:name="rem-standard-error-name"/>
+    <w:bookmarkStart w:id="107" w:name="rem-standard-error-name"/>
     <w:p>
       <w:pPr>
         <w:pStyle w:val="BodyText"/>
@@ -28868,8 +29033,8 @@
         <w:t xml:space="preserve">so they come up often enough to deserve their own name.</w:t>
       </w:r>
     </w:p>
-    <w:bookmarkEnd w:id="106"/>
-    <w:bookmarkStart w:id="107" w:name="exr-var-mse-bias"/>
+    <w:bookmarkEnd w:id="107"/>
+    <w:bookmarkStart w:id="108" w:name="exr-var-mse-bias"/>
     <w:p>
       <w:pPr>
         <w:pStyle w:val="BodyText"/>
@@ -29039,8 +29204,8 @@
         <w:t xml:space="preserve">.</w:t>
       </w:r>
     </w:p>
-    <w:bookmarkEnd w:id="107"/>
-    <w:bookmarkStart w:id="108" w:name="sol-var-mse-bias"/>
+    <w:bookmarkEnd w:id="108"/>
+    <w:bookmarkStart w:id="109" w:name="sol-var-mse-bias"/>
     <w:p>
       <w:pPr>
         <w:pStyle w:val="BodyText"/>
@@ -29967,8 +30132,8 @@
         </m:oMath>
       </m:oMathPara>
     </w:p>
-    <w:bookmarkEnd w:id="108"/>
-    <w:bookmarkStart w:id="109" w:name="cor-var-mse-bias"/>
+    <w:bookmarkEnd w:id="109"/>
+    <w:bookmarkStart w:id="110" w:name="cor-var-mse-bias"/>
     <w:p>
       <w:pPr>
         <w:pStyle w:val="FirstParagraph"/>
@@ -30163,7 +30328,7 @@
         </m:oMath>
       </m:oMathPara>
     </w:p>
-    <w:bookmarkEnd w:id="109"/>
+    <w:bookmarkEnd w:id="110"/>
     <w:p>
       <w:pPr>
         <w:pStyle w:val="FirstParagraph"/>
@@ -30196,7 +30361,7 @@
         <w:t xml:space="preserve">.</w:t>
       </w:r>
     </w:p>
-    <w:bookmarkStart w:id="110" w:name="exr-se-rmse-unbiased"/>
+    <w:bookmarkStart w:id="111" w:name="exr-se-rmse-unbiased"/>
     <w:p>
       <w:pPr>
         <w:pStyle w:val="BodyText"/>
@@ -30304,8 +30469,8 @@
         <w:t xml:space="preserve">.</w:t>
       </w:r>
     </w:p>
-    <w:bookmarkEnd w:id="110"/>
-    <w:bookmarkStart w:id="111" w:name="sol-se-rmse-unbiased"/>
+    <w:bookmarkEnd w:id="111"/>
+    <w:bookmarkStart w:id="112" w:name="sol-se-rmse-unbiased"/>
     <w:p>
       <w:pPr>
         <w:pStyle w:val="BodyText"/>
@@ -30421,136 +30586,158 @@
       <w:r>
         <w:t xml:space="preserve">Taking square roots of both sides,</w:t>
       </w:r>
-      <w:r>
-        <w:t xml:space="preserve"> </w:t>
-      </w:r>
-      <m:oMath>
-        <m:rad>
-          <m:radPr>
-            <m:degHide m:val="on"/>
-          </m:radPr>
-          <m:deg/>
-          <m:e>
-            <m:r>
-              <m:rPr>
-                <m:sty m:val="p"/>
-              </m:rPr>
-              <m:t>MSE</m:t>
-            </m:r>
-            <m:r>
-              <m:t>​</m:t>
-            </m:r>
-            <m:d>
-              <m:dPr>
-                <m:begChr m:val="("/>
-                <m:sepChr m:val=""/>
-                <m:endChr m:val=")"/>
-                <m:grow/>
-              </m:dPr>
-              <m:e>
-                <m:acc>
-                  <m:accPr>
-                    <m:chr m:val="̂"/>
-                  </m:accPr>
-                  <m:e>
-                    <m:r>
-                      <m:t>θ</m:t>
-                    </m:r>
-                  </m:e>
-                </m:acc>
-              </m:e>
-            </m:d>
-            <m:r>
-              <m:t>​</m:t>
-            </m:r>
-          </m:e>
-        </m:rad>
-        <m:r>
-          <m:rPr>
-            <m:sty m:val="p"/>
-          </m:rPr>
-          <m:t>=</m:t>
-        </m:r>
-        <m:r>
-          <m:rPr>
-            <m:sty m:val="p"/>
-          </m:rPr>
-          <m:t>SD</m:t>
-        </m:r>
-        <m:r>
-          <m:t>​</m:t>
-        </m:r>
-        <m:d>
-          <m:dPr>
-            <m:begChr m:val="("/>
-            <m:sepChr m:val=""/>
-            <m:endChr m:val=")"/>
-            <m:grow/>
-          </m:dPr>
-          <m:e>
-            <m:acc>
-              <m:accPr>
-                <m:chr m:val="̂"/>
-              </m:accPr>
-              <m:e>
-                <m:r>
-                  <m:t>θ</m:t>
-                </m:r>
-              </m:e>
-            </m:acc>
-          </m:e>
-        </m:d>
-        <m:r>
-          <m:t>​</m:t>
-        </m:r>
-        <m:r>
-          <m:rPr>
-            <m:sty m:val="p"/>
-          </m:rPr>
-          <m:t>=</m:t>
-        </m:r>
-        <m:r>
-          <m:rPr>
-            <m:sty m:val="p"/>
-          </m:rPr>
-          <m:t>SE</m:t>
-        </m:r>
-        <m:r>
-          <m:t>​</m:t>
-        </m:r>
-        <m:d>
-          <m:dPr>
-            <m:begChr m:val="("/>
-            <m:sepChr m:val=""/>
-            <m:endChr m:val=")"/>
-            <m:grow/>
-          </m:dPr>
-          <m:e>
-            <m:acc>
-              <m:accPr>
-                <m:chr m:val="̂"/>
-              </m:accPr>
-              <m:e>
-                <m:r>
-                  <m:t>θ</m:t>
-                </m:r>
-              </m:e>
-            </m:acc>
-          </m:e>
-        </m:d>
-        <m:r>
-          <m:t>​</m:t>
-        </m:r>
-      </m:oMath>
-      <w:r>
-        <w:t xml:space="preserve">.</w:t>
-      </w:r>
     </w:p>
-    <w:bookmarkEnd w:id="111"/>
-    <w:bookmarkStart w:id="112" w:name="cor-se-rmse-unbiased"/>
     <w:p>
       <w:pPr>
         <w:pStyle w:val="BodyText"/>
+      </w:pPr>
+      <m:oMathPara>
+        <m:oMathParaPr>
+          <m:jc m:val="center"/>
+        </m:oMathParaPr>
+        <m:oMath>
+          <m:eqArr>
+            <m:e>
+              <m:rad>
+                <m:radPr>
+                  <m:degHide m:val="on"/>
+                </m:radPr>
+                <m:deg/>
+                <m:e>
+                  <m:r>
+                    <m:rPr>
+                      <m:sty m:val="p"/>
+                    </m:rPr>
+                    <m:t>MSE</m:t>
+                  </m:r>
+                  <m:r>
+                    <m:t>​</m:t>
+                  </m:r>
+                  <m:d>
+                    <m:dPr>
+                      <m:begChr m:val="("/>
+                      <m:sepChr m:val=""/>
+                      <m:endChr m:val=")"/>
+                      <m:grow/>
+                    </m:dPr>
+                    <m:e>
+                      <m:acc>
+                        <m:accPr>
+                          <m:chr m:val="̂"/>
+                        </m:accPr>
+                        <m:e>
+                          <m:r>
+                            <m:t>θ</m:t>
+                          </m:r>
+                        </m:e>
+                      </m:acc>
+                    </m:e>
+                  </m:d>
+                  <m:r>
+                    <m:t>​</m:t>
+                  </m:r>
+                </m:e>
+              </m:rad>
+              <m:r>
+                <m:t>&amp;</m:t>
+              </m:r>
+              <m:r>
+                <m:rPr>
+                  <m:sty m:val="p"/>
+                </m:rPr>
+                <m:t>=</m:t>
+              </m:r>
+              <m:r>
+                <m:rPr>
+                  <m:sty m:val="p"/>
+                </m:rPr>
+                <m:t>SD</m:t>
+              </m:r>
+              <m:r>
+                <m:t>​</m:t>
+              </m:r>
+              <m:d>
+                <m:dPr>
+                  <m:begChr m:val="("/>
+                  <m:sepChr m:val=""/>
+                  <m:endChr m:val=")"/>
+                  <m:grow/>
+                </m:dPr>
+                <m:e>
+                  <m:acc>
+                    <m:accPr>
+                      <m:chr m:val="̂"/>
+                    </m:accPr>
+                    <m:e>
+                      <m:r>
+                        <m:t>θ</m:t>
+                      </m:r>
+                    </m:e>
+                  </m:acc>
+                </m:e>
+              </m:d>
+              <m:r>
+                <m:t>​</m:t>
+              </m:r>
+            </m:e>
+            <m:e>
+              <m:r>
+                <m:t>&amp;</m:t>
+              </m:r>
+              <m:r>
+                <m:rPr>
+                  <m:sty m:val="p"/>
+                </m:rPr>
+                <m:t>=</m:t>
+              </m:r>
+              <m:r>
+                <m:rPr>
+                  <m:sty m:val="p"/>
+                </m:rPr>
+                <m:t>SE</m:t>
+              </m:r>
+              <m:r>
+                <m:t>​</m:t>
+              </m:r>
+              <m:d>
+                <m:dPr>
+                  <m:begChr m:val="("/>
+                  <m:sepChr m:val=""/>
+                  <m:endChr m:val=")"/>
+                  <m:grow/>
+                </m:dPr>
+                <m:e>
+                  <m:acc>
+                    <m:accPr>
+                      <m:chr m:val="̂"/>
+                    </m:accPr>
+                    <m:e>
+                      <m:r>
+                        <m:t>θ</m:t>
+                      </m:r>
+                    </m:e>
+                  </m:acc>
+                </m:e>
+              </m:d>
+              <m:r>
+                <m:t>​</m:t>
+              </m:r>
+              <m:r>
+                <m:rPr>
+                  <m:sty m:val="p"/>
+                </m:rPr>
+                <m:t>.</m:t>
+              </m:r>
+            </m:e>
+          </m:eqArr>
+        </m:oMath>
+      </m:oMathPara>
+    </w:p>
+    <w:bookmarkEnd w:id="112"/>
+    <w:bookmarkStart w:id="113" w:name="cor-se-rmse-unbiased"/>
+    <w:p>
+      <w:pPr>
+        <w:pStyle w:val="FirstParagraph"/>
       </w:pPr>
       <w:r>
         <w:rPr>
@@ -30705,7 +30892,7 @@
         </m:oMath>
       </m:oMathPara>
     </w:p>
-    <w:bookmarkEnd w:id="112"/>
+    <w:bookmarkEnd w:id="113"/>
     <w:p>
       <w:pPr>
         <w:pStyle w:val="FirstParagraph"/>
@@ -30738,9 +30925,9 @@
         <w:t xml:space="preserve">.</w:t>
       </w:r>
     </w:p>
-    <w:bookmarkEnd w:id="113"/>
     <w:bookmarkEnd w:id="114"/>
-    <w:bookmarkStart w:id="126" w:name="references"/>
+    <w:bookmarkEnd w:id="115"/>
+    <w:bookmarkStart w:id="127" w:name="references"/>
     <w:p>
       <w:pPr>
         <w:pStyle w:val="Heading2"/>
@@ -30749,8 +30936,8 @@
         <w:t xml:space="preserve">References</w:t>
       </w:r>
     </w:p>
-    <w:bookmarkStart w:id="125" w:name="refs"/>
-    <w:bookmarkStart w:id="115" w:name="ref-box_draper_1987"/>
+    <w:bookmarkStart w:id="126" w:name="refs"/>
+    <w:bookmarkStart w:id="116" w:name="ref-box_draper_1987"/>
     <w:p>
       <w:pPr>
         <w:pStyle w:val="Bibliography"/>
@@ -30772,8 +30959,8 @@
         <w:t xml:space="preserve">. Wiley Series in Probability and Mathematical Statistics. Applied Probability and Statistics. Wiley.</w:t>
       </w:r>
     </w:p>
-    <w:bookmarkEnd w:id="115"/>
-    <w:bookmarkStart w:id="117" w:name="ref-dunn2018generalized"/>
+    <w:bookmarkEnd w:id="116"/>
+    <w:bookmarkStart w:id="118" w:name="ref-dunn2018generalized"/>
     <w:p>
       <w:pPr>
         <w:pStyle w:val="Bibliography"/>
@@ -30811,7 +30998,7 @@
       <w:r>
         <w:t xml:space="preserve"> </w:t>
       </w:r>
-      <w:hyperlink r:id="rId116">
+      <w:hyperlink r:id="rId117">
         <w:r>
           <w:rPr>
             <w:rStyle w:val="Hyperlink"/>
@@ -30823,8 +31010,8 @@
         <w:t xml:space="preserve">.</w:t>
       </w:r>
     </w:p>
-    <w:bookmarkEnd w:id="117"/>
-    <w:bookmarkStart w:id="118" w:name="ref-hosmer1989applied"/>
+    <w:bookmarkEnd w:id="118"/>
+    <w:bookmarkStart w:id="119" w:name="ref-hosmer1989applied"/>
     <w:p>
       <w:pPr>
         <w:pStyle w:val="Bibliography"/>
@@ -30846,8 +31033,8 @@
         <w:t xml:space="preserve">. Wiley.</w:t>
       </w:r>
     </w:p>
-    <w:bookmarkEnd w:id="118"/>
-    <w:bookmarkStart w:id="120" w:name="ref-lawrance2020estimand"/>
+    <w:bookmarkEnd w:id="119"/>
+    <w:bookmarkStart w:id="121" w:name="ref-lawrance2020estimand"/>
     <w:p>
       <w:pPr>
         <w:pStyle w:val="Bibliography"/>
@@ -30880,7 +31067,7 @@
       <w:r>
         <w:t xml:space="preserve"> </w:t>
       </w:r>
-      <w:hyperlink r:id="rId119">
+      <w:hyperlink r:id="rId120">
         <w:r>
           <w:rPr>
             <w:rStyle w:val="Hyperlink"/>
@@ -30892,8 +31079,8 @@
         <w:t xml:space="preserve">.</w:t>
       </w:r>
     </w:p>
-    <w:bookmarkEnd w:id="120"/>
-    <w:bookmarkStart w:id="122" w:name="ref-pohl2021estimands"/>
+    <w:bookmarkEnd w:id="121"/>
+    <w:bookmarkStart w:id="123" w:name="ref-pohl2021estimands"/>
     <w:p>
       <w:pPr>
         <w:pStyle w:val="Bibliography"/>
@@ -30953,7 +31140,7 @@
       <w:r>
         <w:t xml:space="preserve"> </w:t>
       </w:r>
-      <w:hyperlink r:id="rId121">
+      <w:hyperlink r:id="rId122">
         <w:r>
           <w:rPr>
             <w:rStyle w:val="Hyperlink"/>
@@ -30965,8 +31152,8 @@
         <w:t xml:space="preserve">.</w:t>
       </w:r>
     </w:p>
-    <w:bookmarkEnd w:id="122"/>
-    <w:bookmarkStart w:id="124" w:name="ref-van2018flexible"/>
+    <w:bookmarkEnd w:id="123"/>
+    <w:bookmarkStart w:id="125" w:name="ref-van2018flexible"/>
     <w:p>
       <w:pPr>
         <w:pStyle w:val="Bibliography"/>
@@ -30990,7 +31177,7 @@
       <w:r>
         <w:t xml:space="preserve"> </w:t>
       </w:r>
-      <w:hyperlink r:id="rId123">
+      <w:hyperlink r:id="rId124">
         <w:r>
           <w:rPr>
             <w:rStyle w:val="Hyperlink"/>
@@ -31002,9 +31189,9 @@
         <w:t xml:space="preserve">.</w:t>
       </w:r>
     </w:p>
-    <w:bookmarkEnd w:id="124"/>
     <w:bookmarkEnd w:id="125"/>
     <w:bookmarkEnd w:id="126"/>
+    <w:bookmarkEnd w:id="127"/>
     <w:sectPr>
       <w:footnotePr>
         <w:numRestart w:val="eachSect"/>
